--- a/考公/申论/归纳概括_系统性学习.docx
+++ b/考公/申论/归纳概括_系统性学习.docx
@@ -31,7 +31,25 @@
           <w:sz w:val="24"/>
           <w:szCs w:val="28"/>
         </w:rPr>
-        <w:t>第一次考试看过的案例太少，概括面太窄，且没动手写过。导致遇到题目不知道怎么回答。</w:t>
+        <w:t>第一次考试看过的案例太少，</w:t>
+      </w:r>
+      <w:proofErr w:type="gramStart"/>
+      <w:r>
+        <w:rPr>
+          <w:rFonts w:hint="eastAsia"/>
+          <w:sz w:val="24"/>
+          <w:szCs w:val="28"/>
+        </w:rPr>
+        <w:t>概括面</w:t>
+      </w:r>
+      <w:proofErr w:type="gramEnd"/>
+      <w:r>
+        <w:rPr>
+          <w:rFonts w:hint="eastAsia"/>
+          <w:sz w:val="24"/>
+          <w:szCs w:val="28"/>
+        </w:rPr>
+        <w:t>太窄，且没动手写过。导致遇到题目不知道怎么回答。</w:t>
       </w:r>
     </w:p>
     <w:p>
@@ -39,13 +57,23 @@
         <w:spacing w:line="360" w:lineRule="exact"/>
         <w:ind w:left="578" w:firstLine="419"/>
       </w:pPr>
+      <w:proofErr w:type="gramStart"/>
       <w:r>
         <w:rPr>
           <w:rFonts w:hint="eastAsia"/>
           <w:sz w:val="24"/>
           <w:szCs w:val="28"/>
         </w:rPr>
-        <w:t>申论所有题型共六大类，每大类又可细分为几小类，如下图所示</w:t>
+        <w:t>申论所有</w:t>
+      </w:r>
+      <w:proofErr w:type="gramEnd"/>
+      <w:r>
+        <w:rPr>
+          <w:rFonts w:hint="eastAsia"/>
+          <w:sz w:val="24"/>
+          <w:szCs w:val="28"/>
+        </w:rPr>
+        <w:t>题型共六大类，每大类又可细分为几小类，如下图所示</w:t>
       </w:r>
     </w:p>
     <w:p>
@@ -71,7 +99,7 @@
                     </pic:cNvPicPr>
                   </pic:nvPicPr>
                   <pic:blipFill>
-                    <a:blip r:embed="rId5"/>
+                    <a:blip r:embed="rId7"/>
                     <a:srcRect t="6093"/>
                     <a:stretch>
                       <a:fillRect/>
@@ -120,7 +148,7 @@
                     </pic:cNvPicPr>
                   </pic:nvPicPr>
                   <pic:blipFill>
-                    <a:blip r:embed="rId6"/>
+                    <a:blip r:embed="rId8"/>
                     <a:stretch>
                       <a:fillRect/>
                     </a:stretch>
@@ -168,6 +196,7 @@
           <w:szCs w:val="36"/>
         </w:rPr>
       </w:pPr>
+      <w:proofErr w:type="gramStart"/>
       <w:r>
         <w:rPr>
           <w:rFonts w:hint="eastAsia"/>
@@ -176,7 +205,18 @@
           <w:sz w:val="32"/>
           <w:szCs w:val="36"/>
         </w:rPr>
-        <w:t>申论做题原则</w:t>
+        <w:t>申论做题</w:t>
+      </w:r>
+      <w:proofErr w:type="gramEnd"/>
+      <w:r>
+        <w:rPr>
+          <w:rFonts w:hint="eastAsia"/>
+          <w:b/>
+          <w:bCs/>
+          <w:sz w:val="32"/>
+          <w:szCs w:val="36"/>
+        </w:rPr>
+        <w:t>原则</w:t>
       </w:r>
     </w:p>
     <w:p>
@@ -194,6 +234,7 @@
           <w:szCs w:val="28"/>
         </w:rPr>
       </w:pPr>
+      <w:proofErr w:type="gramStart"/>
       <w:r>
         <w:rPr>
           <w:rFonts w:hint="eastAsia"/>
@@ -202,7 +243,18 @@
           <w:sz w:val="24"/>
           <w:szCs w:val="28"/>
         </w:rPr>
-        <w:t>申论是客观题！！</w:t>
+        <w:t>申论是</w:t>
+      </w:r>
+      <w:proofErr w:type="gramEnd"/>
+      <w:r>
+        <w:rPr>
+          <w:rFonts w:hint="eastAsia"/>
+          <w:b/>
+          <w:bCs/>
+          <w:sz w:val="24"/>
+          <w:szCs w:val="28"/>
+        </w:rPr>
+        <w:t>客观题！！</w:t>
       </w:r>
     </w:p>
     <w:p>
@@ -214,31 +266,73 @@
         <w:rPr>
           <w:rFonts w:hint="eastAsia"/>
         </w:rPr>
-        <w:t>前四题百分百的客观题（归纳部分需要自己去措辞，但正确答案是客观唯一存在的，不存在两个含义不同的正确答案，顶多是含义相同表述不同。），大作文顶多是在小想法上有点主观，其论点，立意是客观的（并非是可以多选的，这个单选具体的意思是什么，题目必须完全一致</w:t>
-      </w:r>
+        <w:t>前四题百分百的客观题（归纳部分需要自己去措辞，但正确答案是客观唯一存在的，不存在两个含义不同的正确答案，顶多是含义相同表述不同。），大作文顶多是在小想法上有点主观，其论点，立意是客观的（并非是可以多选的，这个单</w:t>
+      </w:r>
+      <w:proofErr w:type="gramStart"/>
       <w:r>
         <w:rPr>
           <w:rFonts w:hint="eastAsia"/>
         </w:rPr>
+        <w:t>选具体</w:t>
+      </w:r>
+      <w:proofErr w:type="gramEnd"/>
+      <w:r>
+        <w:rPr>
+          <w:rFonts w:hint="eastAsia"/>
+        </w:rPr>
+        <w:t>的意思是什么，题目必须完全一致</w:t>
+      </w:r>
+      <w:r>
+        <w:rPr>
+          <w:rFonts w:hint="eastAsia"/>
+        </w:rPr>
         <w:t>?</w:t>
       </w:r>
       <w:r>
         <w:rPr>
           <w:rFonts w:hint="eastAsia"/>
         </w:rPr>
-        <w:t>还是说方向一致，可以略微偏一点点）（</w:t>
-      </w:r>
+        <w:t>还是</w:t>
+      </w:r>
+      <w:proofErr w:type="gramStart"/>
       <w:r>
         <w:rPr>
           <w:rFonts w:hint="eastAsia"/>
         </w:rPr>
+        <w:t>说方向</w:t>
+      </w:r>
+      <w:proofErr w:type="gramEnd"/>
+      <w:r>
+        <w:rPr>
+          <w:rFonts w:hint="eastAsia"/>
+        </w:rPr>
+        <w:t>一致，可以略微偏一点点）（</w:t>
+      </w:r>
+      <w:r>
+        <w:rPr>
+          <w:rFonts w:hint="eastAsia"/>
+        </w:rPr>
         <w:t>25</w:t>
       </w:r>
       <w:r>
         <w:rPr>
           <w:rFonts w:hint="eastAsia"/>
         </w:rPr>
-        <w:t>年江西县乡大作文的论点、立意是守正创新？从哪得出的？我不明白。难道就没有其他立意了么，如历久弥新</w:t>
+        <w:t>年江西县乡大作文的论点、立意是守正创新？从哪得出的？我不明白。难道就没有其他</w:t>
+      </w:r>
+      <w:proofErr w:type="gramStart"/>
+      <w:r>
+        <w:rPr>
+          <w:rFonts w:hint="eastAsia"/>
+        </w:rPr>
+        <w:t>立意了</w:t>
+      </w:r>
+      <w:proofErr w:type="gramEnd"/>
+      <w:r>
+        <w:rPr>
+          <w:rFonts w:hint="eastAsia"/>
+        </w:rPr>
+        <w:t>么，如历久弥新</w:t>
       </w:r>
       <w:r>
         <w:rPr>
@@ -292,7 +386,21 @@
         <w:rPr>
           <w:rFonts w:hint="eastAsia"/>
         </w:rPr>
-        <w:t>如这题说了是根据材料一写概括归纳，那材料一和概括归纳就是原则。</w:t>
+        <w:t>如这题说了是根据材料一写概括归纳，那材料</w:t>
+      </w:r>
+      <w:proofErr w:type="gramStart"/>
+      <w:r>
+        <w:rPr>
+          <w:rFonts w:hint="eastAsia"/>
+        </w:rPr>
+        <w:t>一</w:t>
+      </w:r>
+      <w:proofErr w:type="gramEnd"/>
+      <w:r>
+        <w:rPr>
+          <w:rFonts w:hint="eastAsia"/>
+        </w:rPr>
+        <w:t>和概括归纳就是原则。</w:t>
       </w:r>
     </w:p>
     <w:p>
@@ -435,7 +543,21 @@
         <w:rPr>
           <w:rFonts w:hint="eastAsia"/>
         </w:rPr>
-        <w:t>严格按照原则写，发现没有符合的材料，那肯定不行，那此时就可以灵活点，放宽原则，允许轻微过度引申。</w:t>
+        <w:t>严格按照原则写，发现没有符合的材料，那肯定不行，</w:t>
+      </w:r>
+      <w:proofErr w:type="gramStart"/>
+      <w:r>
+        <w:rPr>
+          <w:rFonts w:hint="eastAsia"/>
+        </w:rPr>
+        <w:t>那此时</w:t>
+      </w:r>
+      <w:proofErr w:type="gramEnd"/>
+      <w:r>
+        <w:rPr>
+          <w:rFonts w:hint="eastAsia"/>
+        </w:rPr>
+        <w:t>就可以灵活点，放宽原则，允许轻微过度引申。</w:t>
       </w:r>
     </w:p>
     <w:p>
@@ -446,7 +568,21 @@
         <w:rPr>
           <w:rFonts w:hint="eastAsia"/>
         </w:rPr>
-        <w:t>今后写题，同一道题可以试试多种写法，字多的写法和字少的写法</w:t>
+        <w:t>今后写题，同一道</w:t>
+      </w:r>
+      <w:proofErr w:type="gramStart"/>
+      <w:r>
+        <w:rPr>
+          <w:rFonts w:hint="eastAsia"/>
+        </w:rPr>
+        <w:t>题可以</w:t>
+      </w:r>
+      <w:proofErr w:type="gramEnd"/>
+      <w:r>
+        <w:rPr>
+          <w:rFonts w:hint="eastAsia"/>
+        </w:rPr>
+        <w:t>试试多种写法，字多的写法和字少的写法</w:t>
       </w:r>
     </w:p>
     <w:p>
@@ -514,6 +650,7 @@
           <w:szCs w:val="28"/>
         </w:rPr>
       </w:pPr>
+      <w:proofErr w:type="gramStart"/>
       <w:r>
         <w:rPr>
           <w:rFonts w:hint="eastAsia"/>
@@ -522,7 +659,18 @@
           <w:sz w:val="24"/>
           <w:szCs w:val="28"/>
         </w:rPr>
-        <w:t>申论需要储备，但不是关键</w:t>
+        <w:t>申论需要</w:t>
+      </w:r>
+      <w:proofErr w:type="gramEnd"/>
+      <w:r>
+        <w:rPr>
+          <w:rFonts w:hint="eastAsia"/>
+          <w:b/>
+          <w:bCs/>
+          <w:sz w:val="24"/>
+          <w:szCs w:val="28"/>
+        </w:rPr>
+        <w:t>储备，但不是关键</w:t>
       </w:r>
     </w:p>
     <w:p>
@@ -566,7 +714,21 @@
         <w:rPr>
           <w:rFonts w:hint="eastAsia"/>
         </w:rPr>
-        <w:t>注：学好申论最关键在于动手写！！！，光看是不行的</w:t>
+        <w:t>注：学好申论</w:t>
+      </w:r>
+      <w:proofErr w:type="gramStart"/>
+      <w:r>
+        <w:rPr>
+          <w:rFonts w:hint="eastAsia"/>
+        </w:rPr>
+        <w:t>最</w:t>
+      </w:r>
+      <w:proofErr w:type="gramEnd"/>
+      <w:r>
+        <w:rPr>
+          <w:rFonts w:hint="eastAsia"/>
+        </w:rPr>
+        <w:t>关键在于动手写！！！，光看是不行的</w:t>
       </w:r>
     </w:p>
     <w:p>
@@ -647,7 +809,7 @@
                     </pic:cNvPicPr>
                   </pic:nvPicPr>
                   <pic:blipFill>
-                    <a:blip r:embed="rId7"/>
+                    <a:blip r:embed="rId9"/>
                     <a:stretch>
                       <a:fillRect/>
                     </a:stretch>
@@ -720,11 +882,19 @@
         <w:spacing w:afterLines="50" w:after="156"/>
         <w:ind w:firstLineChars="300" w:firstLine="630"/>
       </w:pPr>
+      <w:proofErr w:type="gramStart"/>
       <w:r>
         <w:rPr>
           <w:rFonts w:hint="eastAsia"/>
         </w:rPr>
-        <w:t>大概按分值的比例来大概分配，反正别墨迹，尽量快一点。大作文比较重要，多留点时间（写不完，写的不好就麻烦了）</w:t>
+        <w:t>大概按</w:t>
+      </w:r>
+      <w:proofErr w:type="gramEnd"/>
+      <w:r>
+        <w:rPr>
+          <w:rFonts w:hint="eastAsia"/>
+        </w:rPr>
+        <w:t>分值的比例来大概分配，反正别墨迹，尽量快一点。大作文比较重要，多留点时间（写不完，写的不好就麻烦了）</w:t>
       </w:r>
     </w:p>
     <w:p>
@@ -793,14 +963,68 @@
         <w:rPr>
           <w:rFonts w:hint="eastAsia"/>
         </w:rPr>
-        <w:t>归纳概括一般新的观点不另起一行，连着写，带上序号即可。除非另启一行大大增加答案层次，且不占用过多空格。总之优先不分行，灵活处理。</w:t>
+        <w:t>归纳概括一般新的观点不另起一行，连着写，带上序号即可。除非</w:t>
+      </w:r>
+      <w:proofErr w:type="gramStart"/>
+      <w:r>
+        <w:rPr>
+          <w:rFonts w:hint="eastAsia"/>
+        </w:rPr>
+        <w:t>另启一行</w:t>
+      </w:r>
+      <w:proofErr w:type="gramEnd"/>
+      <w:r>
+        <w:rPr>
+          <w:rFonts w:hint="eastAsia"/>
+        </w:rPr>
+        <w:t>大大增加答案层次，且不占用过多空格。总之优先</w:t>
+      </w:r>
+      <w:proofErr w:type="gramStart"/>
+      <w:r>
+        <w:rPr>
+          <w:rFonts w:hint="eastAsia"/>
+        </w:rPr>
+        <w:t>不</w:t>
+      </w:r>
+      <w:proofErr w:type="gramEnd"/>
+      <w:r>
+        <w:rPr>
+          <w:rFonts w:hint="eastAsia"/>
+        </w:rPr>
+        <w:t>分行，灵活处理。</w:t>
       </w:r>
     </w:p>
     <w:p>
       <w:pPr>
         <w:spacing w:afterLines="50" w:after="156"/>
         <w:ind w:firstLineChars="300" w:firstLine="630"/>
-      </w:pPr>
+        <w:rPr>
+          <w:color w:val="FF0000"/>
+        </w:rPr>
+      </w:pPr>
+      <w:r>
+        <w:rPr>
+          <w:rFonts w:hint="eastAsia"/>
+          <w:color w:val="FF0000"/>
+        </w:rPr>
+        <w:t>做好归纳概括的首要是正确</w:t>
+      </w:r>
+      <w:proofErr w:type="gramStart"/>
+      <w:r>
+        <w:rPr>
+          <w:rFonts w:hint="eastAsia"/>
+          <w:color w:val="FF0000"/>
+        </w:rPr>
+        <w:t>精确理解</w:t>
+      </w:r>
+      <w:proofErr w:type="gramEnd"/>
+      <w:r>
+        <w:rPr>
+          <w:rFonts w:hint="eastAsia"/>
+          <w:color w:val="FF0000"/>
+        </w:rPr>
+        <w:t>题干的意思</w:t>
+      </w:r>
     </w:p>
     <w:p>
       <w:pPr>
@@ -810,11 +1034,19 @@
         </w:numPr>
         <w:ind w:leftChars="100" w:left="210"/>
       </w:pPr>
+      <w:proofErr w:type="gramStart"/>
       <w:r>
         <w:rPr>
           <w:rFonts w:hint="eastAsia"/>
         </w:rPr>
-        <w:t>写申论的重点技巧</w:t>
+        <w:t>写申论</w:t>
+      </w:r>
+      <w:proofErr w:type="gramEnd"/>
+      <w:r>
+        <w:rPr>
+          <w:rFonts w:hint="eastAsia"/>
+        </w:rPr>
+        <w:t>的重点技巧</w:t>
       </w:r>
     </w:p>
     <w:p>
@@ -865,7 +1097,7 @@
                     </pic:cNvPicPr>
                   </pic:nvPicPr>
                   <pic:blipFill>
-                    <a:blip r:embed="rId8"/>
+                    <a:blip r:embed="rId10"/>
                     <a:stretch>
                       <a:fillRect/>
                     </a:stretch>
@@ -917,7 +1149,7 @@
                     </pic:cNvPicPr>
                   </pic:nvPicPr>
                   <pic:blipFill>
-                    <a:blip r:embed="rId9"/>
+                    <a:blip r:embed="rId11"/>
                     <a:stretch>
                       <a:fillRect/>
                     </a:stretch>
@@ -950,7 +1182,21 @@
         <w:rPr>
           <w:rFonts w:hint="eastAsia"/>
         </w:rPr>
-        <w:t>第一篇作答要求很常规，每个问题对应一则材料，一一对应。</w:t>
+        <w:t>第一篇作答要求</w:t>
+      </w:r>
+      <w:proofErr w:type="gramStart"/>
+      <w:r>
+        <w:rPr>
+          <w:rFonts w:hint="eastAsia"/>
+        </w:rPr>
+        <w:t>很</w:t>
+      </w:r>
+      <w:proofErr w:type="gramEnd"/>
+      <w:r>
+        <w:rPr>
+          <w:rFonts w:hint="eastAsia"/>
+        </w:rPr>
+        <w:t>常规，每个问题对应一则材料，一一对应。</w:t>
       </w:r>
     </w:p>
     <w:p>
@@ -961,7 +1207,49 @@
         <w:rPr>
           <w:rFonts w:hint="eastAsia"/>
         </w:rPr>
-        <w:t>第二篇需注意，第五题明确提到资料一，那无疑问，材料一需要参考。</w:t>
+        <w:t>第二篇需注意，第五</w:t>
+      </w:r>
+      <w:proofErr w:type="gramStart"/>
+      <w:r>
+        <w:rPr>
+          <w:rFonts w:hint="eastAsia"/>
+        </w:rPr>
+        <w:t>题明确</w:t>
+      </w:r>
+      <w:proofErr w:type="gramEnd"/>
+      <w:r>
+        <w:rPr>
+          <w:rFonts w:hint="eastAsia"/>
+        </w:rPr>
+        <w:t>提到资料</w:t>
+      </w:r>
+      <w:proofErr w:type="gramStart"/>
+      <w:r>
+        <w:rPr>
+          <w:rFonts w:hint="eastAsia"/>
+        </w:rPr>
+        <w:t>一</w:t>
+      </w:r>
+      <w:proofErr w:type="gramEnd"/>
+      <w:r>
+        <w:rPr>
+          <w:rFonts w:hint="eastAsia"/>
+        </w:rPr>
+        <w:t>，那无疑问，材料</w:t>
+      </w:r>
+      <w:proofErr w:type="gramStart"/>
+      <w:r>
+        <w:rPr>
+          <w:rFonts w:hint="eastAsia"/>
+        </w:rPr>
+        <w:t>一</w:t>
+      </w:r>
+      <w:proofErr w:type="gramEnd"/>
+      <w:r>
+        <w:rPr>
+          <w:rFonts w:hint="eastAsia"/>
+        </w:rPr>
+        <w:t>需要参考。</w:t>
       </w:r>
     </w:p>
     <w:p>
@@ -972,7 +1260,21 @@
         <w:rPr>
           <w:rFonts w:hint="eastAsia"/>
         </w:rPr>
-        <w:t>但材料一中只是引出“物无妄然，必由其理”，材料一中会提到这句话对提升治理效能的启示吗？或许会，或许不全，或许很模糊。此时，如我们只根据材料一来作答，那岂不是变成主观题了？要知道前文明确，即使是大作文，也绝大多数是客观题！！所以该思路不太对</w:t>
+        <w:t>但材料一中只是引出“物无</w:t>
+      </w:r>
+      <w:proofErr w:type="gramStart"/>
+      <w:r>
+        <w:rPr>
+          <w:rFonts w:hint="eastAsia"/>
+        </w:rPr>
+        <w:t>妄</w:t>
+      </w:r>
+      <w:proofErr w:type="gramEnd"/>
+      <w:r>
+        <w:rPr>
+          <w:rFonts w:hint="eastAsia"/>
+        </w:rPr>
+        <w:t>然，必由其理”，材料一中会提到这句话对提升治理效能的启示吗？或许会，或许不全，或许很模糊。此时，如我们只根据材料一来作答，那岂不是变成主观题了？要知道前文明确，即使是大作文，也绝大多数是客观题！！所以该思路不太对</w:t>
       </w:r>
     </w:p>
     <w:p>
@@ -994,7 +1296,21 @@
         <w:rPr>
           <w:rFonts w:hint="eastAsia"/>
         </w:rPr>
-        <w:t>当然了，材料二四会不会包含一些需要的内容（这也是申论客观题的考察点应该，读者客观的将材料中相关的内容都用上用好），这个光从题目无法看出，需要具体深入材料</w:t>
+        <w:t>当然了，材料二四会不会包含一些需要的内容（这</w:t>
+      </w:r>
+      <w:proofErr w:type="gramStart"/>
+      <w:r>
+        <w:rPr>
+          <w:rFonts w:hint="eastAsia"/>
+        </w:rPr>
+        <w:t>也是申论客观题</w:t>
+      </w:r>
+      <w:proofErr w:type="gramEnd"/>
+      <w:r>
+        <w:rPr>
+          <w:rFonts w:hint="eastAsia"/>
+        </w:rPr>
+        <w:t>的考察点应该，读者客观的将材料中相关的内容都用上用好），这个光从题目无法看出，需要具体深入材料</w:t>
       </w:r>
     </w:p>
     <w:p>
@@ -1155,24 +1471,46 @@
         <w:rPr>
           <w:rFonts w:hint="eastAsia"/>
         </w:rPr>
-        <w:t>可判断题目难度，分值少的一般简单（不要过度思考，不会考的太深入）。如占分较多，则多想想。如第二篇作答要求的第一题只有十分，十分之一的分值，按理应分配</w:t>
-      </w:r>
+        <w:t>可判断题目难度，</w:t>
+      </w:r>
+      <w:proofErr w:type="gramStart"/>
       <w:r>
         <w:rPr>
           <w:rFonts w:hint="eastAsia"/>
         </w:rPr>
+        <w:t>分值少</w:t>
+      </w:r>
+      <w:proofErr w:type="gramEnd"/>
+      <w:r>
+        <w:rPr>
+          <w:rFonts w:hint="eastAsia"/>
+        </w:rPr>
+        <w:t>的一般简单（不要过度思考，不会考的太深入）。如占分较多，则多想想。如第二篇作答要求的第一题只有十分，十分之一的分值，按理应分配</w:t>
+      </w:r>
+      <w:r>
+        <w:rPr>
+          <w:rFonts w:hint="eastAsia"/>
+        </w:rPr>
         <w:t>18</w:t>
       </w:r>
       <w:r>
         <w:rPr>
           <w:rFonts w:hint="eastAsia"/>
         </w:rPr>
-        <w:t>分钟，但小马哥建议</w:t>
-      </w:r>
+        <w:t>分钟，但小马</w:t>
+      </w:r>
+      <w:proofErr w:type="gramStart"/>
       <w:r>
         <w:rPr>
           <w:rFonts w:hint="eastAsia"/>
         </w:rPr>
+        <w:t>哥建议</w:t>
+      </w:r>
+      <w:proofErr w:type="gramEnd"/>
+      <w:r>
+        <w:rPr>
+          <w:rFonts w:hint="eastAsia"/>
+        </w:rPr>
         <w:t>5</w:t>
       </w:r>
       <w:r>
@@ -1198,7 +1536,21 @@
           <w:rFonts w:hint="eastAsia"/>
         </w:rPr>
         <w:lastRenderedPageBreak/>
-        <w:t>只听说申论不缺时间。且被旁边人影响，他们也做的很慢）</w:t>
+        <w:t>只</w:t>
+      </w:r>
+      <w:proofErr w:type="gramStart"/>
+      <w:r>
+        <w:rPr>
+          <w:rFonts w:hint="eastAsia"/>
+        </w:rPr>
+        <w:t>听说申论不缺</w:t>
+      </w:r>
+      <w:proofErr w:type="gramEnd"/>
+      <w:r>
+        <w:rPr>
+          <w:rFonts w:hint="eastAsia"/>
+        </w:rPr>
+        <w:t>时间。且被旁边人影响，他们也做的很慢）</w:t>
       </w:r>
     </w:p>
     <w:p>
@@ -1346,6 +1698,7 @@
           <w:szCs w:val="32"/>
         </w:rPr>
       </w:pPr>
+      <w:proofErr w:type="spellStart"/>
       <w:r>
         <w:rPr>
           <w:rFonts w:hint="eastAsia"/>
@@ -1356,6 +1709,7 @@
         </w:rPr>
         <w:t>Xxx</w:t>
       </w:r>
+      <w:proofErr w:type="spellEnd"/>
     </w:p>
     <w:p/>
     <w:p>
@@ -2255,8 +2609,9 @@
           <w:sz w:val="24"/>
           <w:szCs w:val="28"/>
         </w:rPr>
-        <w:t>（是否层级越高，关联性就越高？）应该不是，层级应该高到能很好的回答作答内容，且各个总之间高度协调，高度一致，给人一看就很有条理，看了一眼就大概能把所有总的部分记下来。例如案例四，总</w:t>
-      </w:r>
+        <w:t>（是否</w:t>
+      </w:r>
+      <w:proofErr w:type="gramStart"/>
       <w:r>
         <w:rPr>
           <w:rFonts w:hint="eastAsia"/>
@@ -2265,8 +2620,9 @@
           <w:sz w:val="24"/>
           <w:szCs w:val="28"/>
         </w:rPr>
-        <w:t xml:space="preserve"> </w:t>
-      </w:r>
+        <w:t>层级越</w:t>
+      </w:r>
+      <w:proofErr w:type="gramEnd"/>
       <w:r>
         <w:rPr>
           <w:rFonts w:hint="eastAsia"/>
@@ -2275,8 +2631,9 @@
           <w:sz w:val="24"/>
           <w:szCs w:val="28"/>
         </w:rPr>
-        <w:t>是</w:t>
-      </w:r>
+        <w:t>高，关联性就越高？）应该不是，层级应该高到能很好的回答作答内容，</w:t>
+      </w:r>
+      <w:proofErr w:type="gramStart"/>
       <w:r>
         <w:rPr>
           <w:rFonts w:hint="eastAsia"/>
@@ -2285,8 +2642,9 @@
           <w:sz w:val="24"/>
           <w:szCs w:val="28"/>
         </w:rPr>
-        <w:t xml:space="preserve"> </w:t>
-      </w:r>
+        <w:t>且各个</w:t>
+      </w:r>
+      <w:proofErr w:type="gramEnd"/>
       <w:r>
         <w:rPr>
           <w:rFonts w:hint="eastAsia"/>
@@ -2295,7 +2653,7 @@
           <w:sz w:val="24"/>
           <w:szCs w:val="28"/>
         </w:rPr>
-        <w:t>获得领导认可；获得同事认可；获得村民认可。这几个总高度一致，看一眼就能把所有总都记住下来。</w:t>
+        <w:t>总之间高度协调，高度一致，给人一看就很有条理，看了一眼就大概能把所有总的部分记下来。例如案例四，总</w:t>
       </w:r>
       <w:r>
         <w:rPr>
@@ -2315,7 +2673,7 @@
           <w:sz w:val="24"/>
           <w:szCs w:val="28"/>
         </w:rPr>
-        <w:t>相对而言，</w:t>
+        <w:t>是</w:t>
       </w:r>
       <w:r>
         <w:rPr>
@@ -2335,7 +2693,7 @@
           <w:sz w:val="24"/>
           <w:szCs w:val="28"/>
         </w:rPr>
-        <w:t>积极工作，努力学习。说话通俗，开展培训。</w:t>
+        <w:t>获得领导认可；获得同事认可；获得村民认可。这几个总高度一致，看一眼就能把所有总都记住下来。</w:t>
       </w:r>
       <w:r>
         <w:rPr>
@@ -2355,6 +2713,46 @@
           <w:sz w:val="24"/>
           <w:szCs w:val="28"/>
         </w:rPr>
+        <w:t>相对而言，</w:t>
+      </w:r>
+      <w:r>
+        <w:rPr>
+          <w:rFonts w:hint="eastAsia"/>
+          <w:b/>
+          <w:bCs/>
+          <w:sz w:val="24"/>
+          <w:szCs w:val="28"/>
+        </w:rPr>
+        <w:t xml:space="preserve"> </w:t>
+      </w:r>
+      <w:r>
+        <w:rPr>
+          <w:rFonts w:hint="eastAsia"/>
+          <w:b/>
+          <w:bCs/>
+          <w:sz w:val="24"/>
+          <w:szCs w:val="28"/>
+        </w:rPr>
+        <w:t>积极工作，努力学习。说话通俗，开展培训。</w:t>
+      </w:r>
+      <w:r>
+        <w:rPr>
+          <w:rFonts w:hint="eastAsia"/>
+          <w:b/>
+          <w:bCs/>
+          <w:sz w:val="24"/>
+          <w:szCs w:val="28"/>
+        </w:rPr>
+        <w:t xml:space="preserve"> </w:t>
+      </w:r>
+      <w:r>
+        <w:rPr>
+          <w:rFonts w:hint="eastAsia"/>
+          <w:b/>
+          <w:bCs/>
+          <w:sz w:val="24"/>
+          <w:szCs w:val="28"/>
+        </w:rPr>
         <w:t>虽然字数一致，看起来很规整，但是看一遍下来，并不能记住这十六个字。因为每个要点之间除了字数相同，就没啥共同点了，不利于记忆。</w:t>
       </w:r>
     </w:p>
@@ -2539,8 +2937,9 @@
           <w:sz w:val="24"/>
           <w:szCs w:val="28"/>
         </w:rPr>
-        <w:t>天然关联性更强，因为层级下降的更少。（一般来说，是先讲努力学习，然后带上例子——学习当地气候最合适。但如果字数限制，只能二选一的话，那选前面的更好一点点。因为学习气候是努力学习中的一部分，努力学习给领导的意思中，就不只是局限于学习气候了，因此说努力学习</w:t>
-      </w:r>
+        <w:t>天然关联性更强，因为层级下降的更少。（一般来说，是先讲努力学习，然后带上例子——学习当地气候最合适。但如果字数限制，只能二选</w:t>
+      </w:r>
+      <w:proofErr w:type="gramStart"/>
       <w:r>
         <w:rPr>
           <w:rFonts w:hint="eastAsia"/>
@@ -2549,8 +2948,9 @@
           <w:sz w:val="24"/>
           <w:szCs w:val="28"/>
         </w:rPr>
-        <w:t xml:space="preserve"> -&gt;  </w:t>
-      </w:r>
+        <w:t>一</w:t>
+      </w:r>
+      <w:proofErr w:type="gramEnd"/>
       <w:r>
         <w:rPr>
           <w:rFonts w:hint="eastAsia"/>
@@ -2559,8 +2959,9 @@
           <w:sz w:val="24"/>
           <w:szCs w:val="28"/>
         </w:rPr>
-        <w:t>获得领导认可</w:t>
-      </w:r>
+        <w:t>的话，</w:t>
+      </w:r>
+      <w:proofErr w:type="gramStart"/>
       <w:r>
         <w:rPr>
           <w:rFonts w:hint="eastAsia"/>
@@ -2569,8 +2970,9 @@
           <w:sz w:val="24"/>
           <w:szCs w:val="28"/>
         </w:rPr>
-        <w:t xml:space="preserve">  </w:t>
-      </w:r>
+        <w:t>那选前面</w:t>
+      </w:r>
+      <w:proofErr w:type="gramEnd"/>
       <w:r>
         <w:rPr>
           <w:rFonts w:hint="eastAsia"/>
@@ -2579,6 +2981,46 @@
           <w:sz w:val="24"/>
           <w:szCs w:val="28"/>
         </w:rPr>
+        <w:t>的更好一点点。因为学习气候是努力学习中的一部分，努力学习给领导的意思中，就不只是局限于学习气候了，因此说努力学习</w:t>
+      </w:r>
+      <w:r>
+        <w:rPr>
+          <w:rFonts w:hint="eastAsia"/>
+          <w:b/>
+          <w:bCs/>
+          <w:sz w:val="24"/>
+          <w:szCs w:val="28"/>
+        </w:rPr>
+        <w:t xml:space="preserve"> -&gt;  </w:t>
+      </w:r>
+      <w:r>
+        <w:rPr>
+          <w:rFonts w:hint="eastAsia"/>
+          <w:b/>
+          <w:bCs/>
+          <w:sz w:val="24"/>
+          <w:szCs w:val="28"/>
+        </w:rPr>
+        <w:t>获得领导认可</w:t>
+      </w:r>
+      <w:r>
+        <w:rPr>
+          <w:rFonts w:hint="eastAsia"/>
+          <w:b/>
+          <w:bCs/>
+          <w:sz w:val="24"/>
+          <w:szCs w:val="28"/>
+        </w:rPr>
+        <w:t xml:space="preserve">  </w:t>
+      </w:r>
+      <w:r>
+        <w:rPr>
+          <w:rFonts w:hint="eastAsia"/>
+          <w:b/>
+          <w:bCs/>
+          <w:sz w:val="24"/>
+          <w:szCs w:val="28"/>
+        </w:rPr>
         <w:t>天然关联性更强）</w:t>
       </w:r>
     </w:p>
@@ -2617,7 +3059,29 @@
           <w:sz w:val="24"/>
           <w:szCs w:val="28"/>
         </w:rPr>
-        <w:t>注：评分标准，主要是按点拿分（提到材料中的点或关键字），但想拿高分，形还有整个答案的合理性，条理性也得到位</w:t>
+        <w:t>注：评分标准，主要是按点拿分（提到材料中的点或关键字），但想拿高分，</w:t>
+      </w:r>
+      <w:proofErr w:type="gramStart"/>
+      <w:r>
+        <w:rPr>
+          <w:rFonts w:hint="eastAsia"/>
+          <w:b/>
+          <w:bCs/>
+          <w:sz w:val="24"/>
+          <w:szCs w:val="28"/>
+        </w:rPr>
+        <w:t>形还有</w:t>
+      </w:r>
+      <w:proofErr w:type="gramEnd"/>
+      <w:r>
+        <w:rPr>
+          <w:rFonts w:hint="eastAsia"/>
+          <w:b/>
+          <w:bCs/>
+          <w:sz w:val="24"/>
+          <w:szCs w:val="28"/>
+        </w:rPr>
+        <w:t>整个答案的合理性，条理性也得到位</w:t>
       </w:r>
     </w:p>
     <w:p>
@@ -2907,7 +3371,27 @@
           <w:kern w:val="0"/>
           <w:sz w:val="24"/>
         </w:rPr>
-        <w:t>注：读题的时候，看到比较有逼格，比较配出现在答案中的词或短句时，即使并不符合作答内容，也标记起来，或许后面可以借用这个词</w:t>
+        <w:t>注：读题的时候，看到比较有逼格，比较</w:t>
+      </w:r>
+      <w:proofErr w:type="gramStart"/>
+      <w:r>
+        <w:rPr>
+          <w:rFonts w:ascii="Segoe UI" w:eastAsia="宋体" w:hAnsi="Segoe UI" w:cs="Segoe UI" w:hint="eastAsia"/>
+          <w:color w:val="3C464F"/>
+          <w:kern w:val="0"/>
+          <w:sz w:val="24"/>
+        </w:rPr>
+        <w:t>配出现</w:t>
+      </w:r>
+      <w:proofErr w:type="gramEnd"/>
+      <w:r>
+        <w:rPr>
+          <w:rFonts w:ascii="Segoe UI" w:eastAsia="宋体" w:hAnsi="Segoe UI" w:cs="Segoe UI" w:hint="eastAsia"/>
+          <w:color w:val="3C464F"/>
+          <w:kern w:val="0"/>
+          <w:sz w:val="24"/>
+        </w:rPr>
+        <w:t>在答案中的词或短句时，即使并不符合作答内容，也标记起来，或许后面可以借用这个词</w:t>
       </w:r>
     </w:p>
     <w:p>
@@ -3016,7 +3500,27 @@
           <w:kern w:val="0"/>
           <w:sz w:val="24"/>
         </w:rPr>
-        <w:t>增：有时候不同物理位置的材料语义确实不同，但也可以将其几几归纳到一个抽象层级更高的要点。如材料中提到了这更高层级的要点，且拔高总的层级后，各个要点更配回答作答内容，且各总之间不仅字数，连内容、含义也高度协调、一致了，那就可以且需要这么干。</w:t>
+        <w:t>增：有时候不同物理位置的材料语义确实不同，但也可以将其几几归纳到一个抽象层级更高的要点。如材料中提到了这更高层级的要点，且拔高总的层级后，各个</w:t>
+      </w:r>
+      <w:proofErr w:type="gramStart"/>
+      <w:r>
+        <w:rPr>
+          <w:rFonts w:ascii="Segoe UI" w:eastAsia="宋体" w:hAnsi="Segoe UI" w:cs="Segoe UI" w:hint="eastAsia"/>
+          <w:color w:val="3C464F"/>
+          <w:kern w:val="0"/>
+          <w:sz w:val="24"/>
+        </w:rPr>
+        <w:t>要点更配回答</w:t>
+      </w:r>
+      <w:proofErr w:type="gramEnd"/>
+      <w:r>
+        <w:rPr>
+          <w:rFonts w:ascii="Segoe UI" w:eastAsia="宋体" w:hAnsi="Segoe UI" w:cs="Segoe UI" w:hint="eastAsia"/>
+          <w:color w:val="3C464F"/>
+          <w:kern w:val="0"/>
+          <w:sz w:val="24"/>
+        </w:rPr>
+        <w:t>作答内容，且各总之间不仅字数，连内容、含义也高度协调、一致了，那就可以且需要这么干。</w:t>
       </w:r>
     </w:p>
     <w:p>
@@ -3144,7 +3648,27 @@
           <w:kern w:val="0"/>
           <w:sz w:val="24"/>
         </w:rPr>
-        <w:t>如字数更少，则确保要点都在的基础上，只保留最核心，最能概括和体现要点，最具有代表性、整个要点材料最终想描述的东西。具体保留多少，按字数要求灵活决定。</w:t>
+        <w:t>如字数更少，则确保要点都在的基础上，只保留</w:t>
+      </w:r>
+      <w:proofErr w:type="gramStart"/>
+      <w:r>
+        <w:rPr>
+          <w:rFonts w:ascii="Segoe UI" w:eastAsia="宋体" w:hAnsi="Segoe UI" w:cs="Segoe UI" w:hint="eastAsia"/>
+          <w:color w:val="3C464F"/>
+          <w:kern w:val="0"/>
+          <w:sz w:val="24"/>
+        </w:rPr>
+        <w:t>最</w:t>
+      </w:r>
+      <w:proofErr w:type="gramEnd"/>
+      <w:r>
+        <w:rPr>
+          <w:rFonts w:ascii="Segoe UI" w:eastAsia="宋体" w:hAnsi="Segoe UI" w:cs="Segoe UI" w:hint="eastAsia"/>
+          <w:color w:val="3C464F"/>
+          <w:kern w:val="0"/>
+          <w:sz w:val="24"/>
+        </w:rPr>
+        <w:t>核心，最能概括和体现要点，最具有代表性、整个要点材料最终想描述的东西。具体保留多少，按字数要求灵活决定。</w:t>
       </w:r>
     </w:p>
     <w:p>
@@ -3168,7 +3692,27 @@
           <w:kern w:val="0"/>
           <w:sz w:val="24"/>
         </w:rPr>
-        <w:t>注：在不过多违背以上原则的情况下，可以朝着第三境界的实用性出发。如：案例六只提到传统销售方式又麻烦，价格又低。按对电商销售的描述来看，大概率可以推出不麻烦且价格高，但此时并没有明确写出，既然不是肯定，那按以上有啥写啥的原则，不应该写。</w:t>
+        <w:t>注：在不过多违背以上原则的情况下，可以</w:t>
+      </w:r>
+      <w:proofErr w:type="gramStart"/>
+      <w:r>
+        <w:rPr>
+          <w:rFonts w:ascii="Segoe UI" w:eastAsia="宋体" w:hAnsi="Segoe UI" w:cs="Segoe UI" w:hint="eastAsia"/>
+          <w:color w:val="3C464F"/>
+          <w:kern w:val="0"/>
+          <w:sz w:val="24"/>
+        </w:rPr>
+        <w:t>朝着第三</w:t>
+      </w:r>
+      <w:proofErr w:type="gramEnd"/>
+      <w:r>
+        <w:rPr>
+          <w:rFonts w:ascii="Segoe UI" w:eastAsia="宋体" w:hAnsi="Segoe UI" w:cs="Segoe UI" w:hint="eastAsia"/>
+          <w:color w:val="3C464F"/>
+          <w:kern w:val="0"/>
+          <w:sz w:val="24"/>
+        </w:rPr>
+        <w:t>境界的实用性出发。如：案例六只提到传统销售方式又麻烦，价格又低。按对电商销售的描述来看，大概率可以推出不麻烦且价格高，但此时并没有明确写出，既然不是肯定，那按以上有啥写啥的原则，不应该写。</w:t>
       </w:r>
       <w:r>
         <w:rPr>
@@ -3254,7 +3798,7 @@
         <w:spacing w:beforeLines="50" w:before="156" w:line="360" w:lineRule="exact"/>
         <w:ind w:left="578" w:firstLine="419"/>
         <w:rPr>
-          <w:rFonts w:ascii="Segoe UI" w:eastAsia="宋体" w:hAnsi="Segoe UI" w:cs="Segoe UI" w:hint="eastAsia"/>
+          <w:rFonts w:ascii="Segoe UI" w:eastAsia="宋体" w:hAnsi="Segoe UI" w:cs="Segoe UI"/>
           <w:color w:val="FF0000"/>
           <w:kern w:val="0"/>
           <w:sz w:val="24"/>
@@ -3554,7 +4098,27 @@
           <w:kern w:val="0"/>
           <w:sz w:val="24"/>
         </w:rPr>
-        <w:t>杨家村是深度贫困村，经过几年的努力，村里绝大多数贫困脱贫梦为了稳定增收，杨家村决心借助山清水秀的景致发展乡村旅游</w:t>
+        <w:t>杨家村是深度贫困村，经过几年的努力，村里绝大多数贫困脱贫</w:t>
+      </w:r>
+      <w:proofErr w:type="gramStart"/>
+      <w:r>
+        <w:rPr>
+          <w:rFonts w:ascii="Segoe UI" w:eastAsia="宋体" w:hAnsi="Segoe UI" w:cs="Segoe UI"/>
+          <w:color w:val="3C464F"/>
+          <w:kern w:val="0"/>
+          <w:sz w:val="24"/>
+        </w:rPr>
+        <w:t>梦为了</w:t>
+      </w:r>
+      <w:proofErr w:type="gramEnd"/>
+      <w:r>
+        <w:rPr>
+          <w:rFonts w:ascii="Segoe UI" w:eastAsia="宋体" w:hAnsi="Segoe UI" w:cs="Segoe UI"/>
+          <w:color w:val="3C464F"/>
+          <w:kern w:val="0"/>
+          <w:sz w:val="24"/>
+        </w:rPr>
+        <w:t>稳定增收，杨家村决心借助山清水秀的景致发展乡村旅游</w:t>
       </w:r>
       <w:r>
         <w:rPr>
@@ -4446,7 +5010,27 @@
           <w:kern w:val="0"/>
           <w:sz w:val="24"/>
         </w:rPr>
-        <w:t>在读到人居环境是个老大难前，内容大概过了一下，知道大概讲的是贫困村脱贫、建设的事情。不是我们要的</w:t>
+        <w:t>在读到人居环境是个老大难前，内容大概过了一下，知道</w:t>
+      </w:r>
+      <w:proofErr w:type="gramStart"/>
+      <w:r>
+        <w:rPr>
+          <w:rFonts w:ascii="Segoe UI" w:eastAsia="宋体" w:hAnsi="Segoe UI" w:cs="Segoe UI" w:hint="eastAsia"/>
+          <w:color w:val="3C464F"/>
+          <w:kern w:val="0"/>
+          <w:sz w:val="24"/>
+        </w:rPr>
+        <w:t>大概讲</w:t>
+      </w:r>
+      <w:proofErr w:type="gramEnd"/>
+      <w:r>
+        <w:rPr>
+          <w:rFonts w:ascii="Segoe UI" w:eastAsia="宋体" w:hAnsi="Segoe UI" w:cs="Segoe UI" w:hint="eastAsia"/>
+          <w:color w:val="3C464F"/>
+          <w:kern w:val="0"/>
+          <w:sz w:val="24"/>
+        </w:rPr>
+        <w:t>的是贫困村脱贫、建设的事情。不是我们要的</w:t>
       </w:r>
       <w:r>
         <w:rPr>
@@ -4743,7 +5327,7 @@
                     </pic:cNvPicPr>
                   </pic:nvPicPr>
                   <pic:blipFill>
-                    <a:blip r:embed="rId10"/>
+                    <a:blip r:embed="rId12"/>
                     <a:stretch>
                       <a:fillRect/>
                     </a:stretch>
@@ -5095,8 +5679,29 @@
           <w:kern w:val="0"/>
           <w:sz w:val="24"/>
         </w:rPr>
-        <w:t>我们小区消防栓不出水、电梯天天出故障，您可得给评评理。</w:t>
-      </w:r>
+        <w:t>我们小区消防栓</w:t>
+      </w:r>
+      <w:proofErr w:type="gramStart"/>
+      <w:r>
+        <w:rPr>
+          <w:rFonts w:ascii="Segoe UI" w:eastAsia="宋体" w:hAnsi="Segoe UI" w:cs="Segoe UI"/>
+          <w:color w:val="3C464F"/>
+          <w:kern w:val="0"/>
+          <w:sz w:val="24"/>
+        </w:rPr>
+        <w:t>不</w:t>
+      </w:r>
+      <w:proofErr w:type="gramEnd"/>
+      <w:r>
+        <w:rPr>
+          <w:rFonts w:ascii="Segoe UI" w:eastAsia="宋体" w:hAnsi="Segoe UI" w:cs="Segoe UI"/>
+          <w:color w:val="3C464F"/>
+          <w:kern w:val="0"/>
+          <w:sz w:val="24"/>
+        </w:rPr>
+        <w:t>出水、电梯天天出故障，您可得给评评理。</w:t>
+      </w:r>
+      <w:proofErr w:type="gramStart"/>
       <w:r>
         <w:rPr>
           <w:rFonts w:ascii="Segoe UI" w:eastAsia="宋体" w:hAnsi="Segoe UI" w:cs="Segoe UI"/>
@@ -5106,6 +5711,7 @@
         </w:rPr>
         <w:t>”“</w:t>
       </w:r>
+      <w:proofErr w:type="gramEnd"/>
       <w:r>
         <w:rPr>
           <w:rFonts w:ascii="Segoe UI" w:eastAsia="宋体" w:hAnsi="Segoe UI" w:cs="Segoe UI"/>
@@ -5223,6 +5829,7 @@
         </w:rPr>
         <w:t xml:space="preserve"> </w:t>
       </w:r>
+      <w:proofErr w:type="gramStart"/>
       <w:r>
         <w:rPr>
           <w:rFonts w:ascii="Segoe UI" w:eastAsia="宋体" w:hAnsi="Segoe UI" w:cs="Segoe UI" w:hint="eastAsia"/>
@@ -5233,6 +5840,7 @@
         </w:rPr>
         <w:t>“</w:t>
       </w:r>
+      <w:proofErr w:type="gramEnd"/>
       <w:r>
         <w:rPr>
           <w:rFonts w:ascii="Segoe UI" w:eastAsia="宋体" w:hAnsi="Segoe UI" w:cs="Segoe UI"/>
@@ -5283,6 +5891,7 @@
         </w:rPr>
         <w:t>了一套解决方案。</w:t>
       </w:r>
+      <w:proofErr w:type="gramStart"/>
       <w:r>
         <w:rPr>
           <w:rFonts w:ascii="Segoe UI" w:eastAsia="宋体" w:hAnsi="Segoe UI" w:cs="Segoe UI" w:hint="eastAsia"/>
@@ -5293,6 +5902,7 @@
         </w:rPr>
         <w:t>”</w:t>
       </w:r>
+      <w:proofErr w:type="gramEnd"/>
       <w:r>
         <w:rPr>
           <w:rFonts w:ascii="Segoe UI" w:eastAsia="宋体" w:hAnsi="Segoe UI" w:cs="Segoe UI" w:hint="eastAsia"/>
@@ -5338,7 +5948,29 @@
           <w:u w:val="single"/>
         </w:rPr>
         <w:lastRenderedPageBreak/>
-        <w:t>因为上个案例中的这句话相对于下面的几点，是总结性的话语，是总。总本来就是概括性的，简短的，所以把他作为总写在答案里是合理的</w:t>
+        <w:t>因为上个案例中的这句</w:t>
+      </w:r>
+      <w:proofErr w:type="gramStart"/>
+      <w:r>
+        <w:rPr>
+          <w:rFonts w:ascii="Segoe UI" w:eastAsia="宋体" w:hAnsi="Segoe UI" w:cs="Segoe UI" w:hint="eastAsia"/>
+          <w:color w:val="3C464F"/>
+          <w:kern w:val="0"/>
+          <w:sz w:val="24"/>
+          <w:u w:val="single"/>
+        </w:rPr>
+        <w:t>话相对</w:t>
+      </w:r>
+      <w:proofErr w:type="gramEnd"/>
+      <w:r>
+        <w:rPr>
+          <w:rFonts w:ascii="Segoe UI" w:eastAsia="宋体" w:hAnsi="Segoe UI" w:cs="Segoe UI" w:hint="eastAsia"/>
+          <w:color w:val="3C464F"/>
+          <w:kern w:val="0"/>
+          <w:sz w:val="24"/>
+          <w:u w:val="single"/>
+        </w:rPr>
+        <w:t>于下面的几点，是总结性的话语，是总。总本来就是概括性的，简短的，所以把他作为总写在答案里是合理的</w:t>
       </w:r>
     </w:p>
     <w:p>
@@ -6388,8 +7020,9 @@
           <w:kern w:val="0"/>
           <w:sz w:val="24"/>
         </w:rPr>
-        <w:t>为啥总是用心调解，而不是简单的调解？这段话中，只要用心调就有解，凭感觉也是一个要点，不能忽略，但有不好写在分中，因为不是做法。（其实也可以，虽然这句话此处是老马的观点、总结，但他平时肯定也是这么做的，也可以合理转换为做法</w:t>
-      </w:r>
+        <w:t>为啥总是用心调解，而不是简单的调解？这段话中，只要用心调就有解，凭感觉也是一个要点，不能忽略，但有不好写在分中，因为不是做法。（其实也可以，虽然这句话此处是老马的观点、总结，但他平时肯定也是这么做的，也可以合理转换</w:t>
+      </w:r>
+      <w:proofErr w:type="gramStart"/>
       <w:r>
         <w:rPr>
           <w:rFonts w:ascii="Segoe UI" w:eastAsia="宋体" w:hAnsi="Segoe UI" w:cs="Segoe UI" w:hint="eastAsia"/>
@@ -6397,6 +7030,16 @@
           <w:kern w:val="0"/>
           <w:sz w:val="24"/>
         </w:rPr>
+        <w:t>为做法</w:t>
+      </w:r>
+      <w:proofErr w:type="gramEnd"/>
+      <w:r>
+        <w:rPr>
+          <w:rFonts w:ascii="Segoe UI" w:eastAsia="宋体" w:hAnsi="Segoe UI" w:cs="Segoe UI" w:hint="eastAsia"/>
+          <w:color w:val="2D53A0" w:themeColor="accent1" w:themeShade="BF"/>
+          <w:kern w:val="0"/>
+          <w:sz w:val="24"/>
+        </w:rPr>
         <w:t>--</w:t>
       </w:r>
       <w:r>
@@ -6552,6 +7195,7 @@
         </w:rPr>
         <w:t>工作室要成为一个温馨的驿站，群众只要来了，就要努力让大家愁脸进来笑脸出去。</w:t>
       </w:r>
+      <w:proofErr w:type="gramStart"/>
       <w:r>
         <w:rPr>
           <w:rFonts w:ascii="Segoe UI" w:eastAsia="宋体" w:hAnsi="Segoe UI" w:cs="Segoe UI"/>
@@ -6568,7 +7212,17 @@
           <w:kern w:val="0"/>
           <w:sz w:val="24"/>
         </w:rPr>
-        <w:t>有事没事找老马聊聊的人越来越多，老马总是笑脸相迎。</w:t>
+        <w:t>有事没事找老马聊聊的人越来越多</w:t>
+      </w:r>
+      <w:proofErr w:type="gramEnd"/>
+      <w:r>
+        <w:rPr>
+          <w:rFonts w:ascii="Segoe UI" w:eastAsia="宋体" w:hAnsi="Segoe UI" w:cs="Segoe UI"/>
+          <w:color w:val="FF0000"/>
+          <w:kern w:val="0"/>
+          <w:sz w:val="24"/>
+        </w:rPr>
+        <w:t>，老马总是笑脸相迎。</w:t>
       </w:r>
       <w:r>
         <w:rPr>
@@ -6826,7 +7480,27 @@
           <w:kern w:val="0"/>
           <w:sz w:val="24"/>
         </w:rPr>
-        <w:t>实习。来老马这学习的可不仅仅只有小温，街道的社区综治干部每年都要来</w:t>
+        <w:t>实习。来老马这学习的可不仅仅只有小温，街道的社区综</w:t>
+      </w:r>
+      <w:proofErr w:type="gramStart"/>
+      <w:r>
+        <w:rPr>
+          <w:rFonts w:ascii="Segoe UI" w:eastAsia="宋体" w:hAnsi="Segoe UI" w:cs="Segoe UI"/>
+          <w:color w:val="3C464F"/>
+          <w:kern w:val="0"/>
+          <w:sz w:val="24"/>
+        </w:rPr>
+        <w:t>治干部</w:t>
+      </w:r>
+      <w:proofErr w:type="gramEnd"/>
+      <w:r>
+        <w:rPr>
+          <w:rFonts w:ascii="Segoe UI" w:eastAsia="宋体" w:hAnsi="Segoe UI" w:cs="Segoe UI"/>
+          <w:color w:val="3C464F"/>
+          <w:kern w:val="0"/>
+          <w:sz w:val="24"/>
+        </w:rPr>
+        <w:t>每年都要来</w:t>
       </w:r>
       <w:r>
         <w:rPr>
@@ -7327,6 +8001,7 @@
         </w:rPr>
         <w:t xml:space="preserve"> </w:t>
       </w:r>
+      <w:proofErr w:type="gramStart"/>
       <w:r>
         <w:rPr>
           <w:rFonts w:ascii="Segoe UI" w:eastAsia="宋体" w:hAnsi="Segoe UI" w:cs="Segoe UI" w:hint="eastAsia"/>
@@ -7336,6 +8011,7 @@
         </w:rPr>
         <w:t>“</w:t>
       </w:r>
+      <w:proofErr w:type="gramEnd"/>
       <w:r>
         <w:rPr>
           <w:rFonts w:ascii="Segoe UI" w:eastAsia="宋体" w:hAnsi="Segoe UI" w:cs="Segoe UI"/>
@@ -7417,6 +8093,7 @@
         </w:rPr>
         <w:t>的共同努力下，当地的各种矛盾纠纷逐年减少。</w:t>
       </w:r>
+      <w:proofErr w:type="gramStart"/>
       <w:r>
         <w:rPr>
           <w:rFonts w:ascii="Segoe UI" w:eastAsia="宋体" w:hAnsi="Segoe UI" w:cs="Segoe UI" w:hint="eastAsia"/>
@@ -7426,6 +8103,7 @@
         </w:rPr>
         <w:t>”</w:t>
       </w:r>
+      <w:proofErr w:type="gramEnd"/>
       <w:r>
         <w:rPr>
           <w:rFonts w:ascii="Segoe UI" w:eastAsia="宋体" w:hAnsi="Segoe UI" w:cs="Segoe UI" w:hint="eastAsia"/>
@@ -9217,7 +9895,27 @@
           <w:kern w:val="0"/>
           <w:sz w:val="24"/>
         </w:rPr>
-        <w:t>注意，概括部分，不一定要写的不口语化，只要点都包含了，写的口语化也行。有点类似于写中心思想之前的提取主干环节</w:t>
+        <w:t>注意，概括部分，不一定要写的</w:t>
+      </w:r>
+      <w:proofErr w:type="gramStart"/>
+      <w:r>
+        <w:rPr>
+          <w:rFonts w:ascii="Segoe UI" w:eastAsia="宋体" w:hAnsi="Segoe UI" w:cs="Segoe UI" w:hint="eastAsia"/>
+          <w:color w:val="0000FF"/>
+          <w:kern w:val="0"/>
+          <w:sz w:val="24"/>
+        </w:rPr>
+        <w:t>不</w:t>
+      </w:r>
+      <w:proofErr w:type="gramEnd"/>
+      <w:r>
+        <w:rPr>
+          <w:rFonts w:ascii="Segoe UI" w:eastAsia="宋体" w:hAnsi="Segoe UI" w:cs="Segoe UI" w:hint="eastAsia"/>
+          <w:color w:val="0000FF"/>
+          <w:kern w:val="0"/>
+          <w:sz w:val="24"/>
+        </w:rPr>
+        <w:t>口语化，只要点都包含了，写的口语化也行。有点类似于写中心思想之前的提取主干环节</w:t>
       </w:r>
     </w:p>
     <w:p>
@@ -9571,7 +10269,27 @@
           <w:kern w:val="0"/>
           <w:sz w:val="24"/>
         </w:rPr>
-        <w:t>个遗产要素列入世界遗产名录。同时，大运河沿线的杭州运河元宵灯会、宁波妈祖信仰、湖州含山轧蚕花、嘉兴三塔踏白船、绍兴背纤号子，以及湖笔制作、黄酒酿造等传统技艺也得到了持续性传承，非物质文化遗产源远流长。</w:t>
+        <w:t>个遗产要素列入世界遗产名录。同时，大运河沿线的杭州运河元宵灯会、宁波妈祖信仰、湖州含山轧蚕花、嘉兴</w:t>
+      </w:r>
+      <w:proofErr w:type="gramStart"/>
+      <w:r>
+        <w:rPr>
+          <w:rFonts w:ascii="Segoe UI" w:eastAsia="宋体" w:hAnsi="Segoe UI" w:cs="Segoe UI" w:hint="eastAsia"/>
+          <w:color w:val="FF0000"/>
+          <w:kern w:val="0"/>
+          <w:sz w:val="24"/>
+        </w:rPr>
+        <w:t>三塔踏白</w:t>
+      </w:r>
+      <w:proofErr w:type="gramEnd"/>
+      <w:r>
+        <w:rPr>
+          <w:rFonts w:ascii="Segoe UI" w:eastAsia="宋体" w:hAnsi="Segoe UI" w:cs="Segoe UI" w:hint="eastAsia"/>
+          <w:color w:val="FF0000"/>
+          <w:kern w:val="0"/>
+          <w:sz w:val="24"/>
+        </w:rPr>
+        <w:t>船、绍兴背纤号子，以及湖笔制作、黄酒酿造等传统技艺也得到了持续性传承，非物质文化遗产源远流长。</w:t>
       </w:r>
     </w:p>
     <w:p>
@@ -9718,7 +10436,27 @@
           <w:kern w:val="0"/>
           <w:sz w:val="24"/>
         </w:rPr>
-        <w:t>年就启动了大运河浙江段的遗产资源调查和保护规划编制工作，为运河文化带建设打下了基础。为了加强大运河世界文化遗产保护出台了全国首部运河保护条例《杭州市大运河世界文化遗产保护条例》，为运河文化带建设提供制度保障。成立中国大运河文化带建设浙江城市协作体探索建立沿线城市共建共享大运河文化的体制机制。自</w:t>
+        <w:t>年就启动了大运河浙江段的遗产资源调查和保护规划编制工作，为运河文化带建设打下了基础。为了加强大运河世界文化遗产保护出台了全国首部运河保护条例《杭州市大运河世界文化遗产保护条例》，为运河文化带建设提供制度保障。成立中国大运河文化带建设浙江城市协作</w:t>
+      </w:r>
+      <w:proofErr w:type="gramStart"/>
+      <w:r>
+        <w:rPr>
+          <w:rFonts w:ascii="Segoe UI" w:eastAsia="宋体" w:hAnsi="Segoe UI" w:cs="Segoe UI" w:hint="eastAsia"/>
+          <w:color w:val="3C464F"/>
+          <w:kern w:val="0"/>
+          <w:sz w:val="24"/>
+        </w:rPr>
+        <w:t>体探索</w:t>
+      </w:r>
+      <w:proofErr w:type="gramEnd"/>
+      <w:r>
+        <w:rPr>
+          <w:rFonts w:ascii="Segoe UI" w:eastAsia="宋体" w:hAnsi="Segoe UI" w:cs="Segoe UI" w:hint="eastAsia"/>
+          <w:color w:val="3C464F"/>
+          <w:kern w:val="0"/>
+          <w:sz w:val="24"/>
+        </w:rPr>
+        <w:t>建立沿线城市共建共享大运河文化的体制机制。自</w:t>
       </w:r>
       <w:r>
         <w:rPr>
@@ -9822,14 +10560,25 @@
         </w:rPr>
         <w:t>!</w:t>
       </w:r>
-      <w:r>
-        <w:rPr>
-          <w:rFonts w:ascii="Segoe UI" w:eastAsia="宋体" w:hAnsi="Segoe UI" w:cs="Segoe UI" w:hint="eastAsia"/>
-          <w:color w:val="3C464F"/>
-          <w:kern w:val="0"/>
-          <w:sz w:val="24"/>
-        </w:rPr>
-        <w:t>持保护第一、应保尽保，实施城市记忆工程，同时要发挥运河、西湖“双世遗”综合带动效应，沿河沿湖高端商务带要以金融服务、高端商务、商贸旅游、文化创意、现代物流等产业为特色，建成高端服业集聚发展带</w:t>
+      <w:proofErr w:type="gramStart"/>
+      <w:r>
+        <w:rPr>
+          <w:rFonts w:ascii="Segoe UI" w:eastAsia="宋体" w:hAnsi="Segoe UI" w:cs="Segoe UI" w:hint="eastAsia"/>
+          <w:color w:val="3C464F"/>
+          <w:kern w:val="0"/>
+          <w:sz w:val="24"/>
+        </w:rPr>
+        <w:t>持保护</w:t>
+      </w:r>
+      <w:proofErr w:type="gramEnd"/>
+      <w:r>
+        <w:rPr>
+          <w:rFonts w:ascii="Segoe UI" w:eastAsia="宋体" w:hAnsi="Segoe UI" w:cs="Segoe UI" w:hint="eastAsia"/>
+          <w:color w:val="3C464F"/>
+          <w:kern w:val="0"/>
+          <w:sz w:val="24"/>
+        </w:rPr>
+        <w:t>第一、应保尽保，实施城市记忆工程，同时要发挥运河、西湖“双世遗”综合带动效应，沿河沿湖高端商务带要以金融服务、高端商务、商贸旅游、文化创意、现代物流等产业为特色，建成高端服业集聚发展带</w:t>
       </w:r>
     </w:p>
     <w:p>
@@ -10062,7 +10811,27 @@
           <w:kern w:val="0"/>
           <w:sz w:val="24"/>
         </w:rPr>
-        <w:t>还是概括时放弃更多相对不太重要的细节，只保留最关键的部分</w:t>
+        <w:t>还是概括时放弃更多相对不太重要的细节，只保留</w:t>
+      </w:r>
+      <w:proofErr w:type="gramStart"/>
+      <w:r>
+        <w:rPr>
+          <w:rFonts w:ascii="Segoe UI" w:eastAsia="宋体" w:hAnsi="Segoe UI" w:cs="Segoe UI" w:hint="eastAsia"/>
+          <w:color w:val="0000FF"/>
+          <w:kern w:val="0"/>
+          <w:sz w:val="24"/>
+        </w:rPr>
+        <w:t>最</w:t>
+      </w:r>
+      <w:proofErr w:type="gramEnd"/>
+      <w:r>
+        <w:rPr>
+          <w:rFonts w:ascii="Segoe UI" w:eastAsia="宋体" w:hAnsi="Segoe UI" w:cs="Segoe UI" w:hint="eastAsia"/>
+          <w:color w:val="0000FF"/>
+          <w:kern w:val="0"/>
+          <w:sz w:val="24"/>
+        </w:rPr>
+        <w:t>关键的部分</w:t>
       </w:r>
     </w:p>
     <w:p>
@@ -10362,7 +11131,27 @@
           <w:kern w:val="0"/>
           <w:sz w:val="24"/>
         </w:rPr>
-        <w:t>（其它城市和具体技艺简略了，不然字数超了。具体数字好像也可以精简为不少）</w:t>
+        <w:t>（其它城市和具体技艺简略了，不然</w:t>
+      </w:r>
+      <w:proofErr w:type="gramStart"/>
+      <w:r>
+        <w:rPr>
+          <w:rFonts w:ascii="Segoe UI" w:eastAsia="宋体" w:hAnsi="Segoe UI" w:cs="Segoe UI" w:hint="eastAsia"/>
+          <w:color w:val="3C464F"/>
+          <w:kern w:val="0"/>
+          <w:sz w:val="24"/>
+        </w:rPr>
+        <w:t>字数超</w:t>
+      </w:r>
+      <w:proofErr w:type="gramEnd"/>
+      <w:r>
+        <w:rPr>
+          <w:rFonts w:ascii="Segoe UI" w:eastAsia="宋体" w:hAnsi="Segoe UI" w:cs="Segoe UI" w:hint="eastAsia"/>
+          <w:color w:val="3C464F"/>
+          <w:kern w:val="0"/>
+          <w:sz w:val="24"/>
+        </w:rPr>
+        <w:t>了。具体数字好像也可以精简为不少）</w:t>
       </w:r>
     </w:p>
     <w:p>
@@ -10386,7 +11175,67 @@
           <w:kern w:val="0"/>
           <w:sz w:val="24"/>
         </w:rPr>
-        <w:t>（归纳错误，不是占世界比重大，而是占“中国大运河遗产”较大。且占比较大也包不住后面的非物质文化源远流长相关内容。归纳为遗产资源丰富比较合理，既能包住占比较大，物质遗产，也能包住非物质文化遗产）</w:t>
+        <w:t>（归纳错误，不是占世界比重大，而是占“中国大运河遗产”较大。且</w:t>
+      </w:r>
+      <w:proofErr w:type="gramStart"/>
+      <w:r>
+        <w:rPr>
+          <w:rFonts w:ascii="Segoe UI" w:eastAsia="宋体" w:hAnsi="Segoe UI" w:cs="Segoe UI" w:hint="eastAsia"/>
+          <w:color w:val="FF0000"/>
+          <w:kern w:val="0"/>
+          <w:sz w:val="24"/>
+        </w:rPr>
+        <w:t>占比较</w:t>
+      </w:r>
+      <w:proofErr w:type="gramEnd"/>
+      <w:r>
+        <w:rPr>
+          <w:rFonts w:ascii="Segoe UI" w:eastAsia="宋体" w:hAnsi="Segoe UI" w:cs="Segoe UI" w:hint="eastAsia"/>
+          <w:color w:val="FF0000"/>
+          <w:kern w:val="0"/>
+          <w:sz w:val="24"/>
+        </w:rPr>
+        <w:t>大也包不住后面的非物质文化源远流长相关内容。归纳为遗产资源丰富比较合理，既能</w:t>
+      </w:r>
+      <w:proofErr w:type="gramStart"/>
+      <w:r>
+        <w:rPr>
+          <w:rFonts w:ascii="Segoe UI" w:eastAsia="宋体" w:hAnsi="Segoe UI" w:cs="Segoe UI" w:hint="eastAsia"/>
+          <w:color w:val="FF0000"/>
+          <w:kern w:val="0"/>
+          <w:sz w:val="24"/>
+        </w:rPr>
+        <w:t>包住占比较</w:t>
+      </w:r>
+      <w:proofErr w:type="gramEnd"/>
+      <w:r>
+        <w:rPr>
+          <w:rFonts w:ascii="Segoe UI" w:eastAsia="宋体" w:hAnsi="Segoe UI" w:cs="Segoe UI" w:hint="eastAsia"/>
+          <w:color w:val="FF0000"/>
+          <w:kern w:val="0"/>
+          <w:sz w:val="24"/>
+        </w:rPr>
+        <w:t>大，物质遗产，也能</w:t>
+      </w:r>
+      <w:proofErr w:type="gramStart"/>
+      <w:r>
+        <w:rPr>
+          <w:rFonts w:ascii="Segoe UI" w:eastAsia="宋体" w:hAnsi="Segoe UI" w:cs="Segoe UI" w:hint="eastAsia"/>
+          <w:color w:val="FF0000"/>
+          <w:kern w:val="0"/>
+          <w:sz w:val="24"/>
+        </w:rPr>
+        <w:t>包住非</w:t>
+      </w:r>
+      <w:proofErr w:type="gramEnd"/>
+      <w:r>
+        <w:rPr>
+          <w:rFonts w:ascii="Segoe UI" w:eastAsia="宋体" w:hAnsi="Segoe UI" w:cs="Segoe UI" w:hint="eastAsia"/>
+          <w:color w:val="FF0000"/>
+          <w:kern w:val="0"/>
+          <w:sz w:val="24"/>
+        </w:rPr>
+        <w:t>物质文化遗产）</w:t>
       </w:r>
     </w:p>
     <w:p>
@@ -10496,14 +11345,25 @@
           <w:sz w:val="24"/>
         </w:rPr>
       </w:pPr>
-      <w:r>
-        <w:rPr>
-          <w:rFonts w:ascii="Segoe UI" w:eastAsia="宋体" w:hAnsi="Segoe UI" w:cs="Segoe UI" w:hint="eastAsia"/>
-          <w:color w:val="3C464F"/>
-          <w:kern w:val="0"/>
-          <w:sz w:val="24"/>
-        </w:rPr>
-        <w:t>一列入世界遗产名录，非物质文化遗产源远流长；</w:t>
+      <w:proofErr w:type="gramStart"/>
+      <w:r>
+        <w:rPr>
+          <w:rFonts w:ascii="Segoe UI" w:eastAsia="宋体" w:hAnsi="Segoe UI" w:cs="Segoe UI" w:hint="eastAsia"/>
+          <w:color w:val="3C464F"/>
+          <w:kern w:val="0"/>
+          <w:sz w:val="24"/>
+        </w:rPr>
+        <w:t>一</w:t>
+      </w:r>
+      <w:proofErr w:type="gramEnd"/>
+      <w:r>
+        <w:rPr>
+          <w:rFonts w:ascii="Segoe UI" w:eastAsia="宋体" w:hAnsi="Segoe UI" w:cs="Segoe UI" w:hint="eastAsia"/>
+          <w:color w:val="3C464F"/>
+          <w:kern w:val="0"/>
+          <w:sz w:val="24"/>
+        </w:rPr>
+        <w:t>列入世界遗产名录，非物质文化遗产源远流长；</w:t>
       </w:r>
     </w:p>
     <w:p>
@@ -10520,14 +11380,25 @@
           <w:sz w:val="24"/>
         </w:rPr>
       </w:pPr>
-      <w:r>
-        <w:rPr>
-          <w:rFonts w:ascii="Segoe UI" w:eastAsia="宋体" w:hAnsi="Segoe UI" w:cs="Segoe UI" w:hint="eastAsia"/>
-          <w:color w:val="3C464F"/>
-          <w:kern w:val="0"/>
-          <w:sz w:val="24"/>
-        </w:rPr>
-        <w:t>二历史文化聚落及运河文化得到保护；</w:t>
+      <w:proofErr w:type="gramStart"/>
+      <w:r>
+        <w:rPr>
+          <w:rFonts w:ascii="Segoe UI" w:eastAsia="宋体" w:hAnsi="Segoe UI" w:cs="Segoe UI" w:hint="eastAsia"/>
+          <w:color w:val="3C464F"/>
+          <w:kern w:val="0"/>
+          <w:sz w:val="24"/>
+        </w:rPr>
+        <w:t>二历史</w:t>
+      </w:r>
+      <w:proofErr w:type="gramEnd"/>
+      <w:r>
+        <w:rPr>
+          <w:rFonts w:ascii="Segoe UI" w:eastAsia="宋体" w:hAnsi="Segoe UI" w:cs="Segoe UI" w:hint="eastAsia"/>
+          <w:color w:val="3C464F"/>
+          <w:kern w:val="0"/>
+          <w:sz w:val="24"/>
+        </w:rPr>
+        <w:t>文化聚落及运河文化得到保护；</w:t>
       </w:r>
     </w:p>
     <w:p>
@@ -10663,7 +11534,27 @@
           <w:kern w:val="0"/>
           <w:sz w:val="24"/>
         </w:rPr>
-        <w:t>因为后三点我理解不符合作答内容（可能是我对作答内容理解有问题，文化带可能指的是一块物理区域，其中自然包含和文化有关的东西，也包含无关的东西，如环境啥的。而不仅仅是文化相关部分内容的集合）</w:t>
+        <w:t>因为后三点我理解不符合作答内容（可能是我对作答内容理解有问题，文化</w:t>
+      </w:r>
+      <w:proofErr w:type="gramStart"/>
+      <w:r>
+        <w:rPr>
+          <w:rFonts w:ascii="Segoe UI" w:eastAsia="宋体" w:hAnsi="Segoe UI" w:cs="Segoe UI" w:hint="eastAsia"/>
+          <w:color w:val="0000FF"/>
+          <w:kern w:val="0"/>
+          <w:sz w:val="24"/>
+        </w:rPr>
+        <w:t>带可能</w:t>
+      </w:r>
+      <w:proofErr w:type="gramEnd"/>
+      <w:r>
+        <w:rPr>
+          <w:rFonts w:ascii="Segoe UI" w:eastAsia="宋体" w:hAnsi="Segoe UI" w:cs="Segoe UI" w:hint="eastAsia"/>
+          <w:color w:val="0000FF"/>
+          <w:kern w:val="0"/>
+          <w:sz w:val="24"/>
+        </w:rPr>
+        <w:t>指的是一块物理区域，其中自然包含和文化有关的东西，也包含无关的东西，如环境啥的。而不仅仅是文化相关部分内容的集合）</w:t>
       </w:r>
     </w:p>
     <w:p>
@@ -10687,7 +11578,27 @@
           <w:kern w:val="0"/>
           <w:sz w:val="24"/>
         </w:rPr>
-        <w:t>其实也有迹可循，这篇材料，就前两段分别一个要点，后三段丝毫都没有。感觉不太合理。</w:t>
+        <w:t>其实也有</w:t>
+      </w:r>
+      <w:proofErr w:type="gramStart"/>
+      <w:r>
+        <w:rPr>
+          <w:rFonts w:ascii="Segoe UI" w:eastAsia="宋体" w:hAnsi="Segoe UI" w:cs="Segoe UI" w:hint="eastAsia"/>
+          <w:color w:val="0000FF"/>
+          <w:kern w:val="0"/>
+          <w:sz w:val="24"/>
+        </w:rPr>
+        <w:t>迹</w:t>
+      </w:r>
+      <w:proofErr w:type="gramEnd"/>
+      <w:r>
+        <w:rPr>
+          <w:rFonts w:ascii="Segoe UI" w:eastAsia="宋体" w:hAnsi="Segoe UI" w:cs="Segoe UI" w:hint="eastAsia"/>
+          <w:color w:val="0000FF"/>
+          <w:kern w:val="0"/>
+          <w:sz w:val="24"/>
+        </w:rPr>
+        <w:t>可循，这篇材料，就前两段分别一个要点，后三段丝毫都没有。感觉不太合理。</w:t>
       </w:r>
     </w:p>
     <w:p>
@@ -10753,7 +11664,27 @@
           <w:kern w:val="0"/>
           <w:sz w:val="24"/>
         </w:rPr>
-        <w:t>注：答案中顿号都没有，小马哥是故意的，为节省五个字。所以我认为，这五句话肯定就不分行了，不然损失更多字数</w:t>
+        <w:t>注：答案中顿号都没有，小马哥是故意的，为节省五个字。所以我认为，这五句话肯定就</w:t>
+      </w:r>
+      <w:proofErr w:type="gramStart"/>
+      <w:r>
+        <w:rPr>
+          <w:rFonts w:ascii="Segoe UI" w:eastAsia="宋体" w:hAnsi="Segoe UI" w:cs="Segoe UI" w:hint="eastAsia"/>
+          <w:color w:val="0000FF"/>
+          <w:kern w:val="0"/>
+          <w:sz w:val="24"/>
+        </w:rPr>
+        <w:t>不</w:t>
+      </w:r>
+      <w:proofErr w:type="gramEnd"/>
+      <w:r>
+        <w:rPr>
+          <w:rFonts w:ascii="Segoe UI" w:eastAsia="宋体" w:hAnsi="Segoe UI" w:cs="Segoe UI" w:hint="eastAsia"/>
+          <w:color w:val="0000FF"/>
+          <w:kern w:val="0"/>
+          <w:sz w:val="24"/>
+        </w:rPr>
+        <w:t>分行了，不然损失更多字数</w:t>
       </w:r>
     </w:p>
     <w:p>
@@ -10777,7 +11708,47 @@
           <w:kern w:val="0"/>
           <w:sz w:val="24"/>
         </w:rPr>
-        <w:t>归纳概括一般新的观点不另起一行，连着写，带上序号即可。除非另启一行大大增加答案层次，且不占用过多空格。总之优先不分行，灵活处理。</w:t>
+        <w:t>归纳概括一般新的观点不另起一行，连着写，带上序号即可。除非</w:t>
+      </w:r>
+      <w:proofErr w:type="gramStart"/>
+      <w:r>
+        <w:rPr>
+          <w:rFonts w:ascii="Segoe UI" w:eastAsia="宋体" w:hAnsi="Segoe UI" w:cs="Segoe UI" w:hint="eastAsia"/>
+          <w:color w:val="0000FF"/>
+          <w:kern w:val="0"/>
+          <w:sz w:val="24"/>
+        </w:rPr>
+        <w:t>另启一行</w:t>
+      </w:r>
+      <w:proofErr w:type="gramEnd"/>
+      <w:r>
+        <w:rPr>
+          <w:rFonts w:ascii="Segoe UI" w:eastAsia="宋体" w:hAnsi="Segoe UI" w:cs="Segoe UI" w:hint="eastAsia"/>
+          <w:color w:val="0000FF"/>
+          <w:kern w:val="0"/>
+          <w:sz w:val="24"/>
+        </w:rPr>
+        <w:t>大大增加答案层次，且不占用过多空格。总之优先</w:t>
+      </w:r>
+      <w:proofErr w:type="gramStart"/>
+      <w:r>
+        <w:rPr>
+          <w:rFonts w:ascii="Segoe UI" w:eastAsia="宋体" w:hAnsi="Segoe UI" w:cs="Segoe UI" w:hint="eastAsia"/>
+          <w:color w:val="0000FF"/>
+          <w:kern w:val="0"/>
+          <w:sz w:val="24"/>
+        </w:rPr>
+        <w:t>不</w:t>
+      </w:r>
+      <w:proofErr w:type="gramEnd"/>
+      <w:r>
+        <w:rPr>
+          <w:rFonts w:ascii="Segoe UI" w:eastAsia="宋体" w:hAnsi="Segoe UI" w:cs="Segoe UI" w:hint="eastAsia"/>
+          <w:color w:val="0000FF"/>
+          <w:kern w:val="0"/>
+          <w:sz w:val="24"/>
+        </w:rPr>
+        <w:t>分行，灵活处理。</w:t>
       </w:r>
     </w:p>
     <w:p>
@@ -10935,7 +11906,47 @@
           <w:kern w:val="0"/>
           <w:sz w:val="24"/>
         </w:rPr>
-        <w:t>个遗产要素列入世遗名录，非遗项目持续传承</w:t>
+        <w:t>个遗产要素列入世</w:t>
+      </w:r>
+      <w:proofErr w:type="gramStart"/>
+      <w:r>
+        <w:rPr>
+          <w:rFonts w:ascii="Segoe UI" w:eastAsia="宋体" w:hAnsi="Segoe UI" w:cs="Segoe UI" w:hint="eastAsia"/>
+          <w:color w:val="3C464F"/>
+          <w:kern w:val="0"/>
+          <w:sz w:val="24"/>
+        </w:rPr>
+        <w:t>遗</w:t>
+      </w:r>
+      <w:proofErr w:type="gramEnd"/>
+      <w:r>
+        <w:rPr>
+          <w:rFonts w:ascii="Segoe UI" w:eastAsia="宋体" w:hAnsi="Segoe UI" w:cs="Segoe UI" w:hint="eastAsia"/>
+          <w:color w:val="3C464F"/>
+          <w:kern w:val="0"/>
+          <w:sz w:val="24"/>
+        </w:rPr>
+        <w:t>名录，非</w:t>
+      </w:r>
+      <w:proofErr w:type="gramStart"/>
+      <w:r>
+        <w:rPr>
+          <w:rFonts w:ascii="Segoe UI" w:eastAsia="宋体" w:hAnsi="Segoe UI" w:cs="Segoe UI" w:hint="eastAsia"/>
+          <w:color w:val="3C464F"/>
+          <w:kern w:val="0"/>
+          <w:sz w:val="24"/>
+        </w:rPr>
+        <w:t>遗项目</w:t>
+      </w:r>
+      <w:proofErr w:type="gramEnd"/>
+      <w:r>
+        <w:rPr>
+          <w:rFonts w:ascii="Segoe UI" w:eastAsia="宋体" w:hAnsi="Segoe UI" w:cs="Segoe UI" w:hint="eastAsia"/>
+          <w:color w:val="3C464F"/>
+          <w:kern w:val="0"/>
+          <w:sz w:val="24"/>
+        </w:rPr>
+        <w:t>持续传承</w:t>
       </w:r>
     </w:p>
     <w:p>
@@ -11107,7 +12118,67 @@
           <w:kern w:val="0"/>
           <w:sz w:val="24"/>
         </w:rPr>
-        <w:t>此处这个格式就很符合真实作答的场景，没有另起一行。且按照的还是总分结构，形也有。就是字数超了（字数超了就没有参考价值了）</w:t>
+        <w:t>此处这个格式就很符合真实作答的场景，没有另起一行。</w:t>
+      </w:r>
+      <w:proofErr w:type="gramStart"/>
+      <w:r>
+        <w:rPr>
+          <w:rFonts w:ascii="Segoe UI" w:eastAsia="宋体" w:hAnsi="Segoe UI" w:cs="Segoe UI" w:hint="eastAsia"/>
+          <w:color w:val="0000FF"/>
+          <w:kern w:val="0"/>
+          <w:sz w:val="24"/>
+        </w:rPr>
+        <w:t>且按照的</w:t>
+      </w:r>
+      <w:proofErr w:type="gramEnd"/>
+      <w:r>
+        <w:rPr>
+          <w:rFonts w:ascii="Segoe UI" w:eastAsia="宋体" w:hAnsi="Segoe UI" w:cs="Segoe UI" w:hint="eastAsia"/>
+          <w:color w:val="0000FF"/>
+          <w:kern w:val="0"/>
+          <w:sz w:val="24"/>
+        </w:rPr>
+        <w:t>还是总分结构，形也有。就是</w:t>
+      </w:r>
+      <w:proofErr w:type="gramStart"/>
+      <w:r>
+        <w:rPr>
+          <w:rFonts w:ascii="Segoe UI" w:eastAsia="宋体" w:hAnsi="Segoe UI" w:cs="Segoe UI" w:hint="eastAsia"/>
+          <w:color w:val="0000FF"/>
+          <w:kern w:val="0"/>
+          <w:sz w:val="24"/>
+        </w:rPr>
+        <w:t>字数超</w:t>
+      </w:r>
+      <w:proofErr w:type="gramEnd"/>
+      <w:r>
+        <w:rPr>
+          <w:rFonts w:ascii="Segoe UI" w:eastAsia="宋体" w:hAnsi="Segoe UI" w:cs="Segoe UI" w:hint="eastAsia"/>
+          <w:color w:val="0000FF"/>
+          <w:kern w:val="0"/>
+          <w:sz w:val="24"/>
+        </w:rPr>
+        <w:t>了（</w:t>
+      </w:r>
+      <w:proofErr w:type="gramStart"/>
+      <w:r>
+        <w:rPr>
+          <w:rFonts w:ascii="Segoe UI" w:eastAsia="宋体" w:hAnsi="Segoe UI" w:cs="Segoe UI" w:hint="eastAsia"/>
+          <w:color w:val="0000FF"/>
+          <w:kern w:val="0"/>
+          <w:sz w:val="24"/>
+        </w:rPr>
+        <w:t>字数超</w:t>
+      </w:r>
+      <w:proofErr w:type="gramEnd"/>
+      <w:r>
+        <w:rPr>
+          <w:rFonts w:ascii="Segoe UI" w:eastAsia="宋体" w:hAnsi="Segoe UI" w:cs="Segoe UI" w:hint="eastAsia"/>
+          <w:color w:val="0000FF"/>
+          <w:kern w:val="0"/>
+          <w:sz w:val="24"/>
+        </w:rPr>
+        <w:t>了就没有参考价值了）</w:t>
       </w:r>
     </w:p>
     <w:p>
@@ -11131,7 +12202,27 @@
           <w:kern w:val="0"/>
           <w:sz w:val="24"/>
         </w:rPr>
-        <w:t>和小马哥答案的含义还是有区别的</w:t>
+        <w:t>和小马</w:t>
+      </w:r>
+      <w:proofErr w:type="gramStart"/>
+      <w:r>
+        <w:rPr>
+          <w:rFonts w:ascii="Segoe UI" w:eastAsia="宋体" w:hAnsi="Segoe UI" w:cs="Segoe UI" w:hint="eastAsia"/>
+          <w:color w:val="0000FF"/>
+          <w:kern w:val="0"/>
+          <w:sz w:val="24"/>
+        </w:rPr>
+        <w:t>哥答案</w:t>
+      </w:r>
+      <w:proofErr w:type="gramEnd"/>
+      <w:r>
+        <w:rPr>
+          <w:rFonts w:ascii="Segoe UI" w:eastAsia="宋体" w:hAnsi="Segoe UI" w:cs="Segoe UI" w:hint="eastAsia"/>
+          <w:color w:val="0000FF"/>
+          <w:kern w:val="0"/>
+          <w:sz w:val="24"/>
+        </w:rPr>
+        <w:t>的含义还是有区别的</w:t>
       </w:r>
     </w:p>
     <w:p>
@@ -11695,6 +12786,7 @@
         </w:rPr>
         <w:t>李局长认为，</w:t>
       </w:r>
+      <w:proofErr w:type="gramStart"/>
       <w:r>
         <w:rPr>
           <w:rFonts w:ascii="Segoe UI" w:eastAsia="宋体" w:hAnsi="Segoe UI" w:cs="Segoe UI"/>
@@ -11704,6 +12796,7 @@
         </w:rPr>
         <w:t>“</w:t>
       </w:r>
+      <w:proofErr w:type="gramEnd"/>
       <w:r>
         <w:rPr>
           <w:rFonts w:ascii="Segoe UI" w:eastAsia="宋体" w:hAnsi="Segoe UI" w:cs="Segoe UI"/>
@@ -11944,6 +13037,7 @@
         </w:rPr>
         <w:t>徒弟</w:t>
       </w:r>
+      <w:proofErr w:type="gramStart"/>
       <w:r>
         <w:rPr>
           <w:rFonts w:ascii="Segoe UI" w:eastAsia="宋体" w:hAnsi="Segoe UI" w:cs="Segoe UI"/>
@@ -11953,6 +13047,7 @@
         </w:rPr>
         <w:t>’</w:t>
       </w:r>
+      <w:proofErr w:type="gramEnd"/>
       <w:r>
         <w:rPr>
           <w:rFonts w:ascii="Segoe UI" w:eastAsia="宋体" w:hAnsi="Segoe UI" w:cs="Segoe UI"/>
@@ -12029,7 +13124,27 @@
           <w:kern w:val="0"/>
           <w:sz w:val="24"/>
         </w:rPr>
-        <w:t>去年我养土鸡，上面给我安排了科技特派员。结果每次来就是帮我喂喂鸡苗，陪着唠唠嗑。后来我怀疑有些鸡苗害了瘟病，找他帮忙看看，他却说没事，叫我放心。结果后来几百只鸡全部染上了鸡瘟，让我损失惨重。</w:t>
+        <w:t>去年我养土鸡，上面给我安排了科技特派员。结果每次来就是帮我喂喂鸡苗，陪着</w:t>
+      </w:r>
+      <w:proofErr w:type="gramStart"/>
+      <w:r>
+        <w:rPr>
+          <w:rFonts w:ascii="Segoe UI" w:eastAsia="宋体" w:hAnsi="Segoe UI" w:cs="Segoe UI"/>
+          <w:color w:val="3C464F"/>
+          <w:kern w:val="0"/>
+          <w:sz w:val="24"/>
+        </w:rPr>
+        <w:t>唠</w:t>
+      </w:r>
+      <w:proofErr w:type="gramEnd"/>
+      <w:r>
+        <w:rPr>
+          <w:rFonts w:ascii="Segoe UI" w:eastAsia="宋体" w:hAnsi="Segoe UI" w:cs="Segoe UI"/>
+          <w:color w:val="3C464F"/>
+          <w:kern w:val="0"/>
+          <w:sz w:val="24"/>
+        </w:rPr>
+        <w:t>唠嗑。后来我怀疑有些鸡苗害了瘟病，找他帮忙看看，他却说没事，叫我放心。结果后来几百只鸡全部染上了鸡瘟，让我损失惨重。</w:t>
       </w:r>
       <w:r>
         <w:rPr>
@@ -12462,7 +13577,47 @@
           <w:kern w:val="0"/>
           <w:sz w:val="24"/>
         </w:rPr>
-        <w:t>根据之前总结的解题策略，材料一并没有符合作答内容的部分，貌似出不了答案，没有作用。但题目明确指定要依托材料一和二作答，里面有问题。</w:t>
+        <w:t>根据之前总结的解题策略，材料</w:t>
+      </w:r>
+      <w:proofErr w:type="gramStart"/>
+      <w:r>
+        <w:rPr>
+          <w:rFonts w:ascii="Segoe UI" w:eastAsia="宋体" w:hAnsi="Segoe UI" w:cs="Segoe UI" w:hint="eastAsia"/>
+          <w:color w:val="0000FF"/>
+          <w:kern w:val="0"/>
+          <w:sz w:val="24"/>
+        </w:rPr>
+        <w:t>一</w:t>
+      </w:r>
+      <w:proofErr w:type="gramEnd"/>
+      <w:r>
+        <w:rPr>
+          <w:rFonts w:ascii="Segoe UI" w:eastAsia="宋体" w:hAnsi="Segoe UI" w:cs="Segoe UI" w:hint="eastAsia"/>
+          <w:color w:val="0000FF"/>
+          <w:kern w:val="0"/>
+          <w:sz w:val="24"/>
+        </w:rPr>
+        <w:t>并没有符合作答内容的部分，貌似出不了答案，没有作用。但题目明确指定要依托材料</w:t>
+      </w:r>
+      <w:proofErr w:type="gramStart"/>
+      <w:r>
+        <w:rPr>
+          <w:rFonts w:ascii="Segoe UI" w:eastAsia="宋体" w:hAnsi="Segoe UI" w:cs="Segoe UI" w:hint="eastAsia"/>
+          <w:color w:val="0000FF"/>
+          <w:kern w:val="0"/>
+          <w:sz w:val="24"/>
+        </w:rPr>
+        <w:t>一</w:t>
+      </w:r>
+      <w:proofErr w:type="gramEnd"/>
+      <w:r>
+        <w:rPr>
+          <w:rFonts w:ascii="Segoe UI" w:eastAsia="宋体" w:hAnsi="Segoe UI" w:cs="Segoe UI" w:hint="eastAsia"/>
+          <w:color w:val="0000FF"/>
+          <w:kern w:val="0"/>
+          <w:sz w:val="24"/>
+        </w:rPr>
+        <w:t>和二作答，里面有问题。</w:t>
       </w:r>
     </w:p>
     <w:p>
@@ -12486,7 +13641,27 @@
           <w:kern w:val="0"/>
           <w:sz w:val="24"/>
         </w:rPr>
-        <w:t>据小马哥分析，材料一确实出不了答案。一般题目指定的材料都能出答案，但此时是特殊情况，需灵活处理。</w:t>
+        <w:t>据小马哥分析，材料</w:t>
+      </w:r>
+      <w:proofErr w:type="gramStart"/>
+      <w:r>
+        <w:rPr>
+          <w:rFonts w:ascii="Segoe UI" w:eastAsia="宋体" w:hAnsi="Segoe UI" w:cs="Segoe UI" w:hint="eastAsia"/>
+          <w:color w:val="0000FF"/>
+          <w:kern w:val="0"/>
+          <w:sz w:val="24"/>
+        </w:rPr>
+        <w:t>一确实</w:t>
+      </w:r>
+      <w:proofErr w:type="gramEnd"/>
+      <w:r>
+        <w:rPr>
+          <w:rFonts w:ascii="Segoe UI" w:eastAsia="宋体" w:hAnsi="Segoe UI" w:cs="Segoe UI" w:hint="eastAsia"/>
+          <w:color w:val="0000FF"/>
+          <w:kern w:val="0"/>
+          <w:sz w:val="24"/>
+        </w:rPr>
+        <w:t>出不了答案。一般题目指定的材料都能出答案，但此时是特殊情况，需灵活处理。</w:t>
       </w:r>
     </w:p>
     <w:p>
@@ -13110,6 +14285,7 @@
         </w:rPr>
         <w:t>'</w:t>
       </w:r>
+      <w:proofErr w:type="gramStart"/>
       <w:r>
         <w:rPr>
           <w:rFonts w:ascii="Segoe UI" w:eastAsia="宋体" w:hAnsi="Segoe UI" w:cs="Segoe UI"/>
@@ -13119,6 +14295,7 @@
         </w:rPr>
         <w:t>三味</w:t>
       </w:r>
+      <w:proofErr w:type="gramEnd"/>
       <w:r>
         <w:rPr>
           <w:rFonts w:ascii="Segoe UI" w:eastAsia="宋体" w:hAnsi="Segoe UI" w:cs="Segoe UI"/>
@@ -13693,7 +14870,27 @@
           <w:kern w:val="0"/>
           <w:sz w:val="24"/>
         </w:rPr>
-        <w:t>一、积极工作，努力学习。虽服务点偏僻，但去的时间和次数远超考核标准；不懂的问题缠着</w:t>
+        <w:t>一、积极工作，努力学习。</w:t>
+      </w:r>
+      <w:proofErr w:type="gramStart"/>
+      <w:r>
+        <w:rPr>
+          <w:rFonts w:ascii="Segoe UI" w:eastAsia="宋体" w:hAnsi="Segoe UI" w:cs="Segoe UI" w:hint="eastAsia"/>
+          <w:color w:val="3C464F"/>
+          <w:kern w:val="0"/>
+          <w:sz w:val="24"/>
+        </w:rPr>
+        <w:t>虽服务</w:t>
+      </w:r>
+      <w:proofErr w:type="gramEnd"/>
+      <w:r>
+        <w:rPr>
+          <w:rFonts w:ascii="Segoe UI" w:eastAsia="宋体" w:hAnsi="Segoe UI" w:cs="Segoe UI" w:hint="eastAsia"/>
+          <w:color w:val="3C464F"/>
+          <w:kern w:val="0"/>
+          <w:sz w:val="24"/>
+        </w:rPr>
+        <w:t>点偏僻，但去的时间和次数远超考核标准；不懂的问题缠着</w:t>
       </w:r>
       <w:r>
         <w:rPr>
@@ -13831,7 +15028,27 @@
           <w:kern w:val="0"/>
           <w:sz w:val="24"/>
         </w:rPr>
-        <w:t>三、使用技巧，添加“三味”。原味：用</w:t>
+        <w:t>三、使用技巧，添加“</w:t>
+      </w:r>
+      <w:proofErr w:type="gramStart"/>
+      <w:r>
+        <w:rPr>
+          <w:rFonts w:ascii="Segoe UI" w:eastAsia="宋体" w:hAnsi="Segoe UI" w:cs="Segoe UI" w:hint="eastAsia"/>
+          <w:color w:val="3C464F"/>
+          <w:kern w:val="0"/>
+          <w:sz w:val="24"/>
+        </w:rPr>
+        <w:t>三味</w:t>
+      </w:r>
+      <w:proofErr w:type="gramEnd"/>
+      <w:r>
+        <w:rPr>
+          <w:rFonts w:ascii="Segoe UI" w:eastAsia="宋体" w:hAnsi="Segoe UI" w:cs="Segoe UI" w:hint="eastAsia"/>
+          <w:color w:val="3C464F"/>
+          <w:kern w:val="0"/>
+          <w:sz w:val="24"/>
+        </w:rPr>
+        <w:t>”。原味：用</w:t>
       </w:r>
       <w:r>
         <w:rPr>
@@ -13949,7 +15166,27 @@
           <w:kern w:val="0"/>
           <w:sz w:val="24"/>
         </w:rPr>
-        <w:t>一、获领导肯定</w:t>
+        <w:t>一、</w:t>
+      </w:r>
+      <w:proofErr w:type="gramStart"/>
+      <w:r>
+        <w:rPr>
+          <w:rFonts w:ascii="Segoe UI" w:eastAsia="宋体" w:hAnsi="Segoe UI" w:cs="Segoe UI" w:hint="eastAsia"/>
+          <w:color w:val="3C464F"/>
+          <w:kern w:val="0"/>
+          <w:sz w:val="24"/>
+        </w:rPr>
+        <w:t>获领导</w:t>
+      </w:r>
+      <w:proofErr w:type="gramEnd"/>
+      <w:r>
+        <w:rPr>
+          <w:rFonts w:ascii="Segoe UI" w:eastAsia="宋体" w:hAnsi="Segoe UI" w:cs="Segoe UI" w:hint="eastAsia"/>
+          <w:color w:val="3C464F"/>
+          <w:kern w:val="0"/>
+          <w:sz w:val="24"/>
+        </w:rPr>
+        <w:t>肯定</w:t>
       </w:r>
       <w:r>
         <w:rPr>
@@ -14054,7 +15291,27 @@
           <w:kern w:val="0"/>
           <w:sz w:val="24"/>
         </w:rPr>
-        <w:t>能力强，达应能力强</w:t>
+        <w:t>能力强，</w:t>
+      </w:r>
+      <w:proofErr w:type="gramStart"/>
+      <w:r>
+        <w:rPr>
+          <w:rFonts w:ascii="Segoe UI" w:eastAsia="宋体" w:hAnsi="Segoe UI" w:cs="Segoe UI" w:hint="eastAsia"/>
+          <w:color w:val="3C464F"/>
+          <w:kern w:val="0"/>
+          <w:sz w:val="24"/>
+        </w:rPr>
+        <w:t>达应能力</w:t>
+      </w:r>
+      <w:proofErr w:type="gramEnd"/>
+      <w:r>
+        <w:rPr>
+          <w:rFonts w:ascii="Segoe UI" w:eastAsia="宋体" w:hAnsi="Segoe UI" w:cs="Segoe UI" w:hint="eastAsia"/>
+          <w:color w:val="3C464F"/>
+          <w:kern w:val="0"/>
+          <w:sz w:val="24"/>
+        </w:rPr>
+        <w:t>强</w:t>
       </w:r>
       <w:r>
         <w:rPr>
@@ -14088,7 +15345,27 @@
           <w:sz w:val="24"/>
         </w:rPr>
         <w:lastRenderedPageBreak/>
-        <w:t>三、获群众称赞</w:t>
+        <w:t>三、</w:t>
+      </w:r>
+      <w:proofErr w:type="gramStart"/>
+      <w:r>
+        <w:rPr>
+          <w:rFonts w:ascii="Segoe UI" w:eastAsia="宋体" w:hAnsi="Segoe UI" w:cs="Segoe UI" w:hint="eastAsia"/>
+          <w:color w:val="3C464F"/>
+          <w:kern w:val="0"/>
+          <w:sz w:val="24"/>
+        </w:rPr>
+        <w:t>获群众</w:t>
+      </w:r>
+      <w:proofErr w:type="gramEnd"/>
+      <w:r>
+        <w:rPr>
+          <w:rFonts w:ascii="Segoe UI" w:eastAsia="宋体" w:hAnsi="Segoe UI" w:cs="Segoe UI" w:hint="eastAsia"/>
+          <w:color w:val="3C464F"/>
+          <w:kern w:val="0"/>
+          <w:sz w:val="24"/>
+        </w:rPr>
+        <w:t>称赞</w:t>
       </w:r>
       <w:r>
         <w:rPr>
@@ -14117,14 +15394,25 @@
         </w:rPr>
         <w:tab/>
       </w:r>
-      <w:r>
-        <w:rPr>
-          <w:rFonts w:ascii="Segoe UI" w:eastAsia="宋体" w:hAnsi="Segoe UI" w:cs="Segoe UI" w:hint="eastAsia"/>
-          <w:color w:val="3C464F"/>
-          <w:kern w:val="0"/>
-          <w:sz w:val="24"/>
-        </w:rPr>
-        <w:t>合群众需要</w:t>
+      <w:proofErr w:type="gramStart"/>
+      <w:r>
+        <w:rPr>
+          <w:rFonts w:ascii="Segoe UI" w:eastAsia="宋体" w:hAnsi="Segoe UI" w:cs="Segoe UI" w:hint="eastAsia"/>
+          <w:color w:val="3C464F"/>
+          <w:kern w:val="0"/>
+          <w:sz w:val="24"/>
+        </w:rPr>
+        <w:t>合群众</w:t>
+      </w:r>
+      <w:proofErr w:type="gramEnd"/>
+      <w:r>
+        <w:rPr>
+          <w:rFonts w:ascii="Segoe UI" w:eastAsia="宋体" w:hAnsi="Segoe UI" w:cs="Segoe UI" w:hint="eastAsia"/>
+          <w:color w:val="3C464F"/>
+          <w:kern w:val="0"/>
+          <w:sz w:val="24"/>
+        </w:rPr>
+        <w:t>需要</w:t>
       </w:r>
       <w:r>
         <w:rPr>
@@ -14421,7 +15709,27 @@
           <w:kern w:val="0"/>
           <w:sz w:val="24"/>
         </w:rPr>
-        <w:t>且小马哥的答案，前面的总确实能包含后面的分。</w:t>
+        <w:t>且小马哥的答案，前面的</w:t>
+      </w:r>
+      <w:proofErr w:type="gramStart"/>
+      <w:r>
+        <w:rPr>
+          <w:rFonts w:ascii="Segoe UI" w:eastAsia="宋体" w:hAnsi="Segoe UI" w:cs="Segoe UI" w:hint="eastAsia"/>
+          <w:color w:val="0000FF"/>
+          <w:kern w:val="0"/>
+          <w:sz w:val="24"/>
+        </w:rPr>
+        <w:t>总确实</w:t>
+      </w:r>
+      <w:proofErr w:type="gramEnd"/>
+      <w:r>
+        <w:rPr>
+          <w:rFonts w:ascii="Segoe UI" w:eastAsia="宋体" w:hAnsi="Segoe UI" w:cs="Segoe UI" w:hint="eastAsia"/>
+          <w:color w:val="0000FF"/>
+          <w:kern w:val="0"/>
+          <w:sz w:val="24"/>
+        </w:rPr>
+        <w:t>能包含后面的分。</w:t>
       </w:r>
     </w:p>
     <w:p>
@@ -14445,7 +15753,27 @@
           <w:kern w:val="0"/>
           <w:sz w:val="24"/>
         </w:rPr>
-        <w:t>小马哥的答案以我现在的水平压根想不出。归纳概括真的是客观题吗？标准答案真的就是小马哥说的，我的只能拿低分（含义确实有差异，按前文分析，既然是客观题，则答案含义应相同，顶多表述方式有差异）？</w:t>
+        <w:t>小马哥的答案以我现在的水平</w:t>
+      </w:r>
+      <w:proofErr w:type="gramStart"/>
+      <w:r>
+        <w:rPr>
+          <w:rFonts w:ascii="Segoe UI" w:eastAsia="宋体" w:hAnsi="Segoe UI" w:cs="Segoe UI" w:hint="eastAsia"/>
+          <w:color w:val="0000FF"/>
+          <w:kern w:val="0"/>
+          <w:sz w:val="24"/>
+        </w:rPr>
+        <w:t>压根想</w:t>
+      </w:r>
+      <w:proofErr w:type="gramEnd"/>
+      <w:r>
+        <w:rPr>
+          <w:rFonts w:ascii="Segoe UI" w:eastAsia="宋体" w:hAnsi="Segoe UI" w:cs="Segoe UI" w:hint="eastAsia"/>
+          <w:color w:val="0000FF"/>
+          <w:kern w:val="0"/>
+          <w:sz w:val="24"/>
+        </w:rPr>
+        <w:t>不出。归纳概括真的是客观题吗？标准答案真的就是小马哥说的，我的只能拿低分（含义确实有差异，按前文分析，既然是客观题，则答案含义应相同，顶多表述方式有差异）？</w:t>
       </w:r>
       <w:r>
         <w:rPr>
@@ -14496,7 +15824,27 @@
           <w:kern w:val="0"/>
           <w:sz w:val="24"/>
         </w:rPr>
-        <w:t>，小马哥和我的答案谁好。感觉小马哥总比我好，分没我好。他的分有点归纳的意思了，有脱离材料原意的嫌疑</w:t>
+        <w:t>，小马哥和我的答案谁好。感觉小马哥总比我好，分没我好。他的</w:t>
+      </w:r>
+      <w:proofErr w:type="gramStart"/>
+      <w:r>
+        <w:rPr>
+          <w:rFonts w:ascii="Segoe UI" w:eastAsia="宋体" w:hAnsi="Segoe UI" w:cs="Segoe UI" w:hint="eastAsia"/>
+          <w:color w:val="0000FF"/>
+          <w:kern w:val="0"/>
+          <w:sz w:val="24"/>
+        </w:rPr>
+        <w:t>分有点</w:t>
+      </w:r>
+      <w:proofErr w:type="gramEnd"/>
+      <w:r>
+        <w:rPr>
+          <w:rFonts w:ascii="Segoe UI" w:eastAsia="宋体" w:hAnsi="Segoe UI" w:cs="Segoe UI" w:hint="eastAsia"/>
+          <w:color w:val="0000FF"/>
+          <w:kern w:val="0"/>
+          <w:sz w:val="24"/>
+        </w:rPr>
+        <w:t>归纳的意思了，有脱离材料原意的嫌疑</w:t>
       </w:r>
     </w:p>
     <w:p>
@@ -14562,7 +15910,27 @@
           <w:kern w:val="0"/>
           <w:sz w:val="24"/>
         </w:rPr>
-        <w:t>语义来分的，小马哥是按不同人发表的看发来说的（其实也是物理位置，不过是把我丢弃的，觉得无用的谁谁说放进去分析，且占据主导地位了），小马哥的更灵活，普适性弱。这应该就是基于规则，超脱规则的第三境界</w:t>
+        <w:t>语义来分的，小马哥是按不同人发表的看</w:t>
+      </w:r>
+      <w:proofErr w:type="gramStart"/>
+      <w:r>
+        <w:rPr>
+          <w:rFonts w:ascii="Segoe UI" w:eastAsia="宋体" w:hAnsi="Segoe UI" w:cs="Segoe UI" w:hint="eastAsia"/>
+          <w:color w:val="0000FF"/>
+          <w:kern w:val="0"/>
+          <w:sz w:val="24"/>
+        </w:rPr>
+        <w:t>发来说</w:t>
+      </w:r>
+      <w:proofErr w:type="gramEnd"/>
+      <w:r>
+        <w:rPr>
+          <w:rFonts w:ascii="Segoe UI" w:eastAsia="宋体" w:hAnsi="Segoe UI" w:cs="Segoe UI" w:hint="eastAsia"/>
+          <w:color w:val="0000FF"/>
+          <w:kern w:val="0"/>
+          <w:sz w:val="24"/>
+        </w:rPr>
+        <w:t>的（其实也是物理位置，不过是把我丢弃的，觉得无用的谁谁说放进去分析，且占据主导地位了），小马哥的更灵活，普适性弱。这应该就是基于规则，超脱规则的第三境界</w:t>
       </w:r>
     </w:p>
     <w:p>
@@ -14610,7 +15978,27 @@
           <w:kern w:val="0"/>
           <w:sz w:val="24"/>
         </w:rPr>
-        <w:t>但我又想了想，小马哥的分也有好处。总的抽象层级很高，如分是写具体，那和总之间的关联、证明关系就弱一点。</w:t>
+        <w:t>但我又想了想，小马哥的分也有好处。总的抽象层级很高，</w:t>
+      </w:r>
+      <w:proofErr w:type="gramStart"/>
+      <w:r>
+        <w:rPr>
+          <w:rFonts w:ascii="Segoe UI" w:eastAsia="宋体" w:hAnsi="Segoe UI" w:cs="Segoe UI" w:hint="eastAsia"/>
+          <w:color w:val="0000FF"/>
+          <w:kern w:val="0"/>
+          <w:sz w:val="24"/>
+        </w:rPr>
+        <w:t>如分是</w:t>
+      </w:r>
+      <w:proofErr w:type="gramEnd"/>
+      <w:r>
+        <w:rPr>
+          <w:rFonts w:ascii="Segoe UI" w:eastAsia="宋体" w:hAnsi="Segoe UI" w:cs="Segoe UI" w:hint="eastAsia"/>
+          <w:color w:val="0000FF"/>
+          <w:kern w:val="0"/>
+          <w:sz w:val="24"/>
+        </w:rPr>
+        <w:t>写具体，那和总之间的关联、证明关系就弱一点。</w:t>
       </w:r>
     </w:p>
     <w:p>
@@ -14634,7 +16022,27 @@
           <w:kern w:val="0"/>
           <w:sz w:val="24"/>
         </w:rPr>
-        <w:t>而且针对作答内容，如分是写的具体，则也没有写的抽象更适合。问的是得十佳的原因，做的一个具体的事情是原因？还是抽象的归纳是原因？</w:t>
+        <w:t>而且针对作答内容，</w:t>
+      </w:r>
+      <w:proofErr w:type="gramStart"/>
+      <w:r>
+        <w:rPr>
+          <w:rFonts w:ascii="Segoe UI" w:eastAsia="宋体" w:hAnsi="Segoe UI" w:cs="Segoe UI" w:hint="eastAsia"/>
+          <w:color w:val="0000FF"/>
+          <w:kern w:val="0"/>
+          <w:sz w:val="24"/>
+        </w:rPr>
+        <w:t>如分是</w:t>
+      </w:r>
+      <w:proofErr w:type="gramEnd"/>
+      <w:r>
+        <w:rPr>
+          <w:rFonts w:ascii="Segoe UI" w:eastAsia="宋体" w:hAnsi="Segoe UI" w:cs="Segoe UI" w:hint="eastAsia"/>
+          <w:color w:val="0000FF"/>
+          <w:kern w:val="0"/>
+          <w:sz w:val="24"/>
+        </w:rPr>
+        <w:t>写的具体，则也没有写的抽象更适合。问的是得十佳的原因，做的一个具体的事情是原因？还是抽象的归纳是原因？</w:t>
       </w:r>
       <w:r>
         <w:rPr>
@@ -14721,7 +16129,47 @@
           <w:kern w:val="0"/>
           <w:sz w:val="24"/>
         </w:rPr>
-        <w:t>一般在获奖栏，通常是这么写，某某某认真学习，学习能力十分强，通过研究当地土壤天气获得了什么什么成果。先讲归纳，再举例子。如果归纳和例子只能留一个，那就应该只能留归纳了。</w:t>
+        <w:t>一般在获奖栏，通常是这么写，某某</w:t>
+      </w:r>
+      <w:proofErr w:type="gramStart"/>
+      <w:r>
+        <w:rPr>
+          <w:rFonts w:ascii="Segoe UI" w:eastAsia="宋体" w:hAnsi="Segoe UI" w:cs="Segoe UI" w:hint="eastAsia"/>
+          <w:color w:val="0000FF"/>
+          <w:kern w:val="0"/>
+          <w:sz w:val="24"/>
+        </w:rPr>
+        <w:t>某</w:t>
+      </w:r>
+      <w:proofErr w:type="gramEnd"/>
+      <w:r>
+        <w:rPr>
+          <w:rFonts w:ascii="Segoe UI" w:eastAsia="宋体" w:hAnsi="Segoe UI" w:cs="Segoe UI" w:hint="eastAsia"/>
+          <w:color w:val="0000FF"/>
+          <w:kern w:val="0"/>
+          <w:sz w:val="24"/>
+        </w:rPr>
+        <w:t>认真学习，学习能力十分强，通过研究当地土壤天气获得了</w:t>
+      </w:r>
+      <w:proofErr w:type="gramStart"/>
+      <w:r>
+        <w:rPr>
+          <w:rFonts w:ascii="Segoe UI" w:eastAsia="宋体" w:hAnsi="Segoe UI" w:cs="Segoe UI" w:hint="eastAsia"/>
+          <w:color w:val="0000FF"/>
+          <w:kern w:val="0"/>
+          <w:sz w:val="24"/>
+        </w:rPr>
+        <w:t>什么什么</w:t>
+      </w:r>
+      <w:proofErr w:type="gramEnd"/>
+      <w:r>
+        <w:rPr>
+          <w:rFonts w:ascii="Segoe UI" w:eastAsia="宋体" w:hAnsi="Segoe UI" w:cs="Segoe UI" w:hint="eastAsia"/>
+          <w:color w:val="0000FF"/>
+          <w:kern w:val="0"/>
+          <w:sz w:val="24"/>
+        </w:rPr>
+        <w:t>成果。先讲归纳，再举例子。如果归纳和例子只能留一个，那就应该只能留归纳了。</w:t>
       </w:r>
     </w:p>
     <w:p>
@@ -14746,7 +16194,27 @@
           <w:sz w:val="24"/>
         </w:rPr>
         <w:lastRenderedPageBreak/>
-        <w:t>再比如，我要推举嘉诚当项目经理，旺哥问我他好在哪里，能担当项目经理的原因是什么？</w:t>
+        <w:t>再比如，我要推举嘉诚当项目经理，</w:t>
+      </w:r>
+      <w:proofErr w:type="gramStart"/>
+      <w:r>
+        <w:rPr>
+          <w:rFonts w:ascii="Segoe UI" w:eastAsia="宋体" w:hAnsi="Segoe UI" w:cs="Segoe UI" w:hint="eastAsia"/>
+          <w:color w:val="0000FF"/>
+          <w:kern w:val="0"/>
+          <w:sz w:val="24"/>
+        </w:rPr>
+        <w:t>旺哥问</w:t>
+      </w:r>
+      <w:proofErr w:type="gramEnd"/>
+      <w:r>
+        <w:rPr>
+          <w:rFonts w:ascii="Segoe UI" w:eastAsia="宋体" w:hAnsi="Segoe UI" w:cs="Segoe UI" w:hint="eastAsia"/>
+          <w:color w:val="0000FF"/>
+          <w:kern w:val="0"/>
+          <w:sz w:val="24"/>
+        </w:rPr>
+        <w:t>我他好在哪里，能担当项目经理的原因是什么？</w:t>
       </w:r>
       <w:r>
         <w:rPr>
@@ -14766,6 +16234,7 @@
         </w:rPr>
         <w:t>我是说他独立负责了整个</w:t>
       </w:r>
+      <w:proofErr w:type="spellStart"/>
       <w:r>
         <w:rPr>
           <w:rFonts w:ascii="Segoe UI" w:eastAsia="宋体" w:hAnsi="Segoe UI" w:cs="Segoe UI" w:hint="eastAsia"/>
@@ -14775,14 +16244,35 @@
         </w:rPr>
         <w:t>etl</w:t>
       </w:r>
-      <w:r>
-        <w:rPr>
-          <w:rFonts w:ascii="Segoe UI" w:eastAsia="宋体" w:hAnsi="Segoe UI" w:cs="Segoe UI" w:hint="eastAsia"/>
-          <w:color w:val="0000FF"/>
-          <w:kern w:val="0"/>
-          <w:sz w:val="24"/>
-        </w:rPr>
-        <w:t>程序？还是说他学习能力强有责任心（此处也可举</w:t>
+      <w:proofErr w:type="spellEnd"/>
+      <w:r>
+        <w:rPr>
+          <w:rFonts w:ascii="Segoe UI" w:eastAsia="宋体" w:hAnsi="Segoe UI" w:cs="Segoe UI" w:hint="eastAsia"/>
+          <w:color w:val="0000FF"/>
+          <w:kern w:val="0"/>
+          <w:sz w:val="24"/>
+        </w:rPr>
+        <w:t>程序？还是说他学习能力强有责任心（</w:t>
+      </w:r>
+      <w:proofErr w:type="gramStart"/>
+      <w:r>
+        <w:rPr>
+          <w:rFonts w:ascii="Segoe UI" w:eastAsia="宋体" w:hAnsi="Segoe UI" w:cs="Segoe UI" w:hint="eastAsia"/>
+          <w:color w:val="0000FF"/>
+          <w:kern w:val="0"/>
+          <w:sz w:val="24"/>
+        </w:rPr>
+        <w:t>此处也</w:t>
+      </w:r>
+      <w:proofErr w:type="gramEnd"/>
+      <w:r>
+        <w:rPr>
+          <w:rFonts w:ascii="Segoe UI" w:eastAsia="宋体" w:hAnsi="Segoe UI" w:cs="Segoe UI" w:hint="eastAsia"/>
+          <w:color w:val="0000FF"/>
+          <w:kern w:val="0"/>
+          <w:sz w:val="24"/>
+        </w:rPr>
+        <w:t>可举</w:t>
       </w:r>
       <w:r>
         <w:rPr>
@@ -14820,6 +16310,7 @@
         </w:rPr>
         <w:t>当然，我如果说他一个人顺利的领导我们做完了太保项目，这个也有说服力（虽然是具体的事，但层级比负责</w:t>
       </w:r>
+      <w:proofErr w:type="spellStart"/>
       <w:r>
         <w:rPr>
           <w:rFonts w:ascii="Segoe UI" w:eastAsia="宋体" w:hAnsi="Segoe UI" w:cs="Segoe UI" w:hint="eastAsia"/>
@@ -14829,6 +16320,7 @@
         </w:rPr>
         <w:t>etl</w:t>
       </w:r>
+      <w:proofErr w:type="spellEnd"/>
       <w:r>
         <w:rPr>
           <w:rFonts w:ascii="Segoe UI" w:eastAsia="宋体" w:hAnsi="Segoe UI" w:cs="Segoe UI" w:hint="eastAsia"/>
@@ -15005,7 +16497,27 @@
           <w:sz w:val="24"/>
           <w:shd w:val="clear" w:color="auto" w:fill="FFFFFF"/>
         </w:rPr>
-        <w:t>1.服务态度好，每月超额完成偏远S村服务任务；2.专业能力强，主动研究当地土壤气候，快速掌握方言；3.教学方法优，用通俗"田坎语言"手把手传授技术；4.知识更新快，坚持传授最新农技知识；5.创新意识强，采用"三味"策略（原味语言、鲜味知识、甜味激励）和"订单化"培训。其工作模式解决了传统科技特派员理论脱节、沟通不畅等问题，实现了科技服务的精准化与人性化。</w:t>
+        <w:t>1.服务态度好，每月超额完成偏远S村服务任务；2.专业能力强，主动研究当地土壤气候，快速掌握方言；3.教学方法优，用通俗"田坎语言"手把手传授技术；4.知识更新快，坚持传授最新农技知识；5.创新意识强，采用"</w:t>
+      </w:r>
+      <w:proofErr w:type="gramStart"/>
+      <w:r>
+        <w:rPr>
+          <w:rFonts w:ascii="Arial" w:eastAsia="Arial" w:hAnsi="Arial" w:cs="Arial"/>
+          <w:color w:val="333333"/>
+          <w:sz w:val="24"/>
+          <w:shd w:val="clear" w:color="auto" w:fill="FFFFFF"/>
+        </w:rPr>
+        <w:t>三味</w:t>
+      </w:r>
+      <w:proofErr w:type="gramEnd"/>
+      <w:r>
+        <w:rPr>
+          <w:rFonts w:ascii="Arial" w:eastAsia="Arial" w:hAnsi="Arial" w:cs="Arial"/>
+          <w:color w:val="333333"/>
+          <w:sz w:val="24"/>
+          <w:shd w:val="clear" w:color="auto" w:fill="FFFFFF"/>
+        </w:rPr>
+        <w:t>"策略（原味语言、鲜味知识、甜味激励）和"订单化"培训。其工作模式解决了传统科技特派员理论脱节、沟通不畅等问题，实现了科技服务的精准化与人性化。</w:t>
       </w:r>
       <w:r>
         <w:rPr>
@@ -15415,7 +16927,27 @@
           <w:kern w:val="0"/>
           <w:sz w:val="24"/>
         </w:rPr>
-        <w:t>的负面影响之一，就是使得城市不透水地表面积不断增加，严重地削弱了地表蓄洪、植物拦截和土壤下渗的功能。对洪水截流作用的消失，造成的后果就是地下水补给日益不足，地表径流量逐年提高而且由于城市所产生的空气污染物为降水提供了大量凝结核，所以一般而论，城市化地区的降雨量要比农村高</w:t>
+        <w:t>的负面影响之一，就是使得城市</w:t>
+      </w:r>
+      <w:proofErr w:type="gramStart"/>
+      <w:r>
+        <w:rPr>
+          <w:rFonts w:ascii="Segoe UI" w:eastAsia="宋体" w:hAnsi="Segoe UI" w:cs="Segoe UI"/>
+          <w:color w:val="3C464F"/>
+          <w:kern w:val="0"/>
+          <w:sz w:val="24"/>
+        </w:rPr>
+        <w:t>不</w:t>
+      </w:r>
+      <w:proofErr w:type="gramEnd"/>
+      <w:r>
+        <w:rPr>
+          <w:rFonts w:ascii="Segoe UI" w:eastAsia="宋体" w:hAnsi="Segoe UI" w:cs="Segoe UI"/>
+          <w:color w:val="3C464F"/>
+          <w:kern w:val="0"/>
+          <w:sz w:val="24"/>
+        </w:rPr>
+        <w:t>透水地表面积不断增加，严重地削弱了地表蓄洪、植物拦截和土壤下渗的功能。对洪水截流作用的消失，造成的后果就是地下水补给日益不足，地表径流量逐年提高而且由于城市所产生的空气污染物为降水提供了大量凝结核，所以一般而论，城市化地区的降雨量要比农村高</w:t>
       </w:r>
       <w:r>
         <w:rPr>
@@ -15979,7 +17511,27 @@
           <w:kern w:val="0"/>
           <w:sz w:val="24"/>
         </w:rPr>
-        <w:t>自古以来，内河船运由于其低成本、高可靠性、安全性和可观赏性，一直得到人们的重视。英国许多地方近几年还纷纷疏通古代运河以供城市间输送游客和农产品所需。城市水系又是各城市之间的天然隔离带。在古代，所谓的护城河就具有保护城市、阻隔敌人的功效。而在现代，这些天然的河流是城市最壮观的公共空间，在人口日益稠密的现代城市中，城市水系与绿带公园结合在一起，构成了城市最漂亮、最令人留连忘返，最具有生态和文化功能的城市亮点</w:t>
+        <w:t>自古以来，内河船运由于其低成本、高可靠性、安全性和</w:t>
+      </w:r>
+      <w:proofErr w:type="gramStart"/>
+      <w:r>
+        <w:rPr>
+          <w:rFonts w:ascii="Segoe UI" w:eastAsia="宋体" w:hAnsi="Segoe UI" w:cs="Segoe UI"/>
+          <w:color w:val="FF0000"/>
+          <w:kern w:val="0"/>
+          <w:sz w:val="24"/>
+        </w:rPr>
+        <w:t>可</w:t>
+      </w:r>
+      <w:proofErr w:type="gramEnd"/>
+      <w:r>
+        <w:rPr>
+          <w:rFonts w:ascii="Segoe UI" w:eastAsia="宋体" w:hAnsi="Segoe UI" w:cs="Segoe UI"/>
+          <w:color w:val="FF0000"/>
+          <w:kern w:val="0"/>
+          <w:sz w:val="24"/>
+        </w:rPr>
+        <w:t>观赏性，一直得到人们的重视。英国许多地方近几年还纷纷疏通古代运河以供城市间输送游客和农产品所需。城市水系又是各城市之间的天然隔离带。在古代，所谓的护城河就具有保护城市、阻隔敌人的功效。而在现代，这些天然的河流是城市最壮观的公共空间，在人口日益稠密的现代城市中，城市水系与绿带公园结合在一起，构成了城市最漂亮、最令人留连忘返，最具有生态和文化功能的城市亮点</w:t>
       </w:r>
       <w:r>
         <w:rPr>
@@ -16237,6 +17789,7 @@
         </w:rPr>
         <w:t>不可破坏现存的生态系统和荒野</w:t>
       </w:r>
+      <w:proofErr w:type="gramStart"/>
       <w:r>
         <w:rPr>
           <w:rFonts w:ascii="Segoe UI" w:eastAsia="宋体" w:hAnsi="Segoe UI" w:cs="Segoe UI"/>
@@ -16246,6 +17799,7 @@
         </w:rPr>
         <w:t>”</w:t>
       </w:r>
+      <w:proofErr w:type="gramEnd"/>
       <w:r>
         <w:rPr>
           <w:rFonts w:ascii="Segoe UI" w:eastAsia="宋体" w:hAnsi="Segoe UI" w:cs="Segoe UI"/>
@@ -16255,6 +17809,7 @@
         </w:rPr>
         <w:t>建议要</w:t>
       </w:r>
+      <w:proofErr w:type="gramStart"/>
       <w:r>
         <w:rPr>
           <w:rFonts w:ascii="Segoe UI" w:eastAsia="宋体" w:hAnsi="Segoe UI" w:cs="Segoe UI"/>
@@ -16264,6 +17819,7 @@
         </w:rPr>
         <w:t>“</w:t>
       </w:r>
+      <w:proofErr w:type="gramEnd"/>
       <w:r>
         <w:rPr>
           <w:rFonts w:ascii="Segoe UI" w:eastAsia="宋体" w:hAnsi="Segoe UI" w:cs="Segoe UI"/>
@@ -16325,7 +17881,47 @@
           <w:kern w:val="0"/>
           <w:sz w:val="24"/>
         </w:rPr>
-        <w:t>并种植本地特有的野花、灌木和树，构建一个因草林多、昆虫长、鸟类聚、小兽生而形成的完整的小水系生物群落。</w:t>
+        <w:t>并种植本地特有的野花、灌木和树，构建</w:t>
+      </w:r>
+      <w:proofErr w:type="gramStart"/>
+      <w:r>
+        <w:rPr>
+          <w:rFonts w:ascii="Segoe UI" w:eastAsia="宋体" w:hAnsi="Segoe UI" w:cs="Segoe UI"/>
+          <w:color w:val="FF0000"/>
+          <w:kern w:val="0"/>
+          <w:sz w:val="24"/>
+        </w:rPr>
+        <w:t>一个因草林多</w:t>
+      </w:r>
+      <w:proofErr w:type="gramEnd"/>
+      <w:r>
+        <w:rPr>
+          <w:rFonts w:ascii="Segoe UI" w:eastAsia="宋体" w:hAnsi="Segoe UI" w:cs="Segoe UI"/>
+          <w:color w:val="FF0000"/>
+          <w:kern w:val="0"/>
+          <w:sz w:val="24"/>
+        </w:rPr>
+        <w:t>、昆虫长、鸟类聚、</w:t>
+      </w:r>
+      <w:proofErr w:type="gramStart"/>
+      <w:r>
+        <w:rPr>
+          <w:rFonts w:ascii="Segoe UI" w:eastAsia="宋体" w:hAnsi="Segoe UI" w:cs="Segoe UI"/>
+          <w:color w:val="FF0000"/>
+          <w:kern w:val="0"/>
+          <w:sz w:val="24"/>
+        </w:rPr>
+        <w:t>小兽生而</w:t>
+      </w:r>
+      <w:proofErr w:type="gramEnd"/>
+      <w:r>
+        <w:rPr>
+          <w:rFonts w:ascii="Segoe UI" w:eastAsia="宋体" w:hAnsi="Segoe UI" w:cs="Segoe UI"/>
+          <w:color w:val="FF0000"/>
+          <w:kern w:val="0"/>
+          <w:sz w:val="24"/>
+        </w:rPr>
+        <w:t>形成的完整的小水系生物群落。</w:t>
       </w:r>
       <w:r>
         <w:rPr>
@@ -17149,7 +18745,27 @@
           <w:kern w:val="0"/>
           <w:sz w:val="24"/>
         </w:rPr>
-        <w:t>低成本、高可靠性、安全性和可观赏性</w:t>
+        <w:t>低成本、高可靠性、安全性和</w:t>
+      </w:r>
+      <w:proofErr w:type="gramStart"/>
+      <w:r>
+        <w:rPr>
+          <w:rFonts w:ascii="Segoe UI" w:eastAsia="宋体" w:hAnsi="Segoe UI" w:cs="Segoe UI"/>
+          <w:color w:val="3C464F"/>
+          <w:kern w:val="0"/>
+          <w:sz w:val="24"/>
+        </w:rPr>
+        <w:t>可</w:t>
+      </w:r>
+      <w:proofErr w:type="gramEnd"/>
+      <w:r>
+        <w:rPr>
+          <w:rFonts w:ascii="Segoe UI" w:eastAsia="宋体" w:hAnsi="Segoe UI" w:cs="Segoe UI"/>
+          <w:color w:val="3C464F"/>
+          <w:kern w:val="0"/>
+          <w:sz w:val="24"/>
+        </w:rPr>
+        <w:t>观赏性</w:t>
       </w:r>
       <w:r>
         <w:rPr>
@@ -17715,7 +19331,27 @@
           <w:sz w:val="24"/>
         </w:rPr>
         <w:lastRenderedPageBreak/>
-        <w:t>这回注意了下格式上的细节，小马哥一般是每个要点以分号分割。总和分之间用冒号连接。目前来看这么做是对的，但不敢保证适用所有情况，今后持续观察分析</w:t>
+        <w:t>这回注意了下格式上的细节，小马</w:t>
+      </w:r>
+      <w:proofErr w:type="gramStart"/>
+      <w:r>
+        <w:rPr>
+          <w:rFonts w:ascii="Segoe UI" w:eastAsia="宋体" w:hAnsi="Segoe UI" w:cs="Segoe UI" w:hint="eastAsia"/>
+          <w:color w:val="0000FF"/>
+          <w:kern w:val="0"/>
+          <w:sz w:val="24"/>
+        </w:rPr>
+        <w:t>哥一般</w:t>
+      </w:r>
+      <w:proofErr w:type="gramEnd"/>
+      <w:r>
+        <w:rPr>
+          <w:rFonts w:ascii="Segoe UI" w:eastAsia="宋体" w:hAnsi="Segoe UI" w:cs="Segoe UI" w:hint="eastAsia"/>
+          <w:color w:val="0000FF"/>
+          <w:kern w:val="0"/>
+          <w:sz w:val="24"/>
+        </w:rPr>
+        <w:t>是每个要点以分号分割。总和分之间用冒号连接。目前来看这么做是对的，但不敢保证适用所有情况，今后持续观察分析</w:t>
       </w:r>
     </w:p>
     <w:p>
@@ -17871,7 +19507,27 @@
           <w:kern w:val="0"/>
           <w:sz w:val="24"/>
         </w:rPr>
-        <w:t>光看答案而言，小马哥写的极好。颠覆了之前总结的做题技巧。完全没有局限于材料的物理位置，而是将含义相同的、类似的材料整合起来，归纳到一个要点中，使答案整体的协调性大大提升。</w:t>
+        <w:t>光看答案而言，小马哥写的极好。颠覆了之前总结的做题技巧。完全没有局限于材料的物理位置，而是将含义相同的、类似的材料整合起来，归纳到一个要点中，</w:t>
+      </w:r>
+      <w:proofErr w:type="gramStart"/>
+      <w:r>
+        <w:rPr>
+          <w:rFonts w:ascii="Segoe UI" w:eastAsia="宋体" w:hAnsi="Segoe UI" w:cs="Segoe UI" w:hint="eastAsia"/>
+          <w:color w:val="0000FF"/>
+          <w:kern w:val="0"/>
+          <w:sz w:val="24"/>
+        </w:rPr>
+        <w:t>使答案</w:t>
+      </w:r>
+      <w:proofErr w:type="gramEnd"/>
+      <w:r>
+        <w:rPr>
+          <w:rFonts w:ascii="Segoe UI" w:eastAsia="宋体" w:hAnsi="Segoe UI" w:cs="Segoe UI" w:hint="eastAsia"/>
+          <w:color w:val="0000FF"/>
+          <w:kern w:val="0"/>
+          <w:sz w:val="24"/>
+        </w:rPr>
+        <w:t>整体的协调性大大提升。</w:t>
       </w:r>
     </w:p>
     <w:p>
@@ -17895,7 +19551,27 @@
           <w:kern w:val="0"/>
           <w:sz w:val="24"/>
         </w:rPr>
-        <w:t>这样会不会带来问题？如对材料机进行过度解析，浪费时间等。应该不会，熟练后在阅读材料时就能判断出来是否要这样子写。</w:t>
+        <w:t>这样会不会带来问题？如对</w:t>
+      </w:r>
+      <w:proofErr w:type="gramStart"/>
+      <w:r>
+        <w:rPr>
+          <w:rFonts w:ascii="Segoe UI" w:eastAsia="宋体" w:hAnsi="Segoe UI" w:cs="Segoe UI" w:hint="eastAsia"/>
+          <w:color w:val="0000FF"/>
+          <w:kern w:val="0"/>
+          <w:sz w:val="24"/>
+        </w:rPr>
+        <w:t>材料机</w:t>
+      </w:r>
+      <w:proofErr w:type="gramEnd"/>
+      <w:r>
+        <w:rPr>
+          <w:rFonts w:ascii="Segoe UI" w:eastAsia="宋体" w:hAnsi="Segoe UI" w:cs="Segoe UI" w:hint="eastAsia"/>
+          <w:color w:val="0000FF"/>
+          <w:kern w:val="0"/>
+          <w:sz w:val="24"/>
+        </w:rPr>
+        <w:t>进行过度解析，浪费时间等。应该不会，熟练后在阅读材料时就能判断出来是否要这样子写。</w:t>
       </w:r>
     </w:p>
     <w:p>
@@ -18220,8 +19896,9 @@
           <w:kern w:val="0"/>
           <w:sz w:val="24"/>
         </w:rPr>
-        <w:t>（此处是介绍背景，并不能出答案。但读到此处，碰一个政治名词“三农”，三农指的是农村，农业，农民。要点的层级是不是可以从这里入手？</w:t>
-      </w:r>
+        <w:t>（此处是介绍背景，并不能出答案。但读到此处，碰一个政治名词“三农”，</w:t>
+      </w:r>
+      <w:proofErr w:type="gramStart"/>
       <w:r>
         <w:rPr>
           <w:rFonts w:ascii="Segoe UI" w:eastAsia="宋体" w:hAnsi="Segoe UI" w:cs="Segoe UI" w:hint="eastAsia"/>
@@ -18229,6 +19906,25 @@
           <w:kern w:val="0"/>
           <w:sz w:val="24"/>
         </w:rPr>
+        <w:t>三农指的</w:t>
+      </w:r>
+      <w:proofErr w:type="gramEnd"/>
+      <w:r>
+        <w:rPr>
+          <w:rFonts w:ascii="Segoe UI" w:eastAsia="宋体" w:hAnsi="Segoe UI" w:cs="Segoe UI" w:hint="eastAsia"/>
+          <w:color w:val="C00000"/>
+          <w:kern w:val="0"/>
+          <w:sz w:val="24"/>
+        </w:rPr>
+        <w:t>是农村，农业，农民。要点的层级是不是可以从这里入手？</w:t>
+      </w:r>
+      <w:r>
+        <w:rPr>
+          <w:rFonts w:ascii="Segoe UI" w:eastAsia="宋体" w:hAnsi="Segoe UI" w:cs="Segoe UI" w:hint="eastAsia"/>
+          <w:color w:val="C00000"/>
+          <w:kern w:val="0"/>
+          <w:sz w:val="24"/>
+        </w:rPr>
         <w:t xml:space="preserve">      </w:t>
       </w:r>
       <w:r>
@@ -18274,7 +19970,27 @@
           <w:kern w:val="0"/>
           <w:sz w:val="24"/>
         </w:rPr>
-        <w:t>且这里说明下面材料讲的是三农新故事，说明下文的内容就是“三农”，这似乎就给我们定好要点的基调了。）</w:t>
+        <w:t>且这里说明下面材料讲的是</w:t>
+      </w:r>
+      <w:proofErr w:type="gramStart"/>
+      <w:r>
+        <w:rPr>
+          <w:rFonts w:ascii="Segoe UI" w:eastAsia="宋体" w:hAnsi="Segoe UI" w:cs="Segoe UI" w:hint="eastAsia"/>
+          <w:color w:val="C00000"/>
+          <w:kern w:val="0"/>
+          <w:sz w:val="24"/>
+        </w:rPr>
+        <w:t>三农新故事</w:t>
+      </w:r>
+      <w:proofErr w:type="gramEnd"/>
+      <w:r>
+        <w:rPr>
+          <w:rFonts w:ascii="Segoe UI" w:eastAsia="宋体" w:hAnsi="Segoe UI" w:cs="Segoe UI" w:hint="eastAsia"/>
+          <w:color w:val="C00000"/>
+          <w:kern w:val="0"/>
+          <w:sz w:val="24"/>
+        </w:rPr>
+        <w:t>，说明下文的内容就是“三农”，这似乎就给我们定好要点的基调了。）</w:t>
       </w:r>
     </w:p>
     <w:p>
@@ -18340,7 +20056,27 @@
           <w:kern w:val="0"/>
           <w:sz w:val="24"/>
         </w:rPr>
-        <w:t>这几年大家的生活水平上去了，网购的人越来越多，我的业务也好了起来。</w:t>
+        <w:t>这几年大家的生活水平上去了，</w:t>
+      </w:r>
+      <w:proofErr w:type="gramStart"/>
+      <w:r>
+        <w:rPr>
+          <w:rFonts w:ascii="Segoe UI" w:eastAsia="宋体" w:hAnsi="Segoe UI" w:cs="Segoe UI"/>
+          <w:color w:val="FF0000"/>
+          <w:kern w:val="0"/>
+          <w:sz w:val="24"/>
+        </w:rPr>
+        <w:t>网购的</w:t>
+      </w:r>
+      <w:proofErr w:type="gramEnd"/>
+      <w:r>
+        <w:rPr>
+          <w:rFonts w:ascii="Segoe UI" w:eastAsia="宋体" w:hAnsi="Segoe UI" w:cs="Segoe UI"/>
+          <w:color w:val="FF0000"/>
+          <w:kern w:val="0"/>
+          <w:sz w:val="24"/>
+        </w:rPr>
+        <w:t>人越来越多，我的业务也好了起来。</w:t>
       </w:r>
       <w:r>
         <w:rPr>
@@ -18449,8 +20185,9 @@
           <w:kern w:val="0"/>
           <w:sz w:val="24"/>
         </w:rPr>
-        <w:t>这不也是变化么？但是这样表述太口语化了，不配出现在答案中。将其改为生活水平提升（生活水平提升算不算全局总？）。</w:t>
-      </w:r>
+        <w:t>这不也是变化么？但是这样表述</w:t>
+      </w:r>
+      <w:proofErr w:type="gramStart"/>
       <w:r>
         <w:rPr>
           <w:rFonts w:ascii="Segoe UI" w:eastAsia="宋体" w:hAnsi="Segoe UI" w:cs="Segoe UI" w:hint="eastAsia"/>
@@ -18458,8 +20195,28 @@
           <w:kern w:val="0"/>
           <w:sz w:val="24"/>
         </w:rPr>
+        <w:t>太</w:t>
+      </w:r>
+      <w:proofErr w:type="gramEnd"/>
+      <w:r>
+        <w:rPr>
+          <w:rFonts w:ascii="Segoe UI" w:eastAsia="宋体" w:hAnsi="Segoe UI" w:cs="Segoe UI" w:hint="eastAsia"/>
+          <w:color w:val="C00000"/>
+          <w:kern w:val="0"/>
+          <w:sz w:val="24"/>
+        </w:rPr>
+        <w:t>口语化了，不配出现在答案中。将其改为生活水平提升（生活水平提升算不算全局总？）。</w:t>
+      </w:r>
+      <w:r>
+        <w:rPr>
+          <w:rFonts w:ascii="Segoe UI" w:eastAsia="宋体" w:hAnsi="Segoe UI" w:cs="Segoe UI" w:hint="eastAsia"/>
+          <w:color w:val="C00000"/>
+          <w:kern w:val="0"/>
+          <w:sz w:val="24"/>
+        </w:rPr>
         <w:t xml:space="preserve">  </w:t>
       </w:r>
+      <w:proofErr w:type="gramStart"/>
       <w:r>
         <w:rPr>
           <w:rFonts w:ascii="Segoe UI" w:eastAsia="宋体" w:hAnsi="Segoe UI" w:cs="Segoe UI" w:hint="eastAsia"/>
@@ -18467,8 +20224,9 @@
           <w:kern w:val="0"/>
           <w:sz w:val="24"/>
         </w:rPr>
-        <w:t>网购增多，快递收发业务变好。</w:t>
-      </w:r>
+        <w:t>网购增多</w:t>
+      </w:r>
+      <w:proofErr w:type="gramEnd"/>
       <w:r>
         <w:rPr>
           <w:rFonts w:ascii="Segoe UI" w:eastAsia="宋体" w:hAnsi="Segoe UI" w:cs="Segoe UI" w:hint="eastAsia"/>
@@ -18476,6 +20234,15 @@
           <w:kern w:val="0"/>
           <w:sz w:val="24"/>
         </w:rPr>
+        <w:t>，快递收发业务变好。</w:t>
+      </w:r>
+      <w:r>
+        <w:rPr>
+          <w:rFonts w:ascii="Segoe UI" w:eastAsia="宋体" w:hAnsi="Segoe UI" w:cs="Segoe UI" w:hint="eastAsia"/>
+          <w:color w:val="C00000"/>
+          <w:kern w:val="0"/>
+          <w:sz w:val="24"/>
+        </w:rPr>
         <w:t xml:space="preserve">    </w:t>
       </w:r>
       <w:r>
@@ -18527,7 +20294,67 @@
           <w:kern w:val="0"/>
           <w:sz w:val="24"/>
         </w:rPr>
-        <w:t>比如说吧，咱这里的枇杷很有名。以前，乡亲们摘回枇杷后，要乘两个多小时的公交车到几十公里外的城里火车站广场叫卖。那时，品质优良的杷也卖不上好价钱，有时连本钱都挣不回来。如今，镇里的枇杷大部分是通过电商平台销售的。每到杷采摘季，镇里的文化广场就会成为快递员的临时收揽点，乡亲们排着队邮寄，场面好不热闹</w:t>
+        <w:t>比如说吧，咱这里的枇杷很有名。以前，乡亲们摘回枇杷后，要乘两个多小时的公交车到几十公里外的城里火车站广场叫卖。那时，品质优良的</w:t>
+      </w:r>
+      <w:proofErr w:type="gramStart"/>
+      <w:r>
+        <w:rPr>
+          <w:rFonts w:ascii="Segoe UI" w:eastAsia="宋体" w:hAnsi="Segoe UI" w:cs="Segoe UI"/>
+          <w:color w:val="3C464F"/>
+          <w:kern w:val="0"/>
+          <w:sz w:val="24"/>
+        </w:rPr>
+        <w:t>杷</w:t>
+      </w:r>
+      <w:proofErr w:type="gramEnd"/>
+      <w:r>
+        <w:rPr>
+          <w:rFonts w:ascii="Segoe UI" w:eastAsia="宋体" w:hAnsi="Segoe UI" w:cs="Segoe UI"/>
+          <w:color w:val="3C464F"/>
+          <w:kern w:val="0"/>
+          <w:sz w:val="24"/>
+        </w:rPr>
+        <w:t>也卖</w:t>
+      </w:r>
+      <w:proofErr w:type="gramStart"/>
+      <w:r>
+        <w:rPr>
+          <w:rFonts w:ascii="Segoe UI" w:eastAsia="宋体" w:hAnsi="Segoe UI" w:cs="Segoe UI"/>
+          <w:color w:val="3C464F"/>
+          <w:kern w:val="0"/>
+          <w:sz w:val="24"/>
+        </w:rPr>
+        <w:t>不</w:t>
+      </w:r>
+      <w:proofErr w:type="gramEnd"/>
+      <w:r>
+        <w:rPr>
+          <w:rFonts w:ascii="Segoe UI" w:eastAsia="宋体" w:hAnsi="Segoe UI" w:cs="Segoe UI"/>
+          <w:color w:val="3C464F"/>
+          <w:kern w:val="0"/>
+          <w:sz w:val="24"/>
+        </w:rPr>
+        <w:t>上好价钱，有时连本钱都挣不回来。如今，镇里的枇杷大部分是通过电商平台销售的。每到</w:t>
+      </w:r>
+      <w:proofErr w:type="gramStart"/>
+      <w:r>
+        <w:rPr>
+          <w:rFonts w:ascii="Segoe UI" w:eastAsia="宋体" w:hAnsi="Segoe UI" w:cs="Segoe UI"/>
+          <w:color w:val="3C464F"/>
+          <w:kern w:val="0"/>
+          <w:sz w:val="24"/>
+        </w:rPr>
+        <w:t>杷</w:t>
+      </w:r>
+      <w:proofErr w:type="gramEnd"/>
+      <w:r>
+        <w:rPr>
+          <w:rFonts w:ascii="Segoe UI" w:eastAsia="宋体" w:hAnsi="Segoe UI" w:cs="Segoe UI"/>
+          <w:color w:val="3C464F"/>
+          <w:kern w:val="0"/>
+          <w:sz w:val="24"/>
+        </w:rPr>
+        <w:t>采摘季，镇里的文化广场就会成为快递员的临时收揽点，乡亲们排着队邮寄，场面好不热闹</w:t>
       </w:r>
       <w:r>
         <w:rPr>
@@ -18554,8 +20381,9 @@
           <w:kern w:val="0"/>
           <w:sz w:val="24"/>
         </w:rPr>
-        <w:t>（枇杷改为电商平台销售，这个和上段快递公司愿意接，有了销路是相同的意思，因该合为一个要点。但如果这段完全不写，电商平台这个关键词可能就丢失了，所以最好还是把这个融入上去，改为拓展电商平台销路）。</w:t>
-      </w:r>
+        <w:t>（枇杷</w:t>
+      </w:r>
+      <w:proofErr w:type="gramStart"/>
       <w:r>
         <w:rPr>
           <w:rFonts w:ascii="Segoe UI" w:eastAsia="宋体" w:hAnsi="Segoe UI" w:cs="Segoe UI" w:hint="eastAsia"/>
@@ -18563,6 +20391,25 @@
           <w:kern w:val="0"/>
           <w:sz w:val="24"/>
         </w:rPr>
+        <w:t>改为电</w:t>
+      </w:r>
+      <w:proofErr w:type="gramEnd"/>
+      <w:r>
+        <w:rPr>
+          <w:rFonts w:ascii="Segoe UI" w:eastAsia="宋体" w:hAnsi="Segoe UI" w:cs="Segoe UI" w:hint="eastAsia"/>
+          <w:color w:val="C00000"/>
+          <w:kern w:val="0"/>
+          <w:sz w:val="24"/>
+        </w:rPr>
+        <w:t>商平台销售，这个和上段快递公司愿意接，有了销路是相同的意思，因该合为一个要点。但如果这段完全不写，电商平台这个关键词可能就丢失了，所以最好还是把这个融入上去，改为拓展电商平台销路）。</w:t>
+      </w:r>
+      <w:r>
+        <w:rPr>
+          <w:rFonts w:ascii="Segoe UI" w:eastAsia="宋体" w:hAnsi="Segoe UI" w:cs="Segoe UI" w:hint="eastAsia"/>
+          <w:color w:val="C00000"/>
+          <w:kern w:val="0"/>
+          <w:sz w:val="24"/>
+        </w:rPr>
         <w:t xml:space="preserve">  </w:t>
       </w:r>
       <w:r>
@@ -18608,8 +20455,9 @@
           <w:kern w:val="0"/>
           <w:sz w:val="24"/>
         </w:rPr>
-        <w:t>后文只提到通过电商排队邮寄，并没有明确提到销售体验上升了。所以按有啥写啥，这里应该得不出优化销售体验这个结果。但我们站在领导的角度，问家乡有什么变化，能得到这个回复，效果会更好。且虽材料没有明说，但大概率是可以推出来的</w:t>
-      </w:r>
+        <w:t>后文只提到通过电商排队邮寄，并没有明确提到销售体验上升了。所以按有啥写啥，这里应该得不出优化销售体验这个结果。但我们站在领导的角度，问家乡有什么变化，能得到这个回复，效果会更好。</w:t>
+      </w:r>
+      <w:proofErr w:type="gramStart"/>
       <w:r>
         <w:rPr>
           <w:rFonts w:ascii="Segoe UI" w:eastAsia="宋体" w:hAnsi="Segoe UI" w:cs="Segoe UI" w:hint="eastAsia"/>
@@ -18617,6 +20465,25 @@
           <w:kern w:val="0"/>
           <w:sz w:val="24"/>
         </w:rPr>
+        <w:t>且虽材料</w:t>
+      </w:r>
+      <w:proofErr w:type="gramEnd"/>
+      <w:r>
+        <w:rPr>
+          <w:rFonts w:ascii="Segoe UI" w:eastAsia="宋体" w:hAnsi="Segoe UI" w:cs="Segoe UI" w:hint="eastAsia"/>
+          <w:color w:val="C00000"/>
+          <w:kern w:val="0"/>
+          <w:sz w:val="24"/>
+        </w:rPr>
+        <w:t>没有明说，但大概率是可以推出来的</w:t>
+      </w:r>
+      <w:r>
+        <w:rPr>
+          <w:rFonts w:ascii="Segoe UI" w:eastAsia="宋体" w:hAnsi="Segoe UI" w:cs="Segoe UI" w:hint="eastAsia"/>
+          <w:color w:val="C00000"/>
+          <w:kern w:val="0"/>
+          <w:sz w:val="24"/>
+        </w:rPr>
         <w:t xml:space="preserve">    </w:t>
       </w:r>
       <w:r>
@@ -18695,7 +20562,27 @@
           <w:kern w:val="0"/>
           <w:sz w:val="24"/>
         </w:rPr>
-        <w:t>（电商发展：商户增加，快递增加，电商产业园）</w:t>
+        <w:t>（电商发展：商户增加，快递增加，电</w:t>
+      </w:r>
+      <w:proofErr w:type="gramStart"/>
+      <w:r>
+        <w:rPr>
+          <w:rFonts w:ascii="Segoe UI" w:eastAsia="宋体" w:hAnsi="Segoe UI" w:cs="Segoe UI" w:hint="eastAsia"/>
+          <w:color w:val="C00000"/>
+          <w:kern w:val="0"/>
+          <w:sz w:val="24"/>
+        </w:rPr>
+        <w:t>商产业</w:t>
+      </w:r>
+      <w:proofErr w:type="gramEnd"/>
+      <w:r>
+        <w:rPr>
+          <w:rFonts w:ascii="Segoe UI" w:eastAsia="宋体" w:hAnsi="Segoe UI" w:cs="Segoe UI" w:hint="eastAsia"/>
+          <w:color w:val="C00000"/>
+          <w:kern w:val="0"/>
+          <w:sz w:val="24"/>
+        </w:rPr>
+        <w:t>园）</w:t>
       </w:r>
     </w:p>
     <w:p>
@@ -18755,7 +20642,27 @@
           <w:kern w:val="0"/>
           <w:sz w:val="24"/>
         </w:rPr>
-        <w:t>这不，政府投了很多钱搞建设，镇里几个大的村子，都通上了柏油路，路边插上了太阳能路灯，现在我们送快递方便多了。镇边上，搞旅游的那个村子街两旁不仅修了排水沟、统一摆上了垃圾箱，还把老百姓的房子都整了整，青瓦白墙的远远看，像画里似的。</w:t>
+        <w:t>这不，政府投了很多钱搞建设，镇里几个大的村子，都通上了柏油路，路边插上了太阳能路灯，现在我们送快递方便多了。镇边上，搞旅游的那个村子街两旁不仅修了排水沟、统一摆上了垃圾箱，还把老百姓的</w:t>
+      </w:r>
+      <w:proofErr w:type="gramStart"/>
+      <w:r>
+        <w:rPr>
+          <w:rFonts w:ascii="Segoe UI" w:eastAsia="宋体" w:hAnsi="Segoe UI" w:cs="Segoe UI"/>
+          <w:color w:val="FF0000"/>
+          <w:kern w:val="0"/>
+          <w:sz w:val="24"/>
+        </w:rPr>
+        <w:t>房子都整了</w:t>
+      </w:r>
+      <w:proofErr w:type="gramEnd"/>
+      <w:r>
+        <w:rPr>
+          <w:rFonts w:ascii="Segoe UI" w:eastAsia="宋体" w:hAnsi="Segoe UI" w:cs="Segoe UI"/>
+          <w:color w:val="FF0000"/>
+          <w:kern w:val="0"/>
+          <w:sz w:val="24"/>
+        </w:rPr>
+        <w:t>整，青瓦白墙的远远看，像画里似的。</w:t>
       </w:r>
     </w:p>
     <w:p>
@@ -18797,16 +20704,56 @@
           <w:kern w:val="0"/>
           <w:sz w:val="24"/>
         </w:rPr>
-        <w:t>要么回家接班，种点养点啥，</w:t>
-      </w:r>
-      <w:r>
-        <w:rPr>
-          <w:rFonts w:ascii="Segoe UI" w:eastAsia="宋体" w:hAnsi="Segoe UI" w:cs="Segoe UI"/>
-          <w:color w:val="3C464F"/>
-          <w:kern w:val="0"/>
-          <w:sz w:val="24"/>
-        </w:rPr>
-        <w:t>通过快递卖出去，不比打工挣得少，还图个自在</w:t>
+        <w:t>要么回家接班，</w:t>
+      </w:r>
+      <w:proofErr w:type="gramStart"/>
+      <w:r>
+        <w:rPr>
+          <w:rFonts w:ascii="Segoe UI" w:eastAsia="宋体" w:hAnsi="Segoe UI" w:cs="Segoe UI"/>
+          <w:color w:val="FF0000"/>
+          <w:kern w:val="0"/>
+          <w:sz w:val="24"/>
+        </w:rPr>
+        <w:t>种点养点</w:t>
+      </w:r>
+      <w:proofErr w:type="gramEnd"/>
+      <w:r>
+        <w:rPr>
+          <w:rFonts w:ascii="Segoe UI" w:eastAsia="宋体" w:hAnsi="Segoe UI" w:cs="Segoe UI"/>
+          <w:color w:val="FF0000"/>
+          <w:kern w:val="0"/>
+          <w:sz w:val="24"/>
+        </w:rPr>
+        <w:t>啥，</w:t>
+      </w:r>
+      <w:r>
+        <w:rPr>
+          <w:rFonts w:ascii="Segoe UI" w:eastAsia="宋体" w:hAnsi="Segoe UI" w:cs="Segoe UI"/>
+          <w:color w:val="3C464F"/>
+          <w:kern w:val="0"/>
+          <w:sz w:val="24"/>
+        </w:rPr>
+        <w:t>通过</w:t>
+      </w:r>
+      <w:proofErr w:type="gramStart"/>
+      <w:r>
+        <w:rPr>
+          <w:rFonts w:ascii="Segoe UI" w:eastAsia="宋体" w:hAnsi="Segoe UI" w:cs="Segoe UI"/>
+          <w:color w:val="3C464F"/>
+          <w:kern w:val="0"/>
+          <w:sz w:val="24"/>
+        </w:rPr>
+        <w:t>快递卖</w:t>
+      </w:r>
+      <w:proofErr w:type="gramEnd"/>
+      <w:r>
+        <w:rPr>
+          <w:rFonts w:ascii="Segoe UI" w:eastAsia="宋体" w:hAnsi="Segoe UI" w:cs="Segoe UI"/>
+          <w:color w:val="3C464F"/>
+          <w:kern w:val="0"/>
+          <w:sz w:val="24"/>
+        </w:rPr>
+        <w:t>出去，不比打工挣得少，还图个自在</w:t>
       </w:r>
       <w:r>
         <w:rPr>
@@ -18857,7 +20804,27 @@
           <w:kern w:val="0"/>
           <w:sz w:val="24"/>
         </w:rPr>
-        <w:t>打算承包村西头块撂荒的地，再把周边几家的田一起租过来，像村里老李他们一样，也办个家庭农场。</w:t>
+        <w:t>打算承包村</w:t>
+      </w:r>
+      <w:proofErr w:type="gramStart"/>
+      <w:r>
+        <w:rPr>
+          <w:rFonts w:ascii="Segoe UI" w:eastAsia="宋体" w:hAnsi="Segoe UI" w:cs="Segoe UI"/>
+          <w:color w:val="FF0000"/>
+          <w:kern w:val="0"/>
+          <w:sz w:val="24"/>
+        </w:rPr>
+        <w:t>西头块</w:t>
+      </w:r>
+      <w:proofErr w:type="gramEnd"/>
+      <w:r>
+        <w:rPr>
+          <w:rFonts w:ascii="Segoe UI" w:eastAsia="宋体" w:hAnsi="Segoe UI" w:cs="Segoe UI"/>
+          <w:color w:val="FF0000"/>
+          <w:kern w:val="0"/>
+          <w:sz w:val="24"/>
+        </w:rPr>
+        <w:t>撂荒的地，再把周边几家的田一起租过来，像村里老李他们一样，也办个家庭农场。</w:t>
       </w:r>
       <w:r>
         <w:rPr>
@@ -19100,7 +21067,27 @@
           <w:kern w:val="0"/>
           <w:sz w:val="24"/>
         </w:rPr>
-        <w:t>初步看来文章中要点分布有点乱，怪不得说申论需要草稿纸。</w:t>
+        <w:t>初步看来文章中要点分布有点乱，怪不得</w:t>
+      </w:r>
+      <w:proofErr w:type="gramStart"/>
+      <w:r>
+        <w:rPr>
+          <w:rFonts w:ascii="Segoe UI" w:eastAsia="宋体" w:hAnsi="Segoe UI" w:cs="Segoe UI" w:hint="eastAsia"/>
+          <w:color w:val="0000FF"/>
+          <w:kern w:val="0"/>
+          <w:sz w:val="24"/>
+        </w:rPr>
+        <w:t>说申论需要</w:t>
+      </w:r>
+      <w:proofErr w:type="gramEnd"/>
+      <w:r>
+        <w:rPr>
+          <w:rFonts w:ascii="Segoe UI" w:eastAsia="宋体" w:hAnsi="Segoe UI" w:cs="Segoe UI" w:hint="eastAsia"/>
+          <w:color w:val="0000FF"/>
+          <w:kern w:val="0"/>
+          <w:sz w:val="24"/>
+        </w:rPr>
+        <w:t>草稿纸。</w:t>
       </w:r>
     </w:p>
     <w:p>
@@ -19562,14 +21549,25 @@
         </w:rPr>
         <w:t>:</w:t>
       </w:r>
-      <w:r>
-        <w:rPr>
-          <w:rFonts w:ascii="Segoe UI" w:eastAsia="宋体" w:hAnsi="Segoe UI" w:cs="Segoe UI" w:hint="eastAsia"/>
-          <w:color w:val="0000FF"/>
-          <w:kern w:val="0"/>
-          <w:sz w:val="24"/>
-        </w:rPr>
-        <w:t>网购人数增多，运用技术保鲜，农产品销路更好；</w:t>
+      <w:proofErr w:type="gramStart"/>
+      <w:r>
+        <w:rPr>
+          <w:rFonts w:ascii="Segoe UI" w:eastAsia="宋体" w:hAnsi="Segoe UI" w:cs="Segoe UI" w:hint="eastAsia"/>
+          <w:color w:val="0000FF"/>
+          <w:kern w:val="0"/>
+          <w:sz w:val="24"/>
+        </w:rPr>
+        <w:t>网购人数</w:t>
+      </w:r>
+      <w:proofErr w:type="gramEnd"/>
+      <w:r>
+        <w:rPr>
+          <w:rFonts w:ascii="Segoe UI" w:eastAsia="宋体" w:hAnsi="Segoe UI" w:cs="Segoe UI" w:hint="eastAsia"/>
+          <w:color w:val="0000FF"/>
+          <w:kern w:val="0"/>
+          <w:sz w:val="24"/>
+        </w:rPr>
+        <w:t>增多，运用技术保鲜，农产品销路更好；</w:t>
       </w:r>
     </w:p>
     <w:p>
@@ -19883,7 +21881,27 @@
           <w:kern w:val="0"/>
           <w:sz w:val="24"/>
         </w:rPr>
-        <w:t>注：我认为形意结合中的形，除了总的字数，层级，含义最好要高度一致，分最好也能尽可能的一致（优先级低，不强求）</w:t>
+        <w:t>注：我认为形意结合中的形，除了总的字数，层级，含义最好要高度一致，</w:t>
+      </w:r>
+      <w:proofErr w:type="gramStart"/>
+      <w:r>
+        <w:rPr>
+          <w:rFonts w:ascii="Segoe UI" w:eastAsia="宋体" w:hAnsi="Segoe UI" w:cs="Segoe UI" w:hint="eastAsia"/>
+          <w:color w:val="0000FF"/>
+          <w:kern w:val="0"/>
+          <w:sz w:val="24"/>
+        </w:rPr>
+        <w:t>分最好</w:t>
+      </w:r>
+      <w:proofErr w:type="gramEnd"/>
+      <w:r>
+        <w:rPr>
+          <w:rFonts w:ascii="Segoe UI" w:eastAsia="宋体" w:hAnsi="Segoe UI" w:cs="Segoe UI" w:hint="eastAsia"/>
+          <w:color w:val="0000FF"/>
+          <w:kern w:val="0"/>
+          <w:sz w:val="24"/>
+        </w:rPr>
+        <w:t>也能尽可能的一致（优先级低，不强求）</w:t>
       </w:r>
     </w:p>
     <w:p>
@@ -20124,6 +22142,7 @@
         </w:rPr>
         <w:t>:</w:t>
       </w:r>
+      <w:proofErr w:type="gramStart"/>
       <w:r>
         <w:rPr>
           <w:rFonts w:ascii="Segoe UI" w:eastAsia="宋体" w:hAnsi="Segoe UI" w:cs="Segoe UI" w:hint="eastAsia"/>
@@ -20131,7 +22150,17 @@
           <w:kern w:val="0"/>
           <w:sz w:val="24"/>
         </w:rPr>
-        <w:t>网购人数增多</w:t>
+        <w:t>网购人数</w:t>
+      </w:r>
+      <w:proofErr w:type="gramEnd"/>
+      <w:r>
+        <w:rPr>
+          <w:rFonts w:ascii="Segoe UI" w:eastAsia="宋体" w:hAnsi="Segoe UI" w:cs="Segoe UI" w:hint="eastAsia"/>
+          <w:color w:val="B5C7EA" w:themeColor="accent1" w:themeTint="66"/>
+          <w:kern w:val="0"/>
+          <w:sz w:val="24"/>
+        </w:rPr>
+        <w:t>增多</w:t>
       </w:r>
       <w:r>
         <w:rPr>
@@ -20659,7 +22688,27 @@
           <w:kern w:val="0"/>
           <w:sz w:val="24"/>
         </w:rPr>
-        <w:t>分点提到层级，小马哥更倾向提升抽象层级而不是抄材料（这点先不学，容易出错）。</w:t>
+        <w:t>分点提到层级，小马哥更倾向提升抽象层级而不是抄材料（</w:t>
+      </w:r>
+      <w:proofErr w:type="gramStart"/>
+      <w:r>
+        <w:rPr>
+          <w:rFonts w:ascii="Segoe UI" w:eastAsia="宋体" w:hAnsi="Segoe UI" w:cs="Segoe UI" w:hint="eastAsia"/>
+          <w:color w:val="0000FF"/>
+          <w:kern w:val="0"/>
+          <w:sz w:val="24"/>
+        </w:rPr>
+        <w:t>这点先</w:t>
+      </w:r>
+      <w:proofErr w:type="gramEnd"/>
+      <w:r>
+        <w:rPr>
+          <w:rFonts w:ascii="Segoe UI" w:eastAsia="宋体" w:hAnsi="Segoe UI" w:cs="Segoe UI" w:hint="eastAsia"/>
+          <w:color w:val="0000FF"/>
+          <w:kern w:val="0"/>
+          <w:sz w:val="24"/>
+        </w:rPr>
+        <w:t>不学，容易出错）。</w:t>
       </w:r>
     </w:p>
     <w:p>
@@ -20751,6 +22800,7 @@
         </w:rPr>
         <w:t>村民生活水平提高，</w:t>
       </w:r>
+      <w:proofErr w:type="gramStart"/>
       <w:r>
         <w:rPr>
           <w:rFonts w:ascii="Segoe UI" w:eastAsia="宋体" w:hAnsi="Segoe UI" w:cs="Segoe UI"/>
@@ -20760,6 +22810,7 @@
         </w:rPr>
         <w:t>网购增加</w:t>
       </w:r>
+      <w:proofErr w:type="gramEnd"/>
       <w:r>
         <w:rPr>
           <w:rFonts w:ascii="Segoe UI" w:eastAsia="宋体" w:hAnsi="Segoe UI" w:cs="Segoe UI"/>
@@ -20836,7 +22887,27 @@
           <w:kern w:val="0"/>
           <w:sz w:val="24"/>
         </w:rPr>
-        <w:t>包装技术提升，快递、电商业务增加</w:t>
+        <w:t>包装技术提升，快递、电</w:t>
+      </w:r>
+      <w:proofErr w:type="gramStart"/>
+      <w:r>
+        <w:rPr>
+          <w:rFonts w:ascii="Segoe UI" w:eastAsia="宋体" w:hAnsi="Segoe UI" w:cs="Segoe UI"/>
+          <w:color w:val="F8CCAB" w:themeColor="accent2" w:themeTint="66"/>
+          <w:kern w:val="0"/>
+          <w:sz w:val="24"/>
+        </w:rPr>
+        <w:t>商业务</w:t>
+      </w:r>
+      <w:proofErr w:type="gramEnd"/>
+      <w:r>
+        <w:rPr>
+          <w:rFonts w:ascii="Segoe UI" w:eastAsia="宋体" w:hAnsi="Segoe UI" w:cs="Segoe UI"/>
+          <w:color w:val="F8CCAB" w:themeColor="accent2" w:themeTint="66"/>
+          <w:kern w:val="0"/>
+          <w:sz w:val="24"/>
+        </w:rPr>
+        <w:t>增加</w:t>
       </w:r>
       <w:r>
         <w:rPr>
@@ -20854,7 +22925,27 @@
           <w:kern w:val="0"/>
           <w:sz w:val="24"/>
         </w:rPr>
-        <w:t>电商个体户、快递公司、电商产业园增加</w:t>
+        <w:t>电商个体户、快递公司、电</w:t>
+      </w:r>
+      <w:proofErr w:type="gramStart"/>
+      <w:r>
+        <w:rPr>
+          <w:rFonts w:ascii="Segoe UI" w:eastAsia="宋体" w:hAnsi="Segoe UI" w:cs="Segoe UI"/>
+          <w:color w:val="EE822F" w:themeColor="accent2"/>
+          <w:kern w:val="0"/>
+          <w:sz w:val="24"/>
+        </w:rPr>
+        <w:t>商产业</w:t>
+      </w:r>
+      <w:proofErr w:type="gramEnd"/>
+      <w:r>
+        <w:rPr>
+          <w:rFonts w:ascii="Segoe UI" w:eastAsia="宋体" w:hAnsi="Segoe UI" w:cs="Segoe UI"/>
+          <w:color w:val="EE822F" w:themeColor="accent2"/>
+          <w:kern w:val="0"/>
+          <w:sz w:val="24"/>
+        </w:rPr>
+        <w:t>园增加</w:t>
       </w:r>
       <w:r>
         <w:rPr>
@@ -20974,7 +23065,27 @@
           <w:kern w:val="0"/>
           <w:sz w:val="24"/>
         </w:rPr>
-        <w:t>返乡创业增加，外来投资增加助推产业多元化发展</w:t>
+        <w:t>返乡创业增加，外来投资增加助</w:t>
+      </w:r>
+      <w:proofErr w:type="gramStart"/>
+      <w:r>
+        <w:rPr>
+          <w:rFonts w:ascii="Segoe UI" w:eastAsia="宋体" w:hAnsi="Segoe UI" w:cs="Segoe UI"/>
+          <w:color w:val="C71D31" w:themeColor="accent6" w:themeShade="BF"/>
+          <w:kern w:val="0"/>
+          <w:sz w:val="24"/>
+        </w:rPr>
+        <w:t>推产业</w:t>
+      </w:r>
+      <w:proofErr w:type="gramEnd"/>
+      <w:r>
+        <w:rPr>
+          <w:rFonts w:ascii="Segoe UI" w:eastAsia="宋体" w:hAnsi="Segoe UI" w:cs="Segoe UI"/>
+          <w:color w:val="C71D31" w:themeColor="accent6" w:themeShade="BF"/>
+          <w:kern w:val="0"/>
+          <w:sz w:val="24"/>
+        </w:rPr>
+        <w:t>多元化发展</w:t>
       </w:r>
       <w:r>
         <w:rPr>
@@ -21026,6 +23137,7 @@
           <w:sz w:val="24"/>
         </w:rPr>
       </w:pPr>
+      <w:proofErr w:type="gramStart"/>
       <w:r>
         <w:rPr>
           <w:rFonts w:ascii="Segoe UI" w:eastAsia="宋体" w:hAnsi="Segoe UI" w:cs="Segoe UI" w:hint="eastAsia"/>
@@ -21036,7 +23148,67 @@
           <w:sz w:val="24"/>
         </w:rPr>
         <w:lastRenderedPageBreak/>
-        <w:t>申论是实用型的，最高档位得分的申论肯定是最接近现实优秀公文的思路和写法的。</w:t>
+        <w:t>申论是</w:t>
+      </w:r>
+      <w:proofErr w:type="gramEnd"/>
+      <w:r>
+        <w:rPr>
+          <w:rFonts w:ascii="Segoe UI" w:eastAsia="宋体" w:hAnsi="Segoe UI" w:cs="Segoe UI" w:hint="eastAsia"/>
+          <w:b/>
+          <w:bCs/>
+          <w:color w:val="0000FF"/>
+          <w:kern w:val="0"/>
+          <w:sz w:val="24"/>
+        </w:rPr>
+        <w:t>实用型的，</w:t>
+      </w:r>
+      <w:proofErr w:type="gramStart"/>
+      <w:r>
+        <w:rPr>
+          <w:rFonts w:ascii="Segoe UI" w:eastAsia="宋体" w:hAnsi="Segoe UI" w:cs="Segoe UI" w:hint="eastAsia"/>
+          <w:b/>
+          <w:bCs/>
+          <w:color w:val="0000FF"/>
+          <w:kern w:val="0"/>
+          <w:sz w:val="24"/>
+        </w:rPr>
+        <w:t>最</w:t>
+      </w:r>
+      <w:proofErr w:type="gramEnd"/>
+      <w:r>
+        <w:rPr>
+          <w:rFonts w:ascii="Segoe UI" w:eastAsia="宋体" w:hAnsi="Segoe UI" w:cs="Segoe UI" w:hint="eastAsia"/>
+          <w:b/>
+          <w:bCs/>
+          <w:color w:val="0000FF"/>
+          <w:kern w:val="0"/>
+          <w:sz w:val="24"/>
+        </w:rPr>
+        <w:t>高档位得分的</w:t>
+      </w:r>
+      <w:proofErr w:type="gramStart"/>
+      <w:r>
+        <w:rPr>
+          <w:rFonts w:ascii="Segoe UI" w:eastAsia="宋体" w:hAnsi="Segoe UI" w:cs="Segoe UI" w:hint="eastAsia"/>
+          <w:b/>
+          <w:bCs/>
+          <w:color w:val="0000FF"/>
+          <w:kern w:val="0"/>
+          <w:sz w:val="24"/>
+        </w:rPr>
+        <w:t>申论肯定</w:t>
+      </w:r>
+      <w:proofErr w:type="gramEnd"/>
+      <w:r>
+        <w:rPr>
+          <w:rFonts w:ascii="Segoe UI" w:eastAsia="宋体" w:hAnsi="Segoe UI" w:cs="Segoe UI" w:hint="eastAsia"/>
+          <w:b/>
+          <w:bCs/>
+          <w:color w:val="0000FF"/>
+          <w:kern w:val="0"/>
+          <w:sz w:val="24"/>
+        </w:rPr>
+        <w:t>是最接近现实优秀公文的思路和写法的。</w:t>
       </w:r>
     </w:p>
     <w:p>
@@ -21060,7 +23232,27 @@
           <w:kern w:val="0"/>
           <w:sz w:val="24"/>
         </w:rPr>
-        <w:t>生活更富裕，产业更兴旺，乡村更宜居。这三点是乡村振兴战略的目标。这证明申论如有一定储备，可以锦上添花写的更好。</w:t>
+        <w:t>生活更富裕，产业更兴旺，乡村更宜居。这三点是乡村振兴战略的目标。这</w:t>
+      </w:r>
+      <w:proofErr w:type="gramStart"/>
+      <w:r>
+        <w:rPr>
+          <w:rFonts w:ascii="Segoe UI" w:eastAsia="宋体" w:hAnsi="Segoe UI" w:cs="Segoe UI" w:hint="eastAsia"/>
+          <w:color w:val="0000FF"/>
+          <w:kern w:val="0"/>
+          <w:sz w:val="24"/>
+        </w:rPr>
+        <w:t>证明申论如</w:t>
+      </w:r>
+      <w:proofErr w:type="gramEnd"/>
+      <w:r>
+        <w:rPr>
+          <w:rFonts w:ascii="Segoe UI" w:eastAsia="宋体" w:hAnsi="Segoe UI" w:cs="Segoe UI" w:hint="eastAsia"/>
+          <w:color w:val="0000FF"/>
+          <w:kern w:val="0"/>
+          <w:sz w:val="24"/>
+        </w:rPr>
+        <w:t>有一定储备，可以锦上添花写的更好。</w:t>
       </w:r>
     </w:p>
     <w:p>
@@ -21108,7 +23300,27 @@
           <w:kern w:val="0"/>
           <w:sz w:val="24"/>
         </w:rPr>
-        <w:t>第四个要点是最后两段。为啥不合并到农民和农业里去？要合并也可以。但是按整体文意，最后两段独立描写更符合文章意图。钱人回流，意味着乡村振兴，这是一个很牛的点。如放进农民变好，农业变好，整体答案的效果感觉就下降了点。</w:t>
+        <w:t>第四个要点是最后两段。为啥不合并到农民和农业里去？要合并也可以。但是按整体文意，最后两段独立描写更符合文章意图。钱人回流，意味着乡村振兴，这是一个</w:t>
+      </w:r>
+      <w:proofErr w:type="gramStart"/>
+      <w:r>
+        <w:rPr>
+          <w:rFonts w:ascii="Segoe UI" w:eastAsia="宋体" w:hAnsi="Segoe UI" w:cs="Segoe UI" w:hint="eastAsia"/>
+          <w:color w:val="0000FF"/>
+          <w:kern w:val="0"/>
+          <w:sz w:val="24"/>
+        </w:rPr>
+        <w:t>很</w:t>
+      </w:r>
+      <w:proofErr w:type="gramEnd"/>
+      <w:r>
+        <w:rPr>
+          <w:rFonts w:ascii="Segoe UI" w:eastAsia="宋体" w:hAnsi="Segoe UI" w:cs="Segoe UI" w:hint="eastAsia"/>
+          <w:color w:val="0000FF"/>
+          <w:kern w:val="0"/>
+          <w:sz w:val="24"/>
+        </w:rPr>
+        <w:t>牛的点。如放进农民变好，农业变好，整体答案的效果感觉就下降了点。</w:t>
       </w:r>
     </w:p>
     <w:p>
@@ -21565,8 +23777,9 @@
           <w:kern w:val="0"/>
           <w:sz w:val="24"/>
         </w:rPr>
-        <w:t>（读到这里，其实还没发现符合作答内容的材料。但一看到这样的生产生活方式，我们应该心中有个印象，这个词比较配出现在答案中，如生产生活方式改变。</w:t>
-      </w:r>
+        <w:t>（读到这里，其实还没发现符合作答内容的材料。但一看到这样的生产生活方式，我们应该心中有个印象，这个词比较</w:t>
+      </w:r>
+      <w:proofErr w:type="gramStart"/>
       <w:r>
         <w:rPr>
           <w:rFonts w:ascii="Segoe UI" w:eastAsia="宋体" w:hAnsi="Segoe UI" w:cs="Segoe UI" w:hint="eastAsia"/>
@@ -21574,6 +23787,25 @@
           <w:kern w:val="0"/>
           <w:sz w:val="24"/>
         </w:rPr>
+        <w:t>配出现</w:t>
+      </w:r>
+      <w:proofErr w:type="gramEnd"/>
+      <w:r>
+        <w:rPr>
+          <w:rFonts w:ascii="Segoe UI" w:eastAsia="宋体" w:hAnsi="Segoe UI" w:cs="Segoe UI" w:hint="eastAsia"/>
+          <w:color w:val="C00000"/>
+          <w:kern w:val="0"/>
+          <w:sz w:val="24"/>
+        </w:rPr>
+        <w:t>在答案中，如生产生活方式改变。</w:t>
+      </w:r>
+      <w:r>
+        <w:rPr>
+          <w:rFonts w:ascii="Segoe UI" w:eastAsia="宋体" w:hAnsi="Segoe UI" w:cs="Segoe UI" w:hint="eastAsia"/>
+          <w:color w:val="C00000"/>
+          <w:kern w:val="0"/>
+          <w:sz w:val="24"/>
+        </w:rPr>
         <w:t xml:space="preserve">   </w:t>
       </w:r>
       <w:r>
@@ -21930,7 +24162,27 @@
           <w:kern w:val="0"/>
           <w:sz w:val="24"/>
         </w:rPr>
-        <w:t>元入股，和其他社会扶持资金合起来，每年发放给小组内</w:t>
+        <w:t>元入股，和其他社会扶持资金合起来，每年发放</w:t>
+      </w:r>
+      <w:proofErr w:type="gramStart"/>
+      <w:r>
+        <w:rPr>
+          <w:rFonts w:ascii="Segoe UI" w:eastAsia="宋体" w:hAnsi="Segoe UI" w:cs="Segoe UI"/>
+          <w:color w:val="3C464F"/>
+          <w:kern w:val="0"/>
+          <w:sz w:val="24"/>
+        </w:rPr>
+        <w:t>给小组</w:t>
+      </w:r>
+      <w:proofErr w:type="gramEnd"/>
+      <w:r>
+        <w:rPr>
+          <w:rFonts w:ascii="Segoe UI" w:eastAsia="宋体" w:hAnsi="Segoe UI" w:cs="Segoe UI"/>
+          <w:color w:val="3C464F"/>
+          <w:kern w:val="0"/>
+          <w:sz w:val="24"/>
+        </w:rPr>
+        <w:t>内</w:t>
       </w:r>
       <w:r>
         <w:rPr>
@@ -21977,14 +24229,25 @@
         </w:rPr>
         <w:t>-</w:t>
       </w:r>
-      <w:r>
-        <w:rPr>
-          <w:rFonts w:ascii="Segoe UI" w:eastAsia="宋体" w:hAnsi="Segoe UI" w:cs="Segoe UI"/>
-          <w:color w:val="3C464F"/>
-          <w:kern w:val="0"/>
-          <w:sz w:val="24"/>
-        </w:rPr>
-        <w:t>批村民继</w:t>
+      <w:proofErr w:type="gramStart"/>
+      <w:r>
+        <w:rPr>
+          <w:rFonts w:ascii="Segoe UI" w:eastAsia="宋体" w:hAnsi="Segoe UI" w:cs="Segoe UI"/>
+          <w:color w:val="3C464F"/>
+          <w:kern w:val="0"/>
+          <w:sz w:val="24"/>
+        </w:rPr>
+        <w:t>批村民</w:t>
+      </w:r>
+      <w:proofErr w:type="gramEnd"/>
+      <w:r>
+        <w:rPr>
+          <w:rFonts w:ascii="Segoe UI" w:eastAsia="宋体" w:hAnsi="Segoe UI" w:cs="Segoe UI"/>
+          <w:color w:val="3C464F"/>
+          <w:kern w:val="0"/>
+          <w:sz w:val="24"/>
+        </w:rPr>
+        <w:t>继</w:t>
       </w:r>
       <w:r>
         <w:rPr>
@@ -22401,6 +24664,7 @@
         </w:rPr>
         <w:t>一事一议</w:t>
       </w:r>
+      <w:proofErr w:type="gramStart"/>
       <w:r>
         <w:rPr>
           <w:rFonts w:ascii="Segoe UI" w:eastAsia="宋体" w:hAnsi="Segoe UI" w:cs="Segoe UI"/>
@@ -22410,6 +24674,7 @@
         </w:rPr>
         <w:t>”</w:t>
       </w:r>
+      <w:proofErr w:type="gramEnd"/>
       <w:r>
         <w:rPr>
           <w:rFonts w:ascii="Segoe UI" w:eastAsia="宋体" w:hAnsi="Segoe UI" w:cs="Segoe UI"/>
@@ -22863,7 +25128,27 @@
           <w:kern w:val="0"/>
           <w:sz w:val="24"/>
         </w:rPr>
-        <w:t>那就种树。几年下来，风林村转变了发展方式，种植了核桃、梅子等果树，</w:t>
+        <w:t>那就种树。几年下来，风林</w:t>
+      </w:r>
+      <w:proofErr w:type="gramStart"/>
+      <w:r>
+        <w:rPr>
+          <w:rFonts w:ascii="Segoe UI" w:eastAsia="宋体" w:hAnsi="Segoe UI" w:cs="Segoe UI"/>
+          <w:color w:val="C71D31" w:themeColor="accent6" w:themeShade="BF"/>
+          <w:kern w:val="0"/>
+          <w:sz w:val="24"/>
+        </w:rPr>
+        <w:t>村转变</w:t>
+      </w:r>
+      <w:proofErr w:type="gramEnd"/>
+      <w:r>
+        <w:rPr>
+          <w:rFonts w:ascii="Segoe UI" w:eastAsia="宋体" w:hAnsi="Segoe UI" w:cs="Segoe UI"/>
+          <w:color w:val="C71D31" w:themeColor="accent6" w:themeShade="BF"/>
+          <w:kern w:val="0"/>
+          <w:sz w:val="24"/>
+        </w:rPr>
+        <w:t>了发展方式，种植了核桃、梅子等果树，</w:t>
       </w:r>
       <w:r>
         <w:rPr>
@@ -22984,7 +25269,27 @@
           <w:kern w:val="0"/>
           <w:sz w:val="24"/>
         </w:rPr>
-        <w:t>物无妄然，必由其理。</w:t>
+        <w:t>物无</w:t>
+      </w:r>
+      <w:proofErr w:type="gramStart"/>
+      <w:r>
+        <w:rPr>
+          <w:rFonts w:ascii="Segoe UI" w:eastAsia="宋体" w:hAnsi="Segoe UI" w:cs="Segoe UI"/>
+          <w:color w:val="3C464F"/>
+          <w:kern w:val="0"/>
+          <w:sz w:val="24"/>
+        </w:rPr>
+        <w:t>妄</w:t>
+      </w:r>
+      <w:proofErr w:type="gramEnd"/>
+      <w:r>
+        <w:rPr>
+          <w:rFonts w:ascii="Segoe UI" w:eastAsia="宋体" w:hAnsi="Segoe UI" w:cs="Segoe UI"/>
+          <w:color w:val="3C464F"/>
+          <w:kern w:val="0"/>
+          <w:sz w:val="24"/>
+        </w:rPr>
+        <w:t>然，必由其理。</w:t>
       </w:r>
       <w:r>
         <w:rPr>
@@ -23433,7 +25738,27 @@
           <w:kern w:val="0"/>
           <w:sz w:val="24"/>
         </w:rPr>
-        <w:t>目前来看好像每道申论题都和在行的政策有关。这题就是绿色、环保、可持续发展发展的主题。是不是可以多了解相关的政策和案例，一方面有利申论的发挥，一方面顺便学一下政治理论。</w:t>
+        <w:t>目前来看好像每道申论题都和在行的政策有关。这题就是绿色、环保、可持续发展发展的主题。是不是可以多了解相关的政策和案例，一方面</w:t>
+      </w:r>
+      <w:proofErr w:type="gramStart"/>
+      <w:r>
+        <w:rPr>
+          <w:rFonts w:ascii="Segoe UI" w:eastAsia="宋体" w:hAnsi="Segoe UI" w:cs="Segoe UI" w:hint="eastAsia"/>
+          <w:color w:val="0000FF"/>
+          <w:kern w:val="0"/>
+          <w:sz w:val="24"/>
+        </w:rPr>
+        <w:t>有利申论的</w:t>
+      </w:r>
+      <w:proofErr w:type="gramEnd"/>
+      <w:r>
+        <w:rPr>
+          <w:rFonts w:ascii="Segoe UI" w:eastAsia="宋体" w:hAnsi="Segoe UI" w:cs="Segoe UI" w:hint="eastAsia"/>
+          <w:color w:val="0000FF"/>
+          <w:kern w:val="0"/>
+          <w:sz w:val="24"/>
+        </w:rPr>
+        <w:t>发挥，一方面顺便学一下政治理论。</w:t>
       </w:r>
     </w:p>
     <w:p>
@@ -24099,14 +26424,25 @@
           <w:sz w:val="24"/>
         </w:rPr>
       </w:pPr>
-      <w:r>
-        <w:rPr>
-          <w:rFonts w:ascii="Segoe UI" w:eastAsia="宋体" w:hAnsi="Segoe UI" w:cs="Segoe UI" w:hint="eastAsia"/>
-          <w:color w:val="0000FF"/>
-          <w:kern w:val="0"/>
-          <w:sz w:val="24"/>
-        </w:rPr>
-        <w:t>感觉总选的不对，总感觉包不住后面的内容。可能是总的层级不够高，太片面了。可支配金额变多肯定是要写的，但是往哪里写？</w:t>
+      <w:proofErr w:type="gramStart"/>
+      <w:r>
+        <w:rPr>
+          <w:rFonts w:ascii="Segoe UI" w:eastAsia="宋体" w:hAnsi="Segoe UI" w:cs="Segoe UI" w:hint="eastAsia"/>
+          <w:color w:val="0000FF"/>
+          <w:kern w:val="0"/>
+          <w:sz w:val="24"/>
+        </w:rPr>
+        <w:t>感觉总</w:t>
+      </w:r>
+      <w:proofErr w:type="gramEnd"/>
+      <w:r>
+        <w:rPr>
+          <w:rFonts w:ascii="Segoe UI" w:eastAsia="宋体" w:hAnsi="Segoe UI" w:cs="Segoe UI" w:hint="eastAsia"/>
+          <w:color w:val="0000FF"/>
+          <w:kern w:val="0"/>
+          <w:sz w:val="24"/>
+        </w:rPr>
+        <w:t>选的不对，总感觉包不住后面的内容。可能是总的层级不够高，太片面了。可支配金额变多肯定是要写的，但是往哪里写？</w:t>
       </w:r>
     </w:p>
     <w:p>
@@ -24346,6 +26682,7 @@
         </w:rPr>
         <w:t>一事一议</w:t>
       </w:r>
+      <w:proofErr w:type="gramStart"/>
       <w:r>
         <w:rPr>
           <w:rFonts w:ascii="Segoe UI" w:eastAsia="宋体" w:hAnsi="Segoe UI" w:cs="Segoe UI"/>
@@ -24355,6 +26692,7 @@
         </w:rPr>
         <w:t>”</w:t>
       </w:r>
+      <w:proofErr w:type="gramEnd"/>
       <w:r>
         <w:rPr>
           <w:rFonts w:ascii="Segoe UI" w:eastAsia="宋体" w:hAnsi="Segoe UI" w:cs="Segoe UI" w:hint="eastAsia"/>
@@ -24655,7 +26993,47 @@
           <w:kern w:val="0"/>
           <w:sz w:val="24"/>
         </w:rPr>
-        <w:t>具体产业提到了很多，全写感觉太累赘，通俗的写产业又太简约，不够字数。所以抽象层级放中间，只写养殖业，中药材种植，服务业？感觉可以</w:t>
+        <w:t>具体产业提到了很多，全写感觉太累赘，通俗的</w:t>
+      </w:r>
+      <w:proofErr w:type="gramStart"/>
+      <w:r>
+        <w:rPr>
+          <w:rFonts w:ascii="Segoe UI" w:eastAsia="宋体" w:hAnsi="Segoe UI" w:cs="Segoe UI" w:hint="eastAsia"/>
+          <w:color w:val="0000FF"/>
+          <w:kern w:val="0"/>
+          <w:sz w:val="24"/>
+        </w:rPr>
+        <w:t>写产业</w:t>
+      </w:r>
+      <w:proofErr w:type="gramEnd"/>
+      <w:r>
+        <w:rPr>
+          <w:rFonts w:ascii="Segoe UI" w:eastAsia="宋体" w:hAnsi="Segoe UI" w:cs="Segoe UI" w:hint="eastAsia"/>
+          <w:color w:val="0000FF"/>
+          <w:kern w:val="0"/>
+          <w:sz w:val="24"/>
+        </w:rPr>
+        <w:t>又太简约，不够字数。所以抽象</w:t>
+      </w:r>
+      <w:proofErr w:type="gramStart"/>
+      <w:r>
+        <w:rPr>
+          <w:rFonts w:ascii="Segoe UI" w:eastAsia="宋体" w:hAnsi="Segoe UI" w:cs="Segoe UI" w:hint="eastAsia"/>
+          <w:color w:val="0000FF"/>
+          <w:kern w:val="0"/>
+          <w:sz w:val="24"/>
+        </w:rPr>
+        <w:t>层级放</w:t>
+      </w:r>
+      <w:proofErr w:type="gramEnd"/>
+      <w:r>
+        <w:rPr>
+          <w:rFonts w:ascii="Segoe UI" w:eastAsia="宋体" w:hAnsi="Segoe UI" w:cs="Segoe UI" w:hint="eastAsia"/>
+          <w:color w:val="0000FF"/>
+          <w:kern w:val="0"/>
+          <w:sz w:val="24"/>
+        </w:rPr>
+        <w:t>中间，只写养殖业，中药材种植，服务业？感觉可以</w:t>
       </w:r>
     </w:p>
     <w:p>
@@ -24714,7 +27092,27 @@
           <w:kern w:val="0"/>
           <w:sz w:val="24"/>
         </w:rPr>
-        <w:t>尽管修修改改，字数还是差了挺多的，估计是要点层级没找好。要点的主要内容的层级也没找好，总觉得再低一点就不够写，高一点字太少</w:t>
+        <w:t>尽管修</w:t>
+      </w:r>
+      <w:proofErr w:type="gramStart"/>
+      <w:r>
+        <w:rPr>
+          <w:rFonts w:ascii="Segoe UI" w:eastAsia="宋体" w:hAnsi="Segoe UI" w:cs="Segoe UI" w:hint="eastAsia"/>
+          <w:color w:val="0000FF"/>
+          <w:kern w:val="0"/>
+          <w:sz w:val="24"/>
+        </w:rPr>
+        <w:t>修改</w:t>
+      </w:r>
+      <w:proofErr w:type="gramEnd"/>
+      <w:r>
+        <w:rPr>
+          <w:rFonts w:ascii="Segoe UI" w:eastAsia="宋体" w:hAnsi="Segoe UI" w:cs="Segoe UI" w:hint="eastAsia"/>
+          <w:color w:val="0000FF"/>
+          <w:kern w:val="0"/>
+          <w:sz w:val="24"/>
+        </w:rPr>
+        <w:t>改，字数还是差了挺多的，估计是要点层级没找好。要点的主要内容的层级也没找好，总觉得再低一点就不够写，高一点字太少</w:t>
       </w:r>
     </w:p>
     <w:p>
@@ -24768,7 +27166,27 @@
           <w:kern w:val="0"/>
           <w:sz w:val="24"/>
         </w:rPr>
-        <w:t>比对小马哥答案后的感想</w:t>
+        <w:t>比对小马</w:t>
+      </w:r>
+      <w:proofErr w:type="gramStart"/>
+      <w:r>
+        <w:rPr>
+          <w:rFonts w:ascii="Segoe UI" w:eastAsia="宋体" w:hAnsi="Segoe UI" w:cs="Segoe UI" w:hint="eastAsia"/>
+          <w:color w:val="0000FF"/>
+          <w:kern w:val="0"/>
+          <w:sz w:val="24"/>
+        </w:rPr>
+        <w:t>哥答案</w:t>
+      </w:r>
+      <w:proofErr w:type="gramEnd"/>
+      <w:r>
+        <w:rPr>
+          <w:rFonts w:ascii="Segoe UI" w:eastAsia="宋体" w:hAnsi="Segoe UI" w:cs="Segoe UI" w:hint="eastAsia"/>
+          <w:color w:val="0000FF"/>
+          <w:kern w:val="0"/>
+          <w:sz w:val="24"/>
+        </w:rPr>
+        <w:t>后的感想</w:t>
       </w:r>
     </w:p>
     <w:p>
@@ -25852,8 +28270,9 @@
           <w:kern w:val="0"/>
           <w:sz w:val="24"/>
         </w:rPr>
-        <w:t>的文件一层层传达下来，但沙坝村却没有变革的迹象，人们还在观望。时任大队书记的杨某回忆说</w:t>
-      </w:r>
+        <w:t>的文件</w:t>
+      </w:r>
+      <w:proofErr w:type="gramStart"/>
       <w:r>
         <w:rPr>
           <w:rFonts w:ascii="Segoe UI" w:eastAsia="宋体" w:hAnsi="Segoe UI" w:cs="Segoe UI"/>
@@ -25861,6 +28280,25 @@
           <w:kern w:val="0"/>
           <w:sz w:val="24"/>
         </w:rPr>
+        <w:t>一</w:t>
+      </w:r>
+      <w:proofErr w:type="gramEnd"/>
+      <w:r>
+        <w:rPr>
+          <w:rFonts w:ascii="Segoe UI" w:eastAsia="宋体" w:hAnsi="Segoe UI" w:cs="Segoe UI"/>
+          <w:color w:val="FF0000"/>
+          <w:kern w:val="0"/>
+          <w:sz w:val="24"/>
+        </w:rPr>
+        <w:t>层层传达下来，但沙坝村却没有变革的迹象，人们还在观望。时任大队书记的杨某回忆说</w:t>
+      </w:r>
+      <w:r>
+        <w:rPr>
+          <w:rFonts w:ascii="Segoe UI" w:eastAsia="宋体" w:hAnsi="Segoe UI" w:cs="Segoe UI"/>
+          <w:color w:val="FF0000"/>
+          <w:kern w:val="0"/>
+          <w:sz w:val="24"/>
+        </w:rPr>
         <w:t>:“</w:t>
       </w:r>
       <w:r>
@@ -26011,8 +28449,9 @@
           <w:kern w:val="0"/>
           <w:sz w:val="24"/>
         </w:rPr>
-        <w:t>，第一轮家庭联产承包责任制在沙坝村初步落实。从此，在土地所有权不变的情况下，村民对于承包地有了经营权使用权。当时的规定是</w:t>
-      </w:r>
+        <w:t>，第一轮家庭联产承包责任制在沙坝</w:t>
+      </w:r>
+      <w:proofErr w:type="gramStart"/>
       <w:r>
         <w:rPr>
           <w:rFonts w:ascii="Segoe UI" w:eastAsia="宋体" w:hAnsi="Segoe UI" w:cs="Segoe UI"/>
@@ -26020,6 +28459,25 @@
           <w:kern w:val="0"/>
           <w:sz w:val="24"/>
         </w:rPr>
+        <w:t>村初步</w:t>
+      </w:r>
+      <w:proofErr w:type="gramEnd"/>
+      <w:r>
+        <w:rPr>
+          <w:rFonts w:ascii="Segoe UI" w:eastAsia="宋体" w:hAnsi="Segoe UI" w:cs="Segoe UI"/>
+          <w:color w:val="FF0000"/>
+          <w:kern w:val="0"/>
+          <w:sz w:val="24"/>
+        </w:rPr>
+        <w:t>落实。从此，在土地所有权不变的情况下，村民对于承包地有了经营权使用权。当时的规定是</w:t>
+      </w:r>
+      <w:r>
+        <w:rPr>
+          <w:rFonts w:ascii="Segoe UI" w:eastAsia="宋体" w:hAnsi="Segoe UI" w:cs="Segoe UI"/>
+          <w:color w:val="FF0000"/>
+          <w:kern w:val="0"/>
+          <w:sz w:val="24"/>
+        </w:rPr>
         <w:t>:</w:t>
       </w:r>
       <w:r>
@@ -26281,8 +28739,9 @@
           <w:kern w:val="0"/>
           <w:sz w:val="24"/>
         </w:rPr>
-        <w:t>。为了给农民稳定的土地承包经营预期党的十九大报告明确提出</w:t>
-      </w:r>
+        <w:t>。为了给农民稳定的土地承包经营</w:t>
+      </w:r>
+      <w:proofErr w:type="gramStart"/>
       <w:r>
         <w:rPr>
           <w:rFonts w:ascii="Segoe UI" w:eastAsia="宋体" w:hAnsi="Segoe UI" w:cs="Segoe UI"/>
@@ -26290,6 +28749,25 @@
           <w:kern w:val="0"/>
           <w:sz w:val="24"/>
         </w:rPr>
+        <w:t>预期党</w:t>
+      </w:r>
+      <w:proofErr w:type="gramEnd"/>
+      <w:r>
+        <w:rPr>
+          <w:rFonts w:ascii="Segoe UI" w:eastAsia="宋体" w:hAnsi="Segoe UI" w:cs="Segoe UI"/>
+          <w:color w:val="FF0000"/>
+          <w:kern w:val="0"/>
+          <w:sz w:val="24"/>
+        </w:rPr>
+        <w:t>的十九大报告明确提出</w:t>
+      </w:r>
+      <w:r>
+        <w:rPr>
+          <w:rFonts w:ascii="Segoe UI" w:eastAsia="宋体" w:hAnsi="Segoe UI" w:cs="Segoe UI"/>
+          <w:color w:val="FF0000"/>
+          <w:kern w:val="0"/>
+          <w:sz w:val="24"/>
+        </w:rPr>
         <w:t>“</w:t>
       </w:r>
       <w:r>
@@ -26694,6 +29172,7 @@
         </w:rPr>
         <w:t>与其他村庄二轮承包普遍执行的</w:t>
       </w:r>
+      <w:proofErr w:type="gramStart"/>
       <w:r>
         <w:rPr>
           <w:rFonts w:ascii="Segoe UI" w:eastAsia="宋体" w:hAnsi="Segoe UI" w:cs="Segoe UI"/>
@@ -26703,6 +29182,7 @@
         </w:rPr>
         <w:t>“</w:t>
       </w:r>
+      <w:proofErr w:type="gramEnd"/>
       <w:r>
         <w:rPr>
           <w:rFonts w:ascii="Segoe UI" w:eastAsia="宋体" w:hAnsi="Segoe UI" w:cs="Segoe UI"/>
@@ -26828,7 +29308,47 @@
           <w:sz w:val="24"/>
         </w:rPr>
         <w:lastRenderedPageBreak/>
-        <w:t>先从位置、水利条件较好的围庄地开始，围庄地分完之后，新增加的人口就只能分到洼子地了。到了</w:t>
+        <w:t>先从位置、水利条件较好的</w:t>
+      </w:r>
+      <w:proofErr w:type="gramStart"/>
+      <w:r>
+        <w:rPr>
+          <w:rFonts w:ascii="Segoe UI" w:eastAsia="宋体" w:hAnsi="Segoe UI" w:cs="Segoe UI"/>
+          <w:color w:val="3C464F"/>
+          <w:kern w:val="0"/>
+          <w:sz w:val="24"/>
+        </w:rPr>
+        <w:t>围庄地</w:t>
+      </w:r>
+      <w:proofErr w:type="gramEnd"/>
+      <w:r>
+        <w:rPr>
+          <w:rFonts w:ascii="Segoe UI" w:eastAsia="宋体" w:hAnsi="Segoe UI" w:cs="Segoe UI"/>
+          <w:color w:val="3C464F"/>
+          <w:kern w:val="0"/>
+          <w:sz w:val="24"/>
+        </w:rPr>
+        <w:t>开始，</w:t>
+      </w:r>
+      <w:proofErr w:type="gramStart"/>
+      <w:r>
+        <w:rPr>
+          <w:rFonts w:ascii="Segoe UI" w:eastAsia="宋体" w:hAnsi="Segoe UI" w:cs="Segoe UI"/>
+          <w:color w:val="3C464F"/>
+          <w:kern w:val="0"/>
+          <w:sz w:val="24"/>
+        </w:rPr>
+        <w:t>围庄地</w:t>
+      </w:r>
+      <w:proofErr w:type="gramEnd"/>
+      <w:r>
+        <w:rPr>
+          <w:rFonts w:ascii="Segoe UI" w:eastAsia="宋体" w:hAnsi="Segoe UI" w:cs="Segoe UI"/>
+          <w:color w:val="3C464F"/>
+          <w:kern w:val="0"/>
+          <w:sz w:val="24"/>
+        </w:rPr>
+        <w:t>分完之后，新增加的人口就只能分到洼子地了。到了</w:t>
       </w:r>
       <w:r>
         <w:rPr>
@@ -26866,6 +29386,7 @@
         </w:rPr>
         <w:t>增人增地但减人不减地</w:t>
       </w:r>
+      <w:proofErr w:type="gramStart"/>
       <w:r>
         <w:rPr>
           <w:rFonts w:ascii="Segoe UI" w:eastAsia="宋体" w:hAnsi="Segoe UI" w:cs="Segoe UI"/>
@@ -26875,6 +29396,7 @@
         </w:rPr>
         <w:t>”</w:t>
       </w:r>
+      <w:proofErr w:type="gramEnd"/>
       <w:r>
         <w:rPr>
           <w:rFonts w:ascii="Segoe UI" w:eastAsia="宋体" w:hAnsi="Segoe UI" w:cs="Segoe UI"/>
@@ -26951,8 +29473,19 @@
           <w:kern w:val="0"/>
           <w:sz w:val="24"/>
         </w:rPr>
-        <w:t>个人种着</w:t>
-      </w:r>
+        <w:t>个</w:t>
+      </w:r>
+      <w:proofErr w:type="gramStart"/>
+      <w:r>
+        <w:rPr>
+          <w:rFonts w:ascii="Segoe UI" w:eastAsia="宋体" w:hAnsi="Segoe UI" w:cs="Segoe UI"/>
+          <w:color w:val="3C464F"/>
+          <w:kern w:val="0"/>
+          <w:sz w:val="24"/>
+        </w:rPr>
+        <w:t>人种着</w:t>
+      </w:r>
+      <w:proofErr w:type="gramEnd"/>
       <w:r>
         <w:rPr>
           <w:rFonts w:ascii="Segoe UI" w:eastAsia="宋体" w:hAnsi="Segoe UI" w:cs="Segoe UI"/>
@@ -26987,8 +29520,19 @@
           <w:kern w:val="0"/>
           <w:sz w:val="24"/>
         </w:rPr>
-        <w:t>个人种着</w:t>
-      </w:r>
+        <w:t>个</w:t>
+      </w:r>
+      <w:proofErr w:type="gramStart"/>
+      <w:r>
+        <w:rPr>
+          <w:rFonts w:ascii="Segoe UI" w:eastAsia="宋体" w:hAnsi="Segoe UI" w:cs="Segoe UI"/>
+          <w:color w:val="3C464F"/>
+          <w:kern w:val="0"/>
+          <w:sz w:val="24"/>
+        </w:rPr>
+        <w:t>人种着</w:t>
+      </w:r>
+      <w:proofErr w:type="gramEnd"/>
       <w:r>
         <w:rPr>
           <w:rFonts w:ascii="Segoe UI" w:eastAsia="宋体" w:hAnsi="Segoe UI" w:cs="Segoe UI"/>
@@ -27059,7 +29603,27 @@
           <w:kern w:val="0"/>
           <w:sz w:val="24"/>
         </w:rPr>
-        <w:t>我家地多人少是事实，可轮续包的时候就是这样，</w:t>
+        <w:t>我家地多人少是事实，</w:t>
+      </w:r>
+      <w:proofErr w:type="gramStart"/>
+      <w:r>
+        <w:rPr>
+          <w:rFonts w:ascii="Segoe UI" w:eastAsia="宋体" w:hAnsi="Segoe UI" w:cs="Segoe UI"/>
+          <w:color w:val="3C464F"/>
+          <w:kern w:val="0"/>
+          <w:sz w:val="24"/>
+        </w:rPr>
+        <w:t>可轮续包</w:t>
+      </w:r>
+      <w:proofErr w:type="gramEnd"/>
+      <w:r>
+        <w:rPr>
+          <w:rFonts w:ascii="Segoe UI" w:eastAsia="宋体" w:hAnsi="Segoe UI" w:cs="Segoe UI"/>
+          <w:color w:val="3C464F"/>
+          <w:kern w:val="0"/>
+          <w:sz w:val="24"/>
+        </w:rPr>
+        <w:t>的时候就是这样，</w:t>
       </w:r>
       <w:r>
         <w:rPr>
@@ -27202,6 +29766,7 @@
         </w:rPr>
         <w:t>种地费时费力不说，农忙时回家打理，请假还要被扣工资，不合算。这两年一直是托付亲戚来种地，没什么收益，明年也不想这么干了。</w:t>
       </w:r>
+      <w:proofErr w:type="gramStart"/>
       <w:r>
         <w:rPr>
           <w:rFonts w:ascii="Segoe UI" w:eastAsia="宋体" w:hAnsi="Segoe UI" w:cs="Segoe UI"/>
@@ -27218,7 +29783,17 @@
           <w:kern w:val="0"/>
           <w:sz w:val="24"/>
         </w:rPr>
-        <w:t>此外，村里还有</w:t>
+        <w:t>此外</w:t>
+      </w:r>
+      <w:proofErr w:type="gramEnd"/>
+      <w:r>
+        <w:rPr>
+          <w:rFonts w:ascii="Segoe UI" w:eastAsia="宋体" w:hAnsi="Segoe UI" w:cs="Segoe UI"/>
+          <w:color w:val="3C464F"/>
+          <w:kern w:val="0"/>
+          <w:sz w:val="24"/>
+        </w:rPr>
+        <w:t>，村里还有</w:t>
       </w:r>
       <w:r>
         <w:rPr>
@@ -27505,6 +30080,7 @@
         </w:rPr>
         <w:t>的原则。根据该法律，家庭承包经营权的主体是农户整体，而不是家庭成员个体。只要承包方的家庭还有人在，土地就是不能收回。只有在承包经营的家庭消亡，或承包方全家迁入设区的市并转为非农户口的情况下，发包方才可以收回承包地。如果承包方自愿放弃承包地，则应提前半年提出申请。最后法院判决村委会返还石某土地。石某这一告，那次土地调整就没往下进行。后来，国家对土地调整的限制越来越严格，多次强调</w:t>
       </w:r>
+      <w:proofErr w:type="gramStart"/>
       <w:r>
         <w:rPr>
           <w:rFonts w:ascii="Segoe UI" w:eastAsia="宋体" w:hAnsi="Segoe UI" w:cs="Segoe UI"/>
@@ -27514,6 +30090,7 @@
         </w:rPr>
         <w:t>“</w:t>
       </w:r>
+      <w:proofErr w:type="gramEnd"/>
       <w:r>
         <w:rPr>
           <w:rFonts w:ascii="Segoe UI" w:eastAsia="宋体" w:hAnsi="Segoe UI" w:cs="Segoe UI"/>
@@ -28005,7 +30582,27 @@
           <w:kern w:val="0"/>
           <w:sz w:val="24"/>
         </w:rPr>
-        <w:t>材料一和材料二层级不同，材料一是针对所有农村的政策，材料二是第二轮承包期间，</w:t>
+        <w:t>材料</w:t>
+      </w:r>
+      <w:proofErr w:type="gramStart"/>
+      <w:r>
+        <w:rPr>
+          <w:rFonts w:ascii="Segoe UI" w:eastAsia="宋体" w:hAnsi="Segoe UI" w:cs="Segoe UI" w:hint="eastAsia"/>
+          <w:color w:val="0000FF"/>
+          <w:kern w:val="0"/>
+          <w:sz w:val="24"/>
+        </w:rPr>
+        <w:t>一</w:t>
+      </w:r>
+      <w:proofErr w:type="gramEnd"/>
+      <w:r>
+        <w:rPr>
+          <w:rFonts w:ascii="Segoe UI" w:eastAsia="宋体" w:hAnsi="Segoe UI" w:cs="Segoe UI" w:hint="eastAsia"/>
+          <w:color w:val="0000FF"/>
+          <w:kern w:val="0"/>
+          <w:sz w:val="24"/>
+        </w:rPr>
+        <w:t>和材料二层级不同，材料一是针对所有农村的政策，材料二是第二轮承包期间，</w:t>
       </w:r>
       <w:r>
         <w:rPr>
@@ -28101,7 +30698,27 @@
           <w:kern w:val="0"/>
           <w:sz w:val="24"/>
         </w:rPr>
-        <w:t>村是个特例，那就更不能代表整个土地承包政策了。而且也没提到啥发展过程，时间跨度很短，就是第二轮承包期间中的二十年左右</w:t>
+        <w:t>村是个特例，那就更不能代表整个土地承包政策了。而且也没提到</w:t>
+      </w:r>
+      <w:proofErr w:type="gramStart"/>
+      <w:r>
+        <w:rPr>
+          <w:rFonts w:ascii="Segoe UI" w:eastAsia="宋体" w:hAnsi="Segoe UI" w:cs="Segoe UI" w:hint="eastAsia"/>
+          <w:color w:val="0000FF"/>
+          <w:kern w:val="0"/>
+          <w:sz w:val="24"/>
+        </w:rPr>
+        <w:t>啥发展</w:t>
+      </w:r>
+      <w:proofErr w:type="gramEnd"/>
+      <w:r>
+        <w:rPr>
+          <w:rFonts w:ascii="Segoe UI" w:eastAsia="宋体" w:hAnsi="Segoe UI" w:cs="Segoe UI" w:hint="eastAsia"/>
+          <w:color w:val="0000FF"/>
+          <w:kern w:val="0"/>
+          <w:sz w:val="24"/>
+        </w:rPr>
+        <w:t>过程，时间跨度很短，就是第二轮承包期间中的二十年左右</w:t>
       </w:r>
     </w:p>
     <w:p>
@@ -28386,7 +31003,27 @@
           <w:kern w:val="0"/>
           <w:sz w:val="24"/>
         </w:rPr>
-        <w:t>的文件一层层传达下来，但沙坝村却没有变革的迹象，人们</w:t>
+        <w:t>的文件</w:t>
+      </w:r>
+      <w:proofErr w:type="gramStart"/>
+      <w:r>
+        <w:rPr>
+          <w:rFonts w:ascii="Segoe UI" w:eastAsia="宋体" w:hAnsi="Segoe UI" w:cs="Segoe UI"/>
+          <w:color w:val="3C464F"/>
+          <w:kern w:val="0"/>
+          <w:sz w:val="24"/>
+        </w:rPr>
+        <w:t>一</w:t>
+      </w:r>
+      <w:proofErr w:type="gramEnd"/>
+      <w:r>
+        <w:rPr>
+          <w:rFonts w:ascii="Segoe UI" w:eastAsia="宋体" w:hAnsi="Segoe UI" w:cs="Segoe UI"/>
+          <w:color w:val="3C464F"/>
+          <w:kern w:val="0"/>
+          <w:sz w:val="24"/>
+        </w:rPr>
+        <w:t>层层传达下来，但沙坝村却没有变革的迹象，人们</w:t>
       </w:r>
       <w:r>
         <w:rPr>
@@ -28779,14 +31416,25 @@
         </w:rPr>
         <w:t>沙坝村</w:t>
       </w:r>
-      <w:r>
-        <w:rPr>
-          <w:rFonts w:ascii="Segoe UI" w:eastAsia="宋体" w:hAnsi="Segoe UI" w:cs="Segoe UI" w:hint="eastAsia"/>
-          <w:color w:val="0000FF"/>
-          <w:kern w:val="0"/>
-          <w:sz w:val="24"/>
-        </w:rPr>
-        <w:t>个例，不能代表整体政策推行困难。</w:t>
+      <w:proofErr w:type="gramStart"/>
+      <w:r>
+        <w:rPr>
+          <w:rFonts w:ascii="Segoe UI" w:eastAsia="宋体" w:hAnsi="Segoe UI" w:cs="Segoe UI" w:hint="eastAsia"/>
+          <w:color w:val="0000FF"/>
+          <w:kern w:val="0"/>
+          <w:sz w:val="24"/>
+        </w:rPr>
+        <w:t>个</w:t>
+      </w:r>
+      <w:proofErr w:type="gramEnd"/>
+      <w:r>
+        <w:rPr>
+          <w:rFonts w:ascii="Segoe UI" w:eastAsia="宋体" w:hAnsi="Segoe UI" w:cs="Segoe UI" w:hint="eastAsia"/>
+          <w:color w:val="0000FF"/>
+          <w:kern w:val="0"/>
+          <w:sz w:val="24"/>
+        </w:rPr>
+        <w:t>例，不能代表整体政策推行困难。</w:t>
       </w:r>
       <w:r>
         <w:rPr>
@@ -28947,6 +31595,7 @@
         </w:rPr>
         <w:t>减人不减地</w:t>
       </w:r>
+      <w:proofErr w:type="gramStart"/>
       <w:r>
         <w:rPr>
           <w:rFonts w:ascii="Segoe UI" w:eastAsia="宋体" w:hAnsi="Segoe UI" w:cs="Segoe UI"/>
@@ -28956,6 +31605,7 @@
         </w:rPr>
         <w:t>”</w:t>
       </w:r>
+      <w:proofErr w:type="gramEnd"/>
       <w:r>
         <w:rPr>
           <w:rFonts w:ascii="Segoe UI" w:eastAsia="宋体" w:hAnsi="Segoe UI" w:cs="Segoe UI"/>
@@ -29086,7 +31736,47 @@
           <w:kern w:val="0"/>
           <w:sz w:val="24"/>
         </w:rPr>
-        <w:t>。这个材料一其实提了，就是中央一号文件之后的扩展三十年，小马哥应该搞错了。</w:t>
+        <w:t>。这个材料</w:t>
+      </w:r>
+      <w:proofErr w:type="gramStart"/>
+      <w:r>
+        <w:rPr>
+          <w:rFonts w:ascii="Segoe UI" w:eastAsia="宋体" w:hAnsi="Segoe UI" w:cs="Segoe UI" w:hint="eastAsia"/>
+          <w:color w:val="0000FF"/>
+          <w:kern w:val="0"/>
+          <w:sz w:val="24"/>
+        </w:rPr>
+        <w:t>一</w:t>
+      </w:r>
+      <w:proofErr w:type="gramEnd"/>
+      <w:r>
+        <w:rPr>
+          <w:rFonts w:ascii="Segoe UI" w:eastAsia="宋体" w:hAnsi="Segoe UI" w:cs="Segoe UI" w:hint="eastAsia"/>
+          <w:color w:val="0000FF"/>
+          <w:kern w:val="0"/>
+          <w:sz w:val="24"/>
+        </w:rPr>
+        <w:t>其实提了，就是中央一号文件之后的扩展三十年，小马</w:t>
+      </w:r>
+      <w:proofErr w:type="gramStart"/>
+      <w:r>
+        <w:rPr>
+          <w:rFonts w:ascii="Segoe UI" w:eastAsia="宋体" w:hAnsi="Segoe UI" w:cs="Segoe UI" w:hint="eastAsia"/>
+          <w:color w:val="0000FF"/>
+          <w:kern w:val="0"/>
+          <w:sz w:val="24"/>
+        </w:rPr>
+        <w:t>哥应该</w:t>
+      </w:r>
+      <w:proofErr w:type="gramEnd"/>
+      <w:r>
+        <w:rPr>
+          <w:rFonts w:ascii="Segoe UI" w:eastAsia="宋体" w:hAnsi="Segoe UI" w:cs="Segoe UI" w:hint="eastAsia"/>
+          <w:color w:val="0000FF"/>
+          <w:kern w:val="0"/>
+          <w:sz w:val="24"/>
+        </w:rPr>
+        <w:t>搞错了。</w:t>
       </w:r>
       <w:r>
         <w:rPr>
@@ -29521,6 +32211,7 @@
         </w:rPr>
         <w:t>承包土地以户为单位，减人不减地</w:t>
       </w:r>
+      <w:proofErr w:type="gramStart"/>
       <w:r>
         <w:rPr>
           <w:rFonts w:ascii="Segoe UI" w:eastAsia="宋体" w:hAnsi="Segoe UI" w:cs="Segoe UI"/>
@@ -29530,6 +32221,7 @@
         </w:rPr>
         <w:t>”</w:t>
       </w:r>
+      <w:proofErr w:type="gramEnd"/>
       <w:r>
         <w:rPr>
           <w:rFonts w:ascii="Segoe UI" w:eastAsia="宋体" w:hAnsi="Segoe UI" w:cs="Segoe UI"/>
@@ -29637,7 +32329,27 @@
           <w:kern w:val="0"/>
           <w:sz w:val="24"/>
         </w:rPr>
-        <w:t>为什么没有总？如果写总的话，更符合作答流程和答案的规整性。但某种程度会降低答案的可读性，规整性和第三境界的实用性。总的来说还是不写总好一点（灵活点，写申论要灵活）。</w:t>
+        <w:t>为什么没有总？如果写总的话，更符合作答流程和答案的规整性。但某种程度会降低答案的可读性，规整性和第三境界的实用性。总的来说还是不写总好一点（灵活点，</w:t>
+      </w:r>
+      <w:proofErr w:type="gramStart"/>
+      <w:r>
+        <w:rPr>
+          <w:rFonts w:ascii="Segoe UI" w:eastAsia="宋体" w:hAnsi="Segoe UI" w:cs="Segoe UI" w:hint="eastAsia"/>
+          <w:color w:val="0000FF"/>
+          <w:kern w:val="0"/>
+          <w:sz w:val="24"/>
+        </w:rPr>
+        <w:t>写申论</w:t>
+      </w:r>
+      <w:proofErr w:type="gramEnd"/>
+      <w:r>
+        <w:rPr>
+          <w:rFonts w:ascii="Segoe UI" w:eastAsia="宋体" w:hAnsi="Segoe UI" w:cs="Segoe UI" w:hint="eastAsia"/>
+          <w:color w:val="0000FF"/>
+          <w:kern w:val="0"/>
+          <w:sz w:val="24"/>
+        </w:rPr>
+        <w:t>要灵活）。</w:t>
       </w:r>
     </w:p>
     <w:p>
@@ -29697,7 +32409,27 @@
           <w:kern w:val="0"/>
           <w:sz w:val="24"/>
         </w:rPr>
-        <w:t>可以很好的归纳成推行阶段和落实阶段，</w:t>
+        <w:t>可以很好的归纳</w:t>
+      </w:r>
+      <w:proofErr w:type="gramStart"/>
+      <w:r>
+        <w:rPr>
+          <w:rFonts w:ascii="Segoe UI" w:eastAsia="宋体" w:hAnsi="Segoe UI" w:cs="Segoe UI" w:hint="eastAsia"/>
+          <w:color w:val="0000FF"/>
+          <w:kern w:val="0"/>
+          <w:sz w:val="24"/>
+        </w:rPr>
+        <w:t>成推行</w:t>
+      </w:r>
+      <w:proofErr w:type="gramEnd"/>
+      <w:r>
+        <w:rPr>
+          <w:rFonts w:ascii="Segoe UI" w:eastAsia="宋体" w:hAnsi="Segoe UI" w:cs="Segoe UI" w:hint="eastAsia"/>
+          <w:color w:val="0000FF"/>
+          <w:kern w:val="0"/>
+          <w:sz w:val="24"/>
+        </w:rPr>
+        <w:t>阶段和落实阶段，</w:t>
       </w:r>
       <w:r>
         <w:rPr>
@@ -29733,7 +32465,27 @@
           <w:kern w:val="0"/>
           <w:sz w:val="24"/>
         </w:rPr>
-        <w:t>分别归纳，不容易归纳的够简洁，很难几个字归纳，且分本身字数不多。</w:t>
+        <w:t>分别归纳，不容易归纳的够简洁，很难几个字归纳，且</w:t>
+      </w:r>
+      <w:proofErr w:type="gramStart"/>
+      <w:r>
+        <w:rPr>
+          <w:rFonts w:ascii="Segoe UI" w:eastAsia="宋体" w:hAnsi="Segoe UI" w:cs="Segoe UI" w:hint="eastAsia"/>
+          <w:color w:val="0000FF"/>
+          <w:kern w:val="0"/>
+          <w:sz w:val="24"/>
+        </w:rPr>
+        <w:t>分本身</w:t>
+      </w:r>
+      <w:proofErr w:type="gramEnd"/>
+      <w:r>
+        <w:rPr>
+          <w:rFonts w:ascii="Segoe UI" w:eastAsia="宋体" w:hAnsi="Segoe UI" w:cs="Segoe UI" w:hint="eastAsia"/>
+          <w:color w:val="0000FF"/>
+          <w:kern w:val="0"/>
+          <w:sz w:val="24"/>
+        </w:rPr>
+        <w:t>字数不多。</w:t>
       </w:r>
     </w:p>
     <w:p>
@@ -30448,8 +33200,19 @@
           <w:kern w:val="0"/>
           <w:sz w:val="24"/>
         </w:rPr>
-        <w:t>小标题一</w:t>
-      </w:r>
+        <w:t>小标题</w:t>
+      </w:r>
+      <w:proofErr w:type="gramStart"/>
+      <w:r>
+        <w:rPr>
+          <w:rFonts w:ascii="Segoe UI" w:eastAsia="宋体" w:hAnsi="Segoe UI" w:cs="Segoe UI"/>
+          <w:color w:val="3C464F"/>
+          <w:kern w:val="0"/>
+          <w:sz w:val="24"/>
+        </w:rPr>
+        <w:t>一</w:t>
+      </w:r>
+      <w:proofErr w:type="gramEnd"/>
       <w:r>
         <w:rPr>
           <w:rFonts w:ascii="Segoe UI" w:eastAsia="宋体" w:hAnsi="Segoe UI" w:cs="Segoe UI"/>
@@ -30764,7 +33527,27 @@
           <w:kern w:val="0"/>
           <w:sz w:val="24"/>
         </w:rPr>
-        <w:t>，鼓励他们创业如果有机会会与大学生团队</w:t>
+        <w:t>，鼓励他们创业如果有机会</w:t>
+      </w:r>
+      <w:proofErr w:type="gramStart"/>
+      <w:r>
+        <w:rPr>
+          <w:rFonts w:ascii="Segoe UI" w:eastAsia="宋体" w:hAnsi="Segoe UI" w:cs="Segoe UI"/>
+          <w:color w:val="3C464F"/>
+          <w:kern w:val="0"/>
+          <w:sz w:val="24"/>
+        </w:rPr>
+        <w:t>会</w:t>
+      </w:r>
+      <w:proofErr w:type="gramEnd"/>
+      <w:r>
+        <w:rPr>
+          <w:rFonts w:ascii="Segoe UI" w:eastAsia="宋体" w:hAnsi="Segoe UI" w:cs="Segoe UI"/>
+          <w:color w:val="3C464F"/>
+          <w:kern w:val="0"/>
+          <w:sz w:val="24"/>
+        </w:rPr>
+        <w:t>与大学生团队</w:t>
       </w:r>
       <w:r>
         <w:rPr>
@@ -30870,6 +33653,7 @@
         </w:rPr>
         <w:t>非常适合多雨的南方。</w:t>
       </w:r>
+      <w:proofErr w:type="gramStart"/>
       <w:r>
         <w:rPr>
           <w:rFonts w:ascii="Segoe UI" w:eastAsia="宋体" w:hAnsi="Segoe UI" w:cs="Segoe UI"/>
@@ -30879,6 +33663,7 @@
         </w:rPr>
         <w:t>”“</w:t>
       </w:r>
+      <w:proofErr w:type="gramEnd"/>
       <w:r>
         <w:rPr>
           <w:rFonts w:ascii="Segoe UI" w:eastAsia="宋体" w:hAnsi="Segoe UI" w:cs="Segoe UI"/>
@@ -31491,7 +34276,27 @@
           <w:kern w:val="0"/>
           <w:sz w:val="24"/>
         </w:rPr>
-        <w:t>内容：对每段和总文进行标题选择（总结）</w:t>
+        <w:t>内容：对每段</w:t>
+      </w:r>
+      <w:proofErr w:type="gramStart"/>
+      <w:r>
+        <w:rPr>
+          <w:rFonts w:ascii="Segoe UI" w:eastAsia="宋体" w:hAnsi="Segoe UI" w:cs="Segoe UI" w:hint="eastAsia"/>
+          <w:color w:val="3C464F"/>
+          <w:kern w:val="0"/>
+          <w:sz w:val="24"/>
+        </w:rPr>
+        <w:t>和总文进行</w:t>
+      </w:r>
+      <w:proofErr w:type="gramEnd"/>
+      <w:r>
+        <w:rPr>
+          <w:rFonts w:ascii="Segoe UI" w:eastAsia="宋体" w:hAnsi="Segoe UI" w:cs="Segoe UI" w:hint="eastAsia"/>
+          <w:color w:val="3C464F"/>
+          <w:kern w:val="0"/>
+          <w:sz w:val="24"/>
+        </w:rPr>
+        <w:t>标题选择（总结）</w:t>
       </w:r>
     </w:p>
     <w:p>
@@ -31539,7 +34344,27 @@
           <w:kern w:val="0"/>
           <w:sz w:val="24"/>
         </w:rPr>
-        <w:t>这个题型很特殊，但感觉不难。</w:t>
+        <w:t>这个</w:t>
+      </w:r>
+      <w:proofErr w:type="gramStart"/>
+      <w:r>
+        <w:rPr>
+          <w:rFonts w:ascii="Segoe UI" w:eastAsia="宋体" w:hAnsi="Segoe UI" w:cs="Segoe UI" w:hint="eastAsia"/>
+          <w:color w:val="578D31" w:themeColor="accent4" w:themeShade="BF"/>
+          <w:kern w:val="0"/>
+          <w:sz w:val="24"/>
+        </w:rPr>
+        <w:t>题型很</w:t>
+      </w:r>
+      <w:proofErr w:type="gramEnd"/>
+      <w:r>
+        <w:rPr>
+          <w:rFonts w:ascii="Segoe UI" w:eastAsia="宋体" w:hAnsi="Segoe UI" w:cs="Segoe UI" w:hint="eastAsia"/>
+          <w:color w:val="578D31" w:themeColor="accent4" w:themeShade="BF"/>
+          <w:kern w:val="0"/>
+          <w:sz w:val="24"/>
+        </w:rPr>
+        <w:t>特殊，但感觉不难。</w:t>
       </w:r>
     </w:p>
     <w:p>
@@ -31564,7 +34389,27 @@
           <w:sz w:val="24"/>
         </w:rPr>
         <w:lastRenderedPageBreak/>
-        <w:t>取标题嘛，最重要的是包住文段的内容，所以做法就是归纳概括。类似于归纳概括标准做题流程中的总的层级和内容的选择</w:t>
+        <w:t>取标题嘛，最重要的是</w:t>
+      </w:r>
+      <w:proofErr w:type="gramStart"/>
+      <w:r>
+        <w:rPr>
+          <w:rFonts w:ascii="Segoe UI" w:eastAsia="宋体" w:hAnsi="Segoe UI" w:cs="Segoe UI" w:hint="eastAsia"/>
+          <w:color w:val="578D31" w:themeColor="accent4" w:themeShade="BF"/>
+          <w:kern w:val="0"/>
+          <w:sz w:val="24"/>
+        </w:rPr>
+        <w:t>包住文</w:t>
+      </w:r>
+      <w:proofErr w:type="gramEnd"/>
+      <w:r>
+        <w:rPr>
+          <w:rFonts w:ascii="Segoe UI" w:eastAsia="宋体" w:hAnsi="Segoe UI" w:cs="Segoe UI" w:hint="eastAsia"/>
+          <w:color w:val="578D31" w:themeColor="accent4" w:themeShade="BF"/>
+          <w:kern w:val="0"/>
+          <w:sz w:val="24"/>
+        </w:rPr>
+        <w:t>段的内容，所以做法就是归纳概括。类似于归纳概括标准做题流程中的总的层级和内容的选择</w:t>
       </w:r>
     </w:p>
     <w:p>
@@ -31768,7 +34613,27 @@
           <w:kern w:val="0"/>
           <w:sz w:val="24"/>
         </w:rPr>
-        <w:t>感觉答案符合度还是挺高的的，应该有个七八分</w:t>
+        <w:t>感觉答案符合度还是挺高的</w:t>
+      </w:r>
+      <w:proofErr w:type="gramStart"/>
+      <w:r>
+        <w:rPr>
+          <w:rFonts w:ascii="Segoe UI" w:eastAsia="宋体" w:hAnsi="Segoe UI" w:cs="Segoe UI" w:hint="eastAsia"/>
+          <w:color w:val="0000FF"/>
+          <w:kern w:val="0"/>
+          <w:sz w:val="24"/>
+        </w:rPr>
+        <w:t>的</w:t>
+      </w:r>
+      <w:proofErr w:type="gramEnd"/>
+      <w:r>
+        <w:rPr>
+          <w:rFonts w:ascii="Segoe UI" w:eastAsia="宋体" w:hAnsi="Segoe UI" w:cs="Segoe UI" w:hint="eastAsia"/>
+          <w:color w:val="0000FF"/>
+          <w:kern w:val="0"/>
+          <w:sz w:val="24"/>
+        </w:rPr>
+        <w:t>，应该有个七八分</w:t>
       </w:r>
     </w:p>
     <w:p>
@@ -31813,6 +34678,7 @@
         </w:rPr>
         <w:t>注：小标题三的第一段。主题或标题可以是</w:t>
       </w:r>
+      <w:proofErr w:type="gramStart"/>
       <w:r>
         <w:rPr>
           <w:rFonts w:ascii="Segoe UI" w:eastAsia="宋体" w:hAnsi="Segoe UI" w:cs="Segoe UI"/>
@@ -31824,6 +34690,7 @@
         </w:rPr>
         <w:t>”</w:t>
       </w:r>
+      <w:proofErr w:type="gramEnd"/>
       <w:r>
         <w:rPr>
           <w:rFonts w:ascii="Segoe UI" w:eastAsia="宋体" w:hAnsi="Segoe UI" w:cs="Segoe UI" w:hint="eastAsia"/>
@@ -31835,6 +34702,7 @@
         </w:rPr>
         <w:t>人身安全引人注目</w:t>
       </w:r>
+      <w:proofErr w:type="gramStart"/>
       <w:r>
         <w:rPr>
           <w:rFonts w:ascii="Segoe UI" w:eastAsia="宋体" w:hAnsi="Segoe UI" w:cs="Segoe UI"/>
@@ -31846,6 +34714,7 @@
         </w:rPr>
         <w:t>”</w:t>
       </w:r>
+      <w:proofErr w:type="gramEnd"/>
       <w:r>
         <w:rPr>
           <w:rFonts w:ascii="Segoe UI" w:eastAsia="宋体" w:hAnsi="Segoe UI" w:cs="Segoe UI" w:hint="eastAsia"/>
@@ -31883,50 +34752,31 @@
           <w:kern w:val="0"/>
           <w:sz w:val="24"/>
         </w:rPr>
-        <w:t>所以说，标题就是对后面文字的层级比较高的高度概括或归纳？？（尽可能包住更多东西，正规的归纳概括的总一般能完全包住分。但对一整段内容要进行高度归纳，可能会存在一些无法包含的次要内容）</w:t>
-      </w:r>
-    </w:p>
-    <w:p>
-      <w:pPr>
-        <w:pStyle w:val="a6"/>
-        <w:widowControl/>
-        <w:shd w:val="clear" w:color="auto" w:fill="F5F7FA"/>
-        <w:spacing w:line="360" w:lineRule="exact"/>
-        <w:ind w:left="578" w:firstLine="419"/>
-        <w:rPr>
-          <w:rFonts w:ascii="Segoe UI" w:eastAsia="宋体" w:hAnsi="Segoe UI" w:cs="Segoe UI"/>
+        <w:t>所以说，标题就是对后面文字的层级比较高的高度概括或归纳？？（尽可能包住更多东西，正规的归纳概括的</w:t>
+      </w:r>
+      <w:proofErr w:type="gramStart"/>
+      <w:r>
+        <w:rPr>
+          <w:rFonts w:ascii="Segoe UI" w:eastAsia="宋体" w:hAnsi="Segoe UI" w:cs="Segoe UI" w:hint="eastAsia"/>
           <w:b/>
           <w:bCs/>
           <w:color w:val="3C464F"/>
           <w:kern w:val="0"/>
           <w:sz w:val="24"/>
         </w:rPr>
-      </w:pPr>
-    </w:p>
-    <w:p>
-      <w:pPr>
-        <w:pStyle w:val="a6"/>
-        <w:widowControl/>
-        <w:shd w:val="clear" w:color="auto" w:fill="F5F7FA"/>
-        <w:spacing w:line="360" w:lineRule="exact"/>
-        <w:ind w:left="578"/>
-        <w:rPr>
-          <w:rFonts w:ascii="Segoe UI" w:eastAsia="宋体" w:hAnsi="Segoe UI" w:cs="Segoe UI"/>
+        <w:t>总一般</w:t>
+      </w:r>
+      <w:proofErr w:type="gramEnd"/>
+      <w:r>
+        <w:rPr>
+          <w:rFonts w:ascii="Segoe UI" w:eastAsia="宋体" w:hAnsi="Segoe UI" w:cs="Segoe UI" w:hint="eastAsia"/>
           <w:b/>
           <w:bCs/>
           <w:color w:val="3C464F"/>
           <w:kern w:val="0"/>
           <w:sz w:val="24"/>
         </w:rPr>
-      </w:pPr>
-      <w:r>
-        <w:rPr>
-          <w:rFonts w:ascii="Segoe UI" w:eastAsia="宋体" w:hAnsi="Segoe UI" w:cs="Segoe UI" w:hint="eastAsia"/>
-          <w:color w:val="3C464F"/>
-          <w:kern w:val="0"/>
-          <w:sz w:val="24"/>
-        </w:rPr>
-        <w:t>三、小马哥答案</w:t>
+        <w:t>能完全包住分。但对一整段内容要进行高度归纳，可能会存在一些无法包含的次要内容）</w:t>
       </w:r>
     </w:p>
     <w:p>
@@ -31936,281 +34786,6 @@
         <w:shd w:val="clear" w:color="auto" w:fill="F5F7FA"/>
         <w:spacing w:line="360" w:lineRule="exact"/>
         <w:ind w:left="578" w:firstLine="419"/>
-        <w:rPr>
-          <w:rFonts w:ascii="Segoe UI" w:eastAsia="宋体" w:hAnsi="Segoe UI" w:cs="Segoe UI"/>
-          <w:color w:val="3C464F"/>
-          <w:kern w:val="0"/>
-          <w:sz w:val="24"/>
-        </w:rPr>
-      </w:pPr>
-      <w:r>
-        <w:rPr>
-          <w:rFonts w:ascii="Segoe UI" w:eastAsia="宋体" w:hAnsi="Segoe UI" w:cs="Segoe UI"/>
-          <w:color w:val="3C464F"/>
-          <w:kern w:val="0"/>
-          <w:sz w:val="24"/>
-        </w:rPr>
-        <w:t>大学生敢想敢干，企业家乐于合作</w:t>
-      </w:r>
-      <w:r>
-        <w:rPr>
-          <w:rFonts w:ascii="Segoe UI" w:eastAsia="宋体" w:hAnsi="Segoe UI" w:cs="Segoe UI"/>
-          <w:color w:val="3C464F"/>
-          <w:kern w:val="0"/>
-          <w:sz w:val="24"/>
-        </w:rPr>
-        <w:t>;</w:t>
-      </w:r>
-    </w:p>
-    <w:p>
-      <w:pPr>
-        <w:pStyle w:val="a6"/>
-        <w:widowControl/>
-        <w:shd w:val="clear" w:color="auto" w:fill="F5F7FA"/>
-        <w:spacing w:line="360" w:lineRule="exact"/>
-        <w:ind w:left="578" w:firstLine="419"/>
-        <w:rPr>
-          <w:rFonts w:ascii="Segoe UI" w:eastAsia="宋体" w:hAnsi="Segoe UI" w:cs="Segoe UI"/>
-          <w:color w:val="3C464F"/>
-          <w:kern w:val="0"/>
-          <w:sz w:val="24"/>
-        </w:rPr>
-      </w:pPr>
-      <w:r>
-        <w:rPr>
-          <w:rFonts w:ascii="Segoe UI" w:eastAsia="宋体" w:hAnsi="Segoe UI" w:cs="Segoe UI"/>
-          <w:color w:val="3C464F"/>
-          <w:kern w:val="0"/>
-          <w:sz w:val="24"/>
-        </w:rPr>
-        <w:t>作品新颖有特色，智能化走进生活</w:t>
-      </w:r>
-      <w:r>
-        <w:rPr>
-          <w:rFonts w:ascii="Segoe UI" w:eastAsia="宋体" w:hAnsi="Segoe UI" w:cs="Segoe UI" w:hint="eastAsia"/>
-          <w:color w:val="3C464F"/>
-          <w:kern w:val="0"/>
-          <w:sz w:val="24"/>
-        </w:rPr>
-        <w:t>;</w:t>
-      </w:r>
-    </w:p>
-    <w:p>
-      <w:pPr>
-        <w:pStyle w:val="a6"/>
-        <w:widowControl/>
-        <w:shd w:val="clear" w:color="auto" w:fill="F5F7FA"/>
-        <w:spacing w:line="360" w:lineRule="exact"/>
-        <w:ind w:left="578" w:firstLine="419"/>
-        <w:rPr>
-          <w:rFonts w:ascii="Segoe UI" w:eastAsia="宋体" w:hAnsi="Segoe UI" w:cs="Segoe UI"/>
-          <w:color w:val="3C464F"/>
-          <w:kern w:val="0"/>
-          <w:sz w:val="24"/>
-        </w:rPr>
-      </w:pPr>
-      <w:r>
-        <w:rPr>
-          <w:rFonts w:ascii="Segoe UI" w:eastAsia="宋体" w:hAnsi="Segoe UI" w:cs="Segoe UI"/>
-          <w:color w:val="3C464F"/>
-          <w:kern w:val="0"/>
-          <w:sz w:val="24"/>
-        </w:rPr>
-        <w:t>创意作品守安全，市场价值获首肯</w:t>
-      </w:r>
-      <w:r>
-        <w:rPr>
-          <w:rFonts w:ascii="Segoe UI" w:eastAsia="宋体" w:hAnsi="Segoe UI" w:cs="Segoe UI" w:hint="eastAsia"/>
-          <w:color w:val="3C464F"/>
-          <w:kern w:val="0"/>
-          <w:sz w:val="24"/>
-        </w:rPr>
-        <w:t>。</w:t>
-      </w:r>
-      <w:r>
-        <w:rPr>
-          <w:rFonts w:ascii="Segoe UI" w:eastAsia="宋体" w:hAnsi="Segoe UI" w:cs="Segoe UI" w:hint="eastAsia"/>
-          <w:color w:val="3C464F"/>
-          <w:kern w:val="0"/>
-          <w:sz w:val="24"/>
-        </w:rPr>
-        <w:br/>
-      </w:r>
-    </w:p>
-    <w:p>
-      <w:pPr>
-        <w:pStyle w:val="a6"/>
-        <w:widowControl/>
-        <w:shd w:val="clear" w:color="auto" w:fill="F5F7FA"/>
-        <w:spacing w:line="360" w:lineRule="exact"/>
-        <w:ind w:left="578" w:firstLine="419"/>
-        <w:rPr>
-          <w:rFonts w:ascii="Segoe UI" w:eastAsia="宋体" w:hAnsi="Segoe UI" w:cs="Segoe UI"/>
-          <w:color w:val="3C464F"/>
-          <w:kern w:val="0"/>
-          <w:sz w:val="24"/>
-        </w:rPr>
-      </w:pPr>
-      <w:r>
-        <w:rPr>
-          <w:rFonts w:ascii="Segoe UI" w:eastAsia="宋体" w:hAnsi="Segoe UI" w:cs="Segoe UI" w:hint="eastAsia"/>
-          <w:color w:val="3C464F"/>
-          <w:kern w:val="0"/>
-          <w:sz w:val="24"/>
-        </w:rPr>
-        <w:t>小马哥的终极答案（结合互联网上原来的标题，或许可以拿到十分）</w:t>
-      </w:r>
-    </w:p>
-    <w:p>
-      <w:pPr>
-        <w:pStyle w:val="a6"/>
-        <w:widowControl/>
-        <w:shd w:val="clear" w:color="auto" w:fill="F5F7FA"/>
-        <w:spacing w:line="360" w:lineRule="exact"/>
-        <w:ind w:left="578" w:firstLine="419"/>
-        <w:rPr>
-          <w:rFonts w:ascii="Segoe UI" w:eastAsia="宋体" w:hAnsi="Segoe UI" w:cs="Segoe UI"/>
-          <w:color w:val="3C464F"/>
-          <w:kern w:val="0"/>
-          <w:sz w:val="24"/>
-        </w:rPr>
-      </w:pPr>
-      <w:r>
-        <w:rPr>
-          <w:rFonts w:ascii="Segoe UI" w:eastAsia="宋体" w:hAnsi="Segoe UI" w:cs="Segoe UI"/>
-          <w:color w:val="3C464F"/>
-          <w:kern w:val="0"/>
-          <w:sz w:val="24"/>
-        </w:rPr>
-        <w:t>1.</w:t>
-      </w:r>
-      <w:r>
-        <w:rPr>
-          <w:rFonts w:ascii="Segoe UI" w:eastAsia="宋体" w:hAnsi="Segoe UI" w:cs="Segoe UI"/>
-          <w:color w:val="3C464F"/>
-          <w:kern w:val="0"/>
-          <w:sz w:val="24"/>
-        </w:rPr>
-        <w:t>大学生展出物联网创新作品</w:t>
-      </w:r>
-      <w:r>
-        <w:rPr>
-          <w:rFonts w:ascii="Segoe UI" w:eastAsia="宋体" w:hAnsi="Segoe UI" w:cs="Segoe UI"/>
-          <w:color w:val="3C464F"/>
-          <w:kern w:val="0"/>
-          <w:sz w:val="24"/>
-        </w:rPr>
-        <w:t xml:space="preserve"> </w:t>
-      </w:r>
-      <w:r>
-        <w:rPr>
-          <w:rFonts w:ascii="Segoe UI" w:eastAsia="宋体" w:hAnsi="Segoe UI" w:cs="Segoe UI"/>
-          <w:color w:val="3C464F"/>
-          <w:kern w:val="0"/>
-          <w:sz w:val="24"/>
-        </w:rPr>
-        <w:t>小发明解决大问题</w:t>
-      </w:r>
-    </w:p>
-    <w:p>
-      <w:pPr>
-        <w:pStyle w:val="a6"/>
-        <w:widowControl/>
-        <w:shd w:val="clear" w:color="auto" w:fill="F5F7FA"/>
-        <w:spacing w:line="360" w:lineRule="exact"/>
-        <w:ind w:left="578" w:firstLine="419"/>
-        <w:rPr>
-          <w:rFonts w:ascii="Segoe UI" w:eastAsia="宋体" w:hAnsi="Segoe UI" w:cs="Segoe UI"/>
-          <w:color w:val="3C464F"/>
-          <w:kern w:val="0"/>
-          <w:sz w:val="24"/>
-        </w:rPr>
-      </w:pPr>
-      <w:r>
-        <w:rPr>
-          <w:rFonts w:ascii="Segoe UI" w:eastAsia="宋体" w:hAnsi="Segoe UI" w:cs="Segoe UI"/>
-          <w:color w:val="3C464F"/>
-          <w:kern w:val="0"/>
-          <w:sz w:val="24"/>
-        </w:rPr>
-        <w:t>2.</w:t>
-      </w:r>
-      <w:r>
-        <w:rPr>
-          <w:rFonts w:ascii="Segoe UI" w:eastAsia="宋体" w:hAnsi="Segoe UI" w:cs="Segoe UI"/>
-          <w:color w:val="3C464F"/>
-          <w:kern w:val="0"/>
-          <w:sz w:val="24"/>
-        </w:rPr>
-        <w:t>大学生敢想敢干，企业乐抛橄榄枝</w:t>
-      </w:r>
-    </w:p>
-    <w:p>
-      <w:pPr>
-        <w:pStyle w:val="a6"/>
-        <w:widowControl/>
-        <w:shd w:val="clear" w:color="auto" w:fill="F5F7FA"/>
-        <w:spacing w:line="360" w:lineRule="exact"/>
-        <w:ind w:left="578" w:firstLine="419"/>
-        <w:rPr>
-          <w:rFonts w:ascii="Segoe UI" w:eastAsia="宋体" w:hAnsi="Segoe UI" w:cs="Segoe UI"/>
-          <w:color w:val="3C464F"/>
-          <w:kern w:val="0"/>
-          <w:sz w:val="24"/>
-        </w:rPr>
-      </w:pPr>
-      <w:r>
-        <w:rPr>
-          <w:rFonts w:ascii="Segoe UI" w:eastAsia="宋体" w:hAnsi="Segoe UI" w:cs="Segoe UI"/>
-          <w:color w:val="3C464F"/>
-          <w:kern w:val="0"/>
-          <w:sz w:val="24"/>
-        </w:rPr>
-        <w:t>3.</w:t>
-      </w:r>
-      <w:r>
-        <w:rPr>
-          <w:rFonts w:ascii="Segoe UI" w:eastAsia="宋体" w:hAnsi="Segoe UI" w:cs="Segoe UI"/>
-          <w:color w:val="3C464F"/>
-          <w:kern w:val="0"/>
-          <w:sz w:val="24"/>
-        </w:rPr>
-        <w:t>获奖作品接地气，智能化走进生活</w:t>
-      </w:r>
-    </w:p>
-    <w:p>
-      <w:pPr>
-        <w:pStyle w:val="a6"/>
-        <w:widowControl/>
-        <w:shd w:val="clear" w:color="auto" w:fill="F5F7FA"/>
-        <w:spacing w:line="360" w:lineRule="exact"/>
-        <w:ind w:left="578" w:firstLine="419"/>
-        <w:rPr>
-          <w:rFonts w:ascii="Segoe UI" w:eastAsia="宋体" w:hAnsi="Segoe UI" w:cs="Segoe UI"/>
-          <w:color w:val="3C464F"/>
-          <w:kern w:val="0"/>
-          <w:sz w:val="24"/>
-        </w:rPr>
-      </w:pPr>
-      <w:r>
-        <w:rPr>
-          <w:rFonts w:ascii="Segoe UI" w:eastAsia="宋体" w:hAnsi="Segoe UI" w:cs="Segoe UI"/>
-          <w:color w:val="3C464F"/>
-          <w:kern w:val="0"/>
-          <w:sz w:val="24"/>
-        </w:rPr>
-        <w:t>4.</w:t>
-      </w:r>
-      <w:r>
-        <w:rPr>
-          <w:rFonts w:ascii="Segoe UI" w:eastAsia="宋体" w:hAnsi="Segoe UI" w:cs="Segoe UI"/>
-          <w:color w:val="3C464F"/>
-          <w:kern w:val="0"/>
-          <w:sz w:val="24"/>
-        </w:rPr>
-        <w:t>创意作品实用性强，</w:t>
-      </w:r>
-      <w:r>
         <w:rPr>
           <w:rFonts w:ascii="Segoe UI" w:eastAsia="宋体" w:hAnsi="Segoe UI" w:cs="Segoe UI"/>
           <w:b/>
@@ -32219,29 +34794,356 @@
           <w:kern w:val="0"/>
           <w:sz w:val="24"/>
         </w:rPr>
-        <w:t>解决了许多民生问题</w:t>
-      </w:r>
-      <w:r>
-        <w:rPr>
-          <w:rFonts w:ascii="Segoe UI" w:eastAsia="宋体" w:hAnsi="Segoe UI" w:cs="Segoe UI" w:hint="eastAsia"/>
+      </w:pPr>
+    </w:p>
+    <w:p>
+      <w:pPr>
+        <w:pStyle w:val="a6"/>
+        <w:widowControl/>
+        <w:shd w:val="clear" w:color="auto" w:fill="F5F7FA"/>
+        <w:spacing w:line="360" w:lineRule="exact"/>
+        <w:ind w:left="578"/>
+        <w:rPr>
+          <w:rFonts w:ascii="Segoe UI" w:eastAsia="宋体" w:hAnsi="Segoe UI" w:cs="Segoe UI"/>
           <w:b/>
           <w:bCs/>
           <w:color w:val="3C464F"/>
           <w:kern w:val="0"/>
           <w:sz w:val="24"/>
         </w:rPr>
-        <w:t>（小马哥说这个很牛，据说写出这个才可能有十分，不然最多七八分。</w:t>
-      </w:r>
-      <w:r>
-        <w:rPr>
-          <w:rFonts w:ascii="Segoe UI" w:eastAsia="宋体" w:hAnsi="Segoe UI" w:cs="Segoe UI" w:hint="eastAsia"/>
+      </w:pPr>
+      <w:r>
+        <w:rPr>
+          <w:rFonts w:ascii="Segoe UI" w:eastAsia="宋体" w:hAnsi="Segoe UI" w:cs="Segoe UI" w:hint="eastAsia"/>
+          <w:color w:val="3C464F"/>
+          <w:kern w:val="0"/>
+          <w:sz w:val="24"/>
+        </w:rPr>
+        <w:t>三、小马哥答案</w:t>
+      </w:r>
+    </w:p>
+    <w:p>
+      <w:pPr>
+        <w:pStyle w:val="a6"/>
+        <w:widowControl/>
+        <w:shd w:val="clear" w:color="auto" w:fill="F5F7FA"/>
+        <w:spacing w:line="360" w:lineRule="exact"/>
+        <w:ind w:left="578" w:firstLine="419"/>
+        <w:rPr>
+          <w:rFonts w:ascii="Segoe UI" w:eastAsia="宋体" w:hAnsi="Segoe UI" w:cs="Segoe UI"/>
+          <w:color w:val="3C464F"/>
+          <w:kern w:val="0"/>
+          <w:sz w:val="24"/>
+        </w:rPr>
+      </w:pPr>
+      <w:r>
+        <w:rPr>
+          <w:rFonts w:ascii="Segoe UI" w:eastAsia="宋体" w:hAnsi="Segoe UI" w:cs="Segoe UI"/>
+          <w:color w:val="3C464F"/>
+          <w:kern w:val="0"/>
+          <w:sz w:val="24"/>
+        </w:rPr>
+        <w:t>大学生敢想敢干，企业家乐于合作</w:t>
+      </w:r>
+      <w:r>
+        <w:rPr>
+          <w:rFonts w:ascii="Segoe UI" w:eastAsia="宋体" w:hAnsi="Segoe UI" w:cs="Segoe UI"/>
+          <w:color w:val="3C464F"/>
+          <w:kern w:val="0"/>
+          <w:sz w:val="24"/>
+        </w:rPr>
+        <w:t>;</w:t>
+      </w:r>
+    </w:p>
+    <w:p>
+      <w:pPr>
+        <w:pStyle w:val="a6"/>
+        <w:widowControl/>
+        <w:shd w:val="clear" w:color="auto" w:fill="F5F7FA"/>
+        <w:spacing w:line="360" w:lineRule="exact"/>
+        <w:ind w:left="578" w:firstLine="419"/>
+        <w:rPr>
+          <w:rFonts w:ascii="Segoe UI" w:eastAsia="宋体" w:hAnsi="Segoe UI" w:cs="Segoe UI"/>
+          <w:color w:val="3C464F"/>
+          <w:kern w:val="0"/>
+          <w:sz w:val="24"/>
+        </w:rPr>
+      </w:pPr>
+      <w:r>
+        <w:rPr>
+          <w:rFonts w:ascii="Segoe UI" w:eastAsia="宋体" w:hAnsi="Segoe UI" w:cs="Segoe UI"/>
+          <w:color w:val="3C464F"/>
+          <w:kern w:val="0"/>
+          <w:sz w:val="24"/>
+        </w:rPr>
+        <w:t>作品新颖有特色，智能化走进生活</w:t>
+      </w:r>
+      <w:r>
+        <w:rPr>
+          <w:rFonts w:ascii="Segoe UI" w:eastAsia="宋体" w:hAnsi="Segoe UI" w:cs="Segoe UI" w:hint="eastAsia"/>
+          <w:color w:val="3C464F"/>
+          <w:kern w:val="0"/>
+          <w:sz w:val="24"/>
+        </w:rPr>
+        <w:t>;</w:t>
+      </w:r>
+    </w:p>
+    <w:p>
+      <w:pPr>
+        <w:pStyle w:val="a6"/>
+        <w:widowControl/>
+        <w:shd w:val="clear" w:color="auto" w:fill="F5F7FA"/>
+        <w:spacing w:line="360" w:lineRule="exact"/>
+        <w:ind w:left="578" w:firstLine="419"/>
+        <w:rPr>
+          <w:rFonts w:ascii="Segoe UI" w:eastAsia="宋体" w:hAnsi="Segoe UI" w:cs="Segoe UI"/>
+          <w:color w:val="3C464F"/>
+          <w:kern w:val="0"/>
+          <w:sz w:val="24"/>
+        </w:rPr>
+      </w:pPr>
+      <w:r>
+        <w:rPr>
+          <w:rFonts w:ascii="Segoe UI" w:eastAsia="宋体" w:hAnsi="Segoe UI" w:cs="Segoe UI"/>
+          <w:color w:val="3C464F"/>
+          <w:kern w:val="0"/>
+          <w:sz w:val="24"/>
+        </w:rPr>
+        <w:t>创意作品守安全，市场</w:t>
+      </w:r>
+      <w:proofErr w:type="gramStart"/>
+      <w:r>
+        <w:rPr>
+          <w:rFonts w:ascii="Segoe UI" w:eastAsia="宋体" w:hAnsi="Segoe UI" w:cs="Segoe UI"/>
+          <w:color w:val="3C464F"/>
+          <w:kern w:val="0"/>
+          <w:sz w:val="24"/>
+        </w:rPr>
+        <w:t>价值获</w:t>
+      </w:r>
+      <w:proofErr w:type="gramEnd"/>
+      <w:r>
+        <w:rPr>
+          <w:rFonts w:ascii="Segoe UI" w:eastAsia="宋体" w:hAnsi="Segoe UI" w:cs="Segoe UI"/>
+          <w:color w:val="3C464F"/>
+          <w:kern w:val="0"/>
+          <w:sz w:val="24"/>
+        </w:rPr>
+        <w:t>首肯</w:t>
+      </w:r>
+      <w:r>
+        <w:rPr>
+          <w:rFonts w:ascii="Segoe UI" w:eastAsia="宋体" w:hAnsi="Segoe UI" w:cs="Segoe UI" w:hint="eastAsia"/>
+          <w:color w:val="3C464F"/>
+          <w:kern w:val="0"/>
+          <w:sz w:val="24"/>
+        </w:rPr>
+        <w:t>。</w:t>
+      </w:r>
+      <w:r>
+        <w:rPr>
+          <w:rFonts w:ascii="Segoe UI" w:eastAsia="宋体" w:hAnsi="Segoe UI" w:cs="Segoe UI" w:hint="eastAsia"/>
+          <w:color w:val="3C464F"/>
+          <w:kern w:val="0"/>
+          <w:sz w:val="24"/>
+        </w:rPr>
+        <w:br/>
+      </w:r>
+    </w:p>
+    <w:p>
+      <w:pPr>
+        <w:pStyle w:val="a6"/>
+        <w:widowControl/>
+        <w:shd w:val="clear" w:color="auto" w:fill="F5F7FA"/>
+        <w:spacing w:line="360" w:lineRule="exact"/>
+        <w:ind w:left="578" w:firstLine="419"/>
+        <w:rPr>
+          <w:rFonts w:ascii="Segoe UI" w:eastAsia="宋体" w:hAnsi="Segoe UI" w:cs="Segoe UI"/>
+          <w:color w:val="3C464F"/>
+          <w:kern w:val="0"/>
+          <w:sz w:val="24"/>
+        </w:rPr>
+      </w:pPr>
+      <w:r>
+        <w:rPr>
+          <w:rFonts w:ascii="Segoe UI" w:eastAsia="宋体" w:hAnsi="Segoe UI" w:cs="Segoe UI" w:hint="eastAsia"/>
+          <w:color w:val="3C464F"/>
+          <w:kern w:val="0"/>
+          <w:sz w:val="24"/>
+        </w:rPr>
+        <w:t>小马哥的终极答案（结合互联网上原来的标题，或许可以拿到十分）</w:t>
+      </w:r>
+    </w:p>
+    <w:p>
+      <w:pPr>
+        <w:pStyle w:val="a6"/>
+        <w:widowControl/>
+        <w:shd w:val="clear" w:color="auto" w:fill="F5F7FA"/>
+        <w:spacing w:line="360" w:lineRule="exact"/>
+        <w:ind w:left="578" w:firstLine="419"/>
+        <w:rPr>
+          <w:rFonts w:ascii="Segoe UI" w:eastAsia="宋体" w:hAnsi="Segoe UI" w:cs="Segoe UI"/>
+          <w:color w:val="3C464F"/>
+          <w:kern w:val="0"/>
+          <w:sz w:val="24"/>
+        </w:rPr>
+      </w:pPr>
+      <w:r>
+        <w:rPr>
+          <w:rFonts w:ascii="Segoe UI" w:eastAsia="宋体" w:hAnsi="Segoe UI" w:cs="Segoe UI"/>
+          <w:color w:val="3C464F"/>
+          <w:kern w:val="0"/>
+          <w:sz w:val="24"/>
+        </w:rPr>
+        <w:t>1.</w:t>
+      </w:r>
+      <w:r>
+        <w:rPr>
+          <w:rFonts w:ascii="Segoe UI" w:eastAsia="宋体" w:hAnsi="Segoe UI" w:cs="Segoe UI"/>
+          <w:color w:val="3C464F"/>
+          <w:kern w:val="0"/>
+          <w:sz w:val="24"/>
+        </w:rPr>
+        <w:t>大学生展出物联网创新作品</w:t>
+      </w:r>
+      <w:r>
+        <w:rPr>
+          <w:rFonts w:ascii="Segoe UI" w:eastAsia="宋体" w:hAnsi="Segoe UI" w:cs="Segoe UI"/>
+          <w:color w:val="3C464F"/>
+          <w:kern w:val="0"/>
+          <w:sz w:val="24"/>
+        </w:rPr>
+        <w:t xml:space="preserve"> </w:t>
+      </w:r>
+      <w:r>
+        <w:rPr>
+          <w:rFonts w:ascii="Segoe UI" w:eastAsia="宋体" w:hAnsi="Segoe UI" w:cs="Segoe UI"/>
+          <w:color w:val="3C464F"/>
+          <w:kern w:val="0"/>
+          <w:sz w:val="24"/>
+        </w:rPr>
+        <w:t>小发明解决大问题</w:t>
+      </w:r>
+    </w:p>
+    <w:p>
+      <w:pPr>
+        <w:pStyle w:val="a6"/>
+        <w:widowControl/>
+        <w:shd w:val="clear" w:color="auto" w:fill="F5F7FA"/>
+        <w:spacing w:line="360" w:lineRule="exact"/>
+        <w:ind w:left="578" w:firstLine="419"/>
+        <w:rPr>
+          <w:rFonts w:ascii="Segoe UI" w:eastAsia="宋体" w:hAnsi="Segoe UI" w:cs="Segoe UI"/>
+          <w:color w:val="3C464F"/>
+          <w:kern w:val="0"/>
+          <w:sz w:val="24"/>
+        </w:rPr>
+      </w:pPr>
+      <w:r>
+        <w:rPr>
+          <w:rFonts w:ascii="Segoe UI" w:eastAsia="宋体" w:hAnsi="Segoe UI" w:cs="Segoe UI"/>
+          <w:color w:val="3C464F"/>
+          <w:kern w:val="0"/>
+          <w:sz w:val="24"/>
+        </w:rPr>
+        <w:t>2.</w:t>
+      </w:r>
+      <w:r>
+        <w:rPr>
+          <w:rFonts w:ascii="Segoe UI" w:eastAsia="宋体" w:hAnsi="Segoe UI" w:cs="Segoe UI"/>
+          <w:color w:val="3C464F"/>
+          <w:kern w:val="0"/>
+          <w:sz w:val="24"/>
+        </w:rPr>
+        <w:t>大学生敢想敢干，</w:t>
+      </w:r>
+      <w:proofErr w:type="gramStart"/>
+      <w:r>
+        <w:rPr>
+          <w:rFonts w:ascii="Segoe UI" w:eastAsia="宋体" w:hAnsi="Segoe UI" w:cs="Segoe UI"/>
+          <w:color w:val="3C464F"/>
+          <w:kern w:val="0"/>
+          <w:sz w:val="24"/>
+        </w:rPr>
+        <w:t>企业乐抛橄榄枝</w:t>
+      </w:r>
+      <w:proofErr w:type="gramEnd"/>
+    </w:p>
+    <w:p>
+      <w:pPr>
+        <w:pStyle w:val="a6"/>
+        <w:widowControl/>
+        <w:shd w:val="clear" w:color="auto" w:fill="F5F7FA"/>
+        <w:spacing w:line="360" w:lineRule="exact"/>
+        <w:ind w:left="578" w:firstLine="419"/>
+        <w:rPr>
+          <w:rFonts w:ascii="Segoe UI" w:eastAsia="宋体" w:hAnsi="Segoe UI" w:cs="Segoe UI"/>
+          <w:color w:val="3C464F"/>
+          <w:kern w:val="0"/>
+          <w:sz w:val="24"/>
+        </w:rPr>
+      </w:pPr>
+      <w:r>
+        <w:rPr>
+          <w:rFonts w:ascii="Segoe UI" w:eastAsia="宋体" w:hAnsi="Segoe UI" w:cs="Segoe UI"/>
+          <w:color w:val="3C464F"/>
+          <w:kern w:val="0"/>
+          <w:sz w:val="24"/>
+        </w:rPr>
+        <w:t>3.</w:t>
+      </w:r>
+      <w:r>
+        <w:rPr>
+          <w:rFonts w:ascii="Segoe UI" w:eastAsia="宋体" w:hAnsi="Segoe UI" w:cs="Segoe UI"/>
+          <w:color w:val="3C464F"/>
+          <w:kern w:val="0"/>
+          <w:sz w:val="24"/>
+        </w:rPr>
+        <w:t>获奖作品接地气，智能化走进生活</w:t>
+      </w:r>
+    </w:p>
+    <w:p>
+      <w:pPr>
+        <w:pStyle w:val="a6"/>
+        <w:widowControl/>
+        <w:shd w:val="clear" w:color="auto" w:fill="F5F7FA"/>
+        <w:spacing w:line="360" w:lineRule="exact"/>
+        <w:ind w:left="578" w:firstLine="419"/>
+        <w:rPr>
+          <w:rFonts w:ascii="Segoe UI" w:eastAsia="宋体" w:hAnsi="Segoe UI" w:cs="Segoe UI"/>
+          <w:color w:val="3C464F"/>
+          <w:kern w:val="0"/>
+          <w:sz w:val="24"/>
+        </w:rPr>
+      </w:pPr>
+      <w:r>
+        <w:rPr>
+          <w:rFonts w:ascii="Segoe UI" w:eastAsia="宋体" w:hAnsi="Segoe UI" w:cs="Segoe UI"/>
+          <w:color w:val="3C464F"/>
+          <w:kern w:val="0"/>
+          <w:sz w:val="24"/>
+        </w:rPr>
+        <w:t>4.</w:t>
+      </w:r>
+      <w:r>
+        <w:rPr>
+          <w:rFonts w:ascii="Segoe UI" w:eastAsia="宋体" w:hAnsi="Segoe UI" w:cs="Segoe UI"/>
+          <w:color w:val="3C464F"/>
+          <w:kern w:val="0"/>
+          <w:sz w:val="24"/>
+        </w:rPr>
+        <w:t>创意作品实用性强，</w:t>
+      </w:r>
+      <w:r>
+        <w:rPr>
+          <w:rFonts w:ascii="Segoe UI" w:eastAsia="宋体" w:hAnsi="Segoe UI" w:cs="Segoe UI"/>
           <w:b/>
           <w:bCs/>
           <w:color w:val="3C464F"/>
           <w:kern w:val="0"/>
           <w:sz w:val="24"/>
         </w:rPr>
-        <w:t xml:space="preserve">   </w:t>
+        <w:t>解决了许多民生问题</w:t>
       </w:r>
       <w:r>
         <w:rPr>
@@ -32252,7 +35154,77 @@
           <w:kern w:val="0"/>
           <w:sz w:val="24"/>
         </w:rPr>
-        <w:t>符合第三境界的实用性，体现出大学生心系民生，感觉就不一样了，境界更高，很牛。</w:t>
+        <w:t>（小马哥说这个</w:t>
+      </w:r>
+      <w:proofErr w:type="gramStart"/>
+      <w:r>
+        <w:rPr>
+          <w:rFonts w:ascii="Segoe UI" w:eastAsia="宋体" w:hAnsi="Segoe UI" w:cs="Segoe UI" w:hint="eastAsia"/>
+          <w:b/>
+          <w:bCs/>
+          <w:color w:val="3C464F"/>
+          <w:kern w:val="0"/>
+          <w:sz w:val="24"/>
+        </w:rPr>
+        <w:t>很</w:t>
+      </w:r>
+      <w:proofErr w:type="gramEnd"/>
+      <w:r>
+        <w:rPr>
+          <w:rFonts w:ascii="Segoe UI" w:eastAsia="宋体" w:hAnsi="Segoe UI" w:cs="Segoe UI" w:hint="eastAsia"/>
+          <w:b/>
+          <w:bCs/>
+          <w:color w:val="3C464F"/>
+          <w:kern w:val="0"/>
+          <w:sz w:val="24"/>
+        </w:rPr>
+        <w:t>牛，据说写出这个才可能有十分，不然最多七八分。</w:t>
+      </w:r>
+      <w:r>
+        <w:rPr>
+          <w:rFonts w:ascii="Segoe UI" w:eastAsia="宋体" w:hAnsi="Segoe UI" w:cs="Segoe UI" w:hint="eastAsia"/>
+          <w:b/>
+          <w:bCs/>
+          <w:color w:val="3C464F"/>
+          <w:kern w:val="0"/>
+          <w:sz w:val="24"/>
+        </w:rPr>
+        <w:t xml:space="preserve">   </w:t>
+      </w:r>
+      <w:r>
+        <w:rPr>
+          <w:rFonts w:ascii="Segoe UI" w:eastAsia="宋体" w:hAnsi="Segoe UI" w:cs="Segoe UI" w:hint="eastAsia"/>
+          <w:b/>
+          <w:bCs/>
+          <w:color w:val="3C464F"/>
+          <w:kern w:val="0"/>
+          <w:sz w:val="24"/>
+        </w:rPr>
+        <w:t>符合第三境界的实用性，体现出大学生心系民生，感觉就不一样了，境界更高，</w:t>
+      </w:r>
+      <w:proofErr w:type="gramStart"/>
+      <w:r>
+        <w:rPr>
+          <w:rFonts w:ascii="Segoe UI" w:eastAsia="宋体" w:hAnsi="Segoe UI" w:cs="Segoe UI" w:hint="eastAsia"/>
+          <w:b/>
+          <w:bCs/>
+          <w:color w:val="3C464F"/>
+          <w:kern w:val="0"/>
+          <w:sz w:val="24"/>
+        </w:rPr>
+        <w:t>很</w:t>
+      </w:r>
+      <w:proofErr w:type="gramEnd"/>
+      <w:r>
+        <w:rPr>
+          <w:rFonts w:ascii="Segoe UI" w:eastAsia="宋体" w:hAnsi="Segoe UI" w:cs="Segoe UI" w:hint="eastAsia"/>
+          <w:b/>
+          <w:bCs/>
+          <w:color w:val="3C464F"/>
+          <w:kern w:val="0"/>
+          <w:sz w:val="24"/>
+        </w:rPr>
+        <w:t>牛。</w:t>
       </w:r>
       <w:r>
         <w:rPr>
@@ -33708,6 +36680,7 @@
         </w:rPr>
         <w:t>每年今天，我们会家家户户地宣传民居保护知识。</w:t>
       </w:r>
+      <w:proofErr w:type="gramStart"/>
       <w:r>
         <w:rPr>
           <w:rFonts w:ascii="Segoe UI" w:eastAsia="宋体" w:hAnsi="Segoe UI" w:cs="Segoe UI"/>
@@ -33726,6 +36699,7 @@
         </w:rPr>
         <w:t>当地世界文化遗产管理办公室的负责人介绍说</w:t>
       </w:r>
+      <w:proofErr w:type="gramEnd"/>
       <w:r>
         <w:rPr>
           <w:rFonts w:ascii="Segoe UI" w:eastAsia="宋体" w:hAnsi="Segoe UI" w:cs="Segoe UI"/>
@@ -33903,15 +36877,35 @@
           <w:kern w:val="0"/>
           <w:sz w:val="24"/>
         </w:rPr>
-        <w:t>中，还包括认租和认购在投资保护的前提下，认租、认购项目通过合理利用古建筑可以获得收益</w:t>
-      </w:r>
-      <w:r>
-        <w:rPr>
-          <w:rFonts w:ascii="Segoe UI" w:eastAsia="宋体" w:hAnsi="Segoe UI" w:cs="Segoe UI" w:hint="eastAsia"/>
+        <w:t>中，还</w:t>
+      </w:r>
+      <w:proofErr w:type="gramStart"/>
+      <w:r>
+        <w:rPr>
+          <w:rFonts w:ascii="Segoe UI" w:eastAsia="宋体" w:hAnsi="Segoe UI" w:cs="Segoe UI"/>
           <w:color w:val="FF0000"/>
           <w:kern w:val="0"/>
           <w:sz w:val="24"/>
         </w:rPr>
+        <w:t>包括认租和</w:t>
+      </w:r>
+      <w:proofErr w:type="gramEnd"/>
+      <w:r>
+        <w:rPr>
+          <w:rFonts w:ascii="Segoe UI" w:eastAsia="宋体" w:hAnsi="Segoe UI" w:cs="Segoe UI"/>
+          <w:color w:val="FF0000"/>
+          <w:kern w:val="0"/>
+          <w:sz w:val="24"/>
+        </w:rPr>
+        <w:t>认购在投资保护的前提下，认租、认购项目通过合理利用古建筑可以获得收益</w:t>
+      </w:r>
+      <w:r>
+        <w:rPr>
+          <w:rFonts w:ascii="Segoe UI" w:eastAsia="宋体" w:hAnsi="Segoe UI" w:cs="Segoe UI" w:hint="eastAsia"/>
+          <w:color w:val="FF0000"/>
+          <w:kern w:val="0"/>
+          <w:sz w:val="24"/>
+        </w:rPr>
         <w:t>。</w:t>
       </w:r>
       <w:r>
@@ -34073,7 +37067,27 @@
           <w:kern w:val="0"/>
           <w:sz w:val="24"/>
         </w:rPr>
-        <w:t>县用了五年时间，成功地完成了对百余个古村落和上千幢古民居的保护开发和利用，探索出了</w:t>
+        <w:t>县用了五年时间，成功地完成了对百余个古村落和</w:t>
+      </w:r>
+      <w:proofErr w:type="gramStart"/>
+      <w:r>
+        <w:rPr>
+          <w:rFonts w:ascii="Segoe UI" w:eastAsia="宋体" w:hAnsi="Segoe UI" w:cs="Segoe UI"/>
+          <w:color w:val="FF0000"/>
+          <w:kern w:val="0"/>
+          <w:sz w:val="24"/>
+        </w:rPr>
+        <w:t>上千幢古民居</w:t>
+      </w:r>
+      <w:proofErr w:type="gramEnd"/>
+      <w:r>
+        <w:rPr>
+          <w:rFonts w:ascii="Segoe UI" w:eastAsia="宋体" w:hAnsi="Segoe UI" w:cs="Segoe UI"/>
+          <w:color w:val="FF0000"/>
+          <w:kern w:val="0"/>
+          <w:sz w:val="24"/>
+        </w:rPr>
+        <w:t>的保护开发和利用，探索出了</w:t>
       </w:r>
       <w:r>
         <w:rPr>
@@ -34408,7 +37422,27 @@
           <w:kern w:val="0"/>
           <w:sz w:val="24"/>
         </w:rPr>
-        <w:t>、抢修保护利用、迁移保护利用、原地保护利用等为重点的古民居保护利用政策体系，对涉及的抢修迁移、认领、土地转让、房屋登记、资金支持等相关程序作出了明确规定为依法规范开展古民居保护管理工作提供了依据。</w:t>
+        <w:t>、抢修保护利用、迁移保护利用、原地保护利用等为重点的古民居保护利用政策体系，对涉及的抢修迁移、认领、土地转让、房屋登记、资金支持等相关程序</w:t>
+      </w:r>
+      <w:proofErr w:type="gramStart"/>
+      <w:r>
+        <w:rPr>
+          <w:rFonts w:ascii="Segoe UI" w:eastAsia="宋体" w:hAnsi="Segoe UI" w:cs="Segoe UI"/>
+          <w:color w:val="FF0000"/>
+          <w:kern w:val="0"/>
+          <w:sz w:val="24"/>
+        </w:rPr>
+        <w:t>作出</w:t>
+      </w:r>
+      <w:proofErr w:type="gramEnd"/>
+      <w:r>
+        <w:rPr>
+          <w:rFonts w:ascii="Segoe UI" w:eastAsia="宋体" w:hAnsi="Segoe UI" w:cs="Segoe UI"/>
+          <w:color w:val="FF0000"/>
+          <w:kern w:val="0"/>
+          <w:sz w:val="24"/>
+        </w:rPr>
+        <w:t>了明确规定为依法规范开展古民居保护管理工作提供了依据。</w:t>
       </w:r>
     </w:p>
     <w:p>
@@ -34636,7 +37670,27 @@
           <w:kern w:val="0"/>
           <w:sz w:val="24"/>
         </w:rPr>
-        <w:t>万元，用于修复当地国家级传统村落中的各级文物和符合政策的民居。符合条件的老屋至少能得到占修缮总费用</w:t>
+        <w:t>万元，用于修复当地国家级传统村落中的各级文物和符合政策的民居。符合条件的老屋至少能</w:t>
+      </w:r>
+      <w:proofErr w:type="gramStart"/>
+      <w:r>
+        <w:rPr>
+          <w:rFonts w:ascii="Segoe UI" w:eastAsia="宋体" w:hAnsi="Segoe UI" w:cs="Segoe UI"/>
+          <w:color w:val="FF0000"/>
+          <w:kern w:val="0"/>
+          <w:sz w:val="24"/>
+        </w:rPr>
+        <w:t>得到占修缮总</w:t>
+      </w:r>
+      <w:proofErr w:type="gramEnd"/>
+      <w:r>
+        <w:rPr>
+          <w:rFonts w:ascii="Segoe UI" w:eastAsia="宋体" w:hAnsi="Segoe UI" w:cs="Segoe UI"/>
+          <w:color w:val="FF0000"/>
+          <w:kern w:val="0"/>
+          <w:sz w:val="24"/>
+        </w:rPr>
+        <w:t>费用</w:t>
       </w:r>
       <w:r>
         <w:rPr>
@@ -34734,7 +37788,27 @@
           <w:kern w:val="0"/>
           <w:sz w:val="24"/>
         </w:rPr>
-        <w:t>以修复一栋民居为例，首先由户主根据房屋损毁情况提供图片证据及修复方案，然后交由专家委员会进行审核并作出修改，最终方案通过后再进行资金预算，政府补贴资金为预算资金的</w:t>
+        <w:t>以修复一栋民居为例，首先由户主根据房屋损毁情况提供图片证据及修复方案，然后交由专家委员会进行审核并</w:t>
+      </w:r>
+      <w:proofErr w:type="gramStart"/>
+      <w:r>
+        <w:rPr>
+          <w:rFonts w:ascii="Segoe UI" w:eastAsia="宋体" w:hAnsi="Segoe UI" w:cs="Segoe UI"/>
+          <w:color w:val="3C464F"/>
+          <w:kern w:val="0"/>
+          <w:sz w:val="24"/>
+        </w:rPr>
+        <w:t>作出</w:t>
+      </w:r>
+      <w:proofErr w:type="gramEnd"/>
+      <w:r>
+        <w:rPr>
+          <w:rFonts w:ascii="Segoe UI" w:eastAsia="宋体" w:hAnsi="Segoe UI" w:cs="Segoe UI"/>
+          <w:color w:val="3C464F"/>
+          <w:kern w:val="0"/>
+          <w:sz w:val="24"/>
+        </w:rPr>
+        <w:t>修改，最终方案通过后再进行资金预算，政府补贴资金为预算资金的</w:t>
       </w:r>
       <w:r>
         <w:rPr>
@@ -34752,7 +37826,27 @@
           <w:kern w:val="0"/>
           <w:sz w:val="24"/>
         </w:rPr>
-        <w:t>。双方确认并签订合同后便可施工。施工过程中要随时接受专家巡查并按照整改意见来调整，施工进度完成三分之一时政府支付部分补贴资金，工程完工后通过专家验收再支付剩余补贴。</w:t>
+        <w:t>。双方确认并签订合同后便可施工。施工过程中要随时接受专家巡查并按照整改意见来调整，施工进度完成三分之一时政府支付部分补贴资金，工程完工后通过专家</w:t>
+      </w:r>
+      <w:proofErr w:type="gramStart"/>
+      <w:r>
+        <w:rPr>
+          <w:rFonts w:ascii="Segoe UI" w:eastAsia="宋体" w:hAnsi="Segoe UI" w:cs="Segoe UI"/>
+          <w:color w:val="3C464F"/>
+          <w:kern w:val="0"/>
+          <w:sz w:val="24"/>
+        </w:rPr>
+        <w:t>验收再</w:t>
+      </w:r>
+      <w:proofErr w:type="gramEnd"/>
+      <w:r>
+        <w:rPr>
+          <w:rFonts w:ascii="Segoe UI" w:eastAsia="宋体" w:hAnsi="Segoe UI" w:cs="Segoe UI"/>
+          <w:color w:val="3C464F"/>
+          <w:kern w:val="0"/>
+          <w:sz w:val="24"/>
+        </w:rPr>
+        <w:t>支付剩余补贴。</w:t>
       </w:r>
     </w:p>
     <w:p>
@@ -34803,7 +37897,27 @@
           <w:kern w:val="0"/>
           <w:sz w:val="24"/>
         </w:rPr>
-        <w:t>古民居流转改革试点工作，在依法保护的前提下，在保持原汁原味的基础上，不断丰富古建筑的内涵内质和利用方式。</w:t>
+        <w:t>古民居流转改革试点工作，在依法保护的前提下，在保持原汁原味的基础上，不断</w:t>
+      </w:r>
+      <w:proofErr w:type="gramStart"/>
+      <w:r>
+        <w:rPr>
+          <w:rFonts w:ascii="Segoe UI" w:eastAsia="宋体" w:hAnsi="Segoe UI" w:cs="Segoe UI"/>
+          <w:color w:val="FF0000"/>
+          <w:kern w:val="0"/>
+          <w:sz w:val="24"/>
+        </w:rPr>
+        <w:t>丰富古</w:t>
+      </w:r>
+      <w:proofErr w:type="gramEnd"/>
+      <w:r>
+        <w:rPr>
+          <w:rFonts w:ascii="Segoe UI" w:eastAsia="宋体" w:hAnsi="Segoe UI" w:cs="Segoe UI"/>
+          <w:color w:val="FF0000"/>
+          <w:kern w:val="0"/>
+          <w:sz w:val="24"/>
+        </w:rPr>
+        <w:t>建筑的内涵内质和利用方式。</w:t>
       </w:r>
       <w:r>
         <w:rPr>
@@ -34929,7 +38043,33 @@
           <w:sz w:val="24"/>
           <w:u w:val="single"/>
         </w:rPr>
-        <w:t>借力社会资本</w:t>
+        <w:t>借</w:t>
+      </w:r>
+      <w:proofErr w:type="gramStart"/>
+      <w:r>
+        <w:rPr>
+          <w:rFonts w:ascii="Segoe UI" w:eastAsia="宋体" w:hAnsi="Segoe UI" w:cs="Segoe UI"/>
+          <w:b/>
+          <w:bCs/>
+          <w:color w:val="FF0000"/>
+          <w:kern w:val="0"/>
+          <w:sz w:val="24"/>
+          <w:u w:val="single"/>
+        </w:rPr>
+        <w:t>力社会</w:t>
+      </w:r>
+      <w:proofErr w:type="gramEnd"/>
+      <w:r>
+        <w:rPr>
+          <w:rFonts w:ascii="Segoe UI" w:eastAsia="宋体" w:hAnsi="Segoe UI" w:cs="Segoe UI"/>
+          <w:b/>
+          <w:bCs/>
+          <w:color w:val="FF0000"/>
+          <w:kern w:val="0"/>
+          <w:sz w:val="24"/>
+          <w:u w:val="single"/>
+        </w:rPr>
+        <w:t>资本</w:t>
       </w:r>
       <w:r>
         <w:rPr>
@@ -35217,7 +38357,27 @@
           <w:kern w:val="0"/>
           <w:sz w:val="24"/>
         </w:rPr>
-        <w:t>这个题型很特殊，字数，得分，问法都不一般</w:t>
+        <w:t>这个</w:t>
+      </w:r>
+      <w:proofErr w:type="gramStart"/>
+      <w:r>
+        <w:rPr>
+          <w:rFonts w:ascii="Segoe UI" w:eastAsia="宋体" w:hAnsi="Segoe UI" w:cs="Segoe UI" w:hint="eastAsia"/>
+          <w:color w:val="578D31" w:themeColor="accent4" w:themeShade="BF"/>
+          <w:kern w:val="0"/>
+          <w:sz w:val="24"/>
+        </w:rPr>
+        <w:t>题型很</w:t>
+      </w:r>
+      <w:proofErr w:type="gramEnd"/>
+      <w:r>
+        <w:rPr>
+          <w:rFonts w:ascii="Segoe UI" w:eastAsia="宋体" w:hAnsi="Segoe UI" w:cs="Segoe UI" w:hint="eastAsia"/>
+          <w:color w:val="578D31" w:themeColor="accent4" w:themeShade="BF"/>
+          <w:kern w:val="0"/>
+          <w:sz w:val="24"/>
+        </w:rPr>
+        <w:t>特殊，字数，得分，问法都不一般</w:t>
       </w:r>
     </w:p>
     <w:p>
@@ -36257,7 +39417,25 @@
           <w:kern w:val="0"/>
           <w:sz w:val="24"/>
         </w:rPr>
-        <w:t>启动白村千栋工程，在保护中突出利用。为相关程序作出明确规定，为保护管理工作提供依据。</w:t>
+        <w:t>启动白村千栋工程，在保护中突出利用。为相关程序</w:t>
+      </w:r>
+      <w:proofErr w:type="gramStart"/>
+      <w:r>
+        <w:rPr>
+          <w:rFonts w:ascii="Segoe UI" w:eastAsia="宋体" w:hAnsi="Segoe UI" w:cs="Segoe UI" w:hint="eastAsia"/>
+          <w:kern w:val="0"/>
+          <w:sz w:val="24"/>
+        </w:rPr>
+        <w:t>作出</w:t>
+      </w:r>
+      <w:proofErr w:type="gramEnd"/>
+      <w:r>
+        <w:rPr>
+          <w:rFonts w:ascii="Segoe UI" w:eastAsia="宋体" w:hAnsi="Segoe UI" w:cs="Segoe UI" w:hint="eastAsia"/>
+          <w:kern w:val="0"/>
+          <w:sz w:val="24"/>
+        </w:rPr>
+        <w:t>明确规定，为保护管理工作提供依据。</w:t>
       </w:r>
       <w:r>
         <w:rPr>
@@ -36313,7 +39491,25 @@
           <w:kern w:val="0"/>
           <w:sz w:val="24"/>
         </w:rPr>
-        <w:t>借力社会资本，进行</w:t>
+        <w:t>借</w:t>
+      </w:r>
+      <w:proofErr w:type="gramStart"/>
+      <w:r>
+        <w:rPr>
+          <w:rFonts w:ascii="Segoe UI" w:eastAsia="宋体" w:hAnsi="Segoe UI" w:cs="Segoe UI" w:hint="eastAsia"/>
+          <w:kern w:val="0"/>
+          <w:sz w:val="24"/>
+        </w:rPr>
+        <w:t>力社会</w:t>
+      </w:r>
+      <w:proofErr w:type="gramEnd"/>
+      <w:r>
+        <w:rPr>
+          <w:rFonts w:ascii="Segoe UI" w:eastAsia="宋体" w:hAnsi="Segoe UI" w:cs="Segoe UI" w:hint="eastAsia"/>
+          <w:kern w:val="0"/>
+          <w:sz w:val="24"/>
+        </w:rPr>
+        <w:t>资本，进行</w:t>
       </w:r>
       <w:r>
         <w:rPr>
@@ -36572,8 +39768,18 @@
           <w:kern w:val="0"/>
           <w:sz w:val="24"/>
         </w:rPr>
-        <w:t>村支书和热心村民牵头，村民成立村志愿队当网格员</w:t>
-      </w:r>
+        <w:t>村支书和热心村民牵头，村民成立村志愿队当</w:t>
+      </w:r>
+      <w:proofErr w:type="gramStart"/>
+      <w:r>
+        <w:rPr>
+          <w:rFonts w:ascii="Segoe UI" w:eastAsia="宋体" w:hAnsi="Segoe UI" w:cs="Segoe UI"/>
+          <w:kern w:val="0"/>
+          <w:sz w:val="24"/>
+        </w:rPr>
+        <w:t>网格员</w:t>
+      </w:r>
+      <w:proofErr w:type="gramEnd"/>
       <w:r>
         <w:rPr>
           <w:rFonts w:ascii="Segoe UI" w:eastAsia="宋体" w:hAnsi="Segoe UI" w:cs="Segoe UI"/>
@@ -36666,7 +39872,25 @@
           <w:kern w:val="0"/>
           <w:sz w:val="24"/>
         </w:rPr>
-        <w:t>村民自筹，土地流转办联合社利润。</w:t>
+        <w:t>村民自筹，土地</w:t>
+      </w:r>
+      <w:proofErr w:type="gramStart"/>
+      <w:r>
+        <w:rPr>
+          <w:rFonts w:ascii="Segoe UI" w:eastAsia="宋体" w:hAnsi="Segoe UI" w:cs="Segoe UI"/>
+          <w:kern w:val="0"/>
+          <w:sz w:val="24"/>
+        </w:rPr>
+        <w:t>流转办</w:t>
+      </w:r>
+      <w:proofErr w:type="gramEnd"/>
+      <w:r>
+        <w:rPr>
+          <w:rFonts w:ascii="Segoe UI" w:eastAsia="宋体" w:hAnsi="Segoe UI" w:cs="Segoe UI"/>
+          <w:kern w:val="0"/>
+          <w:sz w:val="24"/>
+        </w:rPr>
+        <w:t>联合社利润。</w:t>
       </w:r>
       <w:r>
         <w:rPr>
@@ -36810,6 +40034,7 @@
         </w:rPr>
         <w:t>民居宣传保护日</w:t>
       </w:r>
+      <w:proofErr w:type="gramStart"/>
       <w:r>
         <w:rPr>
           <w:rFonts w:ascii="Segoe UI" w:eastAsia="宋体" w:hAnsi="Segoe UI" w:cs="Segoe UI"/>
@@ -36818,6 +40043,7 @@
         </w:rPr>
         <w:t>’</w:t>
       </w:r>
+      <w:proofErr w:type="gramEnd"/>
       <w:r>
         <w:rPr>
           <w:rFonts w:ascii="Segoe UI" w:eastAsia="宋体" w:hAnsi="Segoe UI" w:cs="Segoe UI"/>
@@ -37174,6 +40400,44 @@
     </w:sectPr>
   </w:body>
 </w:document>
+</file>
+
+<file path=word/endnotes.xml><?xml version="1.0" encoding="utf-8"?>
+<w:endnotes xmlns:wpc="http://schemas.microsoft.com/office/word/2010/wordprocessingCanvas" xmlns:cx="http://schemas.microsoft.com/office/drawing/2014/chartex" xmlns:cx1="http://schemas.microsoft.com/office/drawing/2015/9/8/chartex" xmlns:cx2="http://schemas.microsoft.com/office/drawing/2015/10/21/chartex" xmlns:cx3="http://schemas.microsoft.com/office/drawing/2016/5/9/chartex" xmlns:cx4="http://schemas.microsoft.com/office/drawing/2016/5/10/chartex" xmlns:cx5="http://schemas.microsoft.com/office/drawing/2016/5/11/chartex" xmlns:cx6="http://schemas.microsoft.com/office/drawing/2016/5/12/chartex" xmlns:cx7="http://schemas.microsoft.com/office/drawing/2016/5/13/chartex" xmlns:cx8="http://schemas.microsoft.com/office/drawing/2016/5/14/chartex" xmlns:mc="http://schemas.openxmlformats.org/markup-compatibility/2006" xmlns:aink="http://schemas.microsoft.com/office/drawing/2016/ink" xmlns:am3d="http://schemas.microsoft.com/office/drawing/2017/model3d" xmlns:o="urn:schemas-microsoft-com:office:office" xmlns:r="http://schemas.openxmlformats.org/officeDocument/2006/relationships" xmlns:m="http://schemas.openxmlformats.org/officeDocument/2006/math" xmlns:v="urn:schemas-microsoft-com:vml" xmlns:wp14="http://schemas.microsoft.com/office/word/2010/wordprocessingDrawing" xmlns:wp="http://schemas.openxmlformats.org/drawingml/2006/wordprocessingDrawing" xmlns:w10="urn:schemas-microsoft-com:office:word" xmlns:w="http://schemas.openxmlformats.org/wordprocessingml/2006/main" xmlns:w14="http://schemas.microsoft.com/office/word/2010/wordml" xmlns:w15="http://schemas.microsoft.com/office/word/2012/wordml" xmlns:w16cex="http://schemas.microsoft.com/office/word/2018/wordml/cex" xmlns:w16cid="http://schemas.microsoft.com/office/word/2016/wordml/cid" xmlns:w16="http://schemas.microsoft.com/office/word/2018/wordml" xmlns:w16sdtdh="http://schemas.microsoft.com/office/word/2020/wordml/sdtdatahash" xmlns:w16se="http://schemas.microsoft.com/office/word/2015/wordml/symex" xmlns:wpg="http://schemas.microsoft.com/office/word/2010/wordprocessingGroup" xmlns:wpi="http://schemas.microsoft.com/office/word/2010/wordprocessingInk" xmlns:wne="http://schemas.microsoft.com/office/word/2006/wordml" xmlns:wps="http://schemas.microsoft.com/office/word/2010/wordprocessingShape" mc:Ignorable="w14 w15 w16se w16cid w16 w16cex w16sdtdh wp14">
+  <w:endnote w:type="separator" w:id="-1">
+    <w:p>
+      <w:r>
+        <w:separator/>
+      </w:r>
+    </w:p>
+  </w:endnote>
+  <w:endnote w:type="continuationSeparator" w:id="0">
+    <w:p>
+      <w:r>
+        <w:continuationSeparator/>
+      </w:r>
+    </w:p>
+  </w:endnote>
+</w:endnotes>
+</file>
+
+<file path=word/footnotes.xml><?xml version="1.0" encoding="utf-8"?>
+<w:footnotes xmlns:wpc="http://schemas.microsoft.com/office/word/2010/wordprocessingCanvas" xmlns:cx="http://schemas.microsoft.com/office/drawing/2014/chartex" xmlns:cx1="http://schemas.microsoft.com/office/drawing/2015/9/8/chartex" xmlns:cx2="http://schemas.microsoft.com/office/drawing/2015/10/21/chartex" xmlns:cx3="http://schemas.microsoft.com/office/drawing/2016/5/9/chartex" xmlns:cx4="http://schemas.microsoft.com/office/drawing/2016/5/10/chartex" xmlns:cx5="http://schemas.microsoft.com/office/drawing/2016/5/11/chartex" xmlns:cx6="http://schemas.microsoft.com/office/drawing/2016/5/12/chartex" xmlns:cx7="http://schemas.microsoft.com/office/drawing/2016/5/13/chartex" xmlns:cx8="http://schemas.microsoft.com/office/drawing/2016/5/14/chartex" xmlns:mc="http://schemas.openxmlformats.org/markup-compatibility/2006" xmlns:aink="http://schemas.microsoft.com/office/drawing/2016/ink" xmlns:am3d="http://schemas.microsoft.com/office/drawing/2017/model3d" xmlns:o="urn:schemas-microsoft-com:office:office" xmlns:r="http://schemas.openxmlformats.org/officeDocument/2006/relationships" xmlns:m="http://schemas.openxmlformats.org/officeDocument/2006/math" xmlns:v="urn:schemas-microsoft-com:vml" xmlns:wp14="http://schemas.microsoft.com/office/word/2010/wordprocessingDrawing" xmlns:wp="http://schemas.openxmlformats.org/drawingml/2006/wordprocessingDrawing" xmlns:w10="urn:schemas-microsoft-com:office:word" xmlns:w="http://schemas.openxmlformats.org/wordprocessingml/2006/main" xmlns:w14="http://schemas.microsoft.com/office/word/2010/wordml" xmlns:w15="http://schemas.microsoft.com/office/word/2012/wordml" xmlns:w16cex="http://schemas.microsoft.com/office/word/2018/wordml/cex" xmlns:w16cid="http://schemas.microsoft.com/office/word/2016/wordml/cid" xmlns:w16="http://schemas.microsoft.com/office/word/2018/wordml" xmlns:w16sdtdh="http://schemas.microsoft.com/office/word/2020/wordml/sdtdatahash" xmlns:w16se="http://schemas.microsoft.com/office/word/2015/wordml/symex" xmlns:wpg="http://schemas.microsoft.com/office/word/2010/wordprocessingGroup" xmlns:wpi="http://schemas.microsoft.com/office/word/2010/wordprocessingInk" xmlns:wne="http://schemas.microsoft.com/office/word/2006/wordml" xmlns:wps="http://schemas.microsoft.com/office/word/2010/wordprocessingShape" mc:Ignorable="w14 w15 w16se w16cid w16 w16cex w16sdtdh wp14">
+  <w:footnote w:type="separator" w:id="-1">
+    <w:p>
+      <w:r>
+        <w:separator/>
+      </w:r>
+    </w:p>
+  </w:footnote>
+  <w:footnote w:type="continuationSeparator" w:id="0">
+    <w:p>
+      <w:r>
+        <w:continuationSeparator/>
+      </w:r>
+    </w:p>
+  </w:footnote>
+</w:footnotes>
 </file>
 
 <file path=word/numbering.xml><?xml version="1.0" encoding="utf-8"?>
